--- a/khaothi_2024_net_server/KhaoThi_2024_net_client/wwwroot/template/BaoCao_THPT.docx
+++ b/khaothi_2024_net_server/KhaoThi_2024_net_client/wwwroot/template/BaoCao_THPT.docx
@@ -66,12 +66,19 @@
           </w:p>
           <w:p>
             <w:pPr>
-              <w:spacing w:line="276" w:lineRule="auto"/>
-              <w:jc w:val="center"/>
-              <w:rPr>
-                <w:rFonts w:ascii="Times New Roman" w:hAnsi="Times New Roman"/>
-                <w:color w:val="000000"/>
-                <w:sz w:val="26"/>
+              <w:shd w:val="clear" w:color="auto" w:fill="FFFFFF"/>
+              <w:adjustRightInd w:val="0"/>
+              <w:snapToGrid w:val="0"/>
+              <w:spacing w:after="120"/>
+              <w:jc w:val="both"/>
+              <w:rPr>
+                <w:rFonts w:ascii="Times New Roman" w:hAnsi="Times New Roman"/>
+                <w:b/>
+                <w:bCs/>
+                <w:color w:val="000000" w:themeColor="text1"/>
+                <w:sz w:val="28"/>
+                <w:szCs w:val="28"/>
+                <w:lang w:val="en-US"/>
               </w:rPr>
             </w:pPr>
             <w:r>
@@ -81,7 +88,43 @@
                 <w:color w:val="000000"/>
                 <w:sz w:val="26"/>
               </w:rPr>
+              <w:t xml:space="preserve">      </w:t>
+            </w:r>
+            <w:r>
+              <w:rPr>
+                <w:rFonts w:ascii="Times New Roman" w:hAnsi="Times New Roman"/>
+                <w:b/>
+                <w:color w:val="000000"/>
+                <w:sz w:val="26"/>
+              </w:rPr>
               <w:t xml:space="preserve">THPT </w:t>
+            </w:r>
+            <w:r>
+              <w:rPr>
+                <w:rFonts w:ascii="Times New Roman" w:hAnsi="Times New Roman"/>
+                <w:b/>
+                <w:color w:val="000000"/>
+                <w:sz w:val="26"/>
+              </w:rPr>
+              <w:t>{{</w:t>
+            </w:r>
+            <w:r>
+              <w:rPr>
+                <w:rFonts w:ascii="Times New Roman" w:hAnsi="Times New Roman"/>
+                <w:b/>
+                <w:color w:val="000000"/>
+                <w:sz w:val="26"/>
+              </w:rPr>
+              <w:t>TENTRUONG</w:t>
+            </w:r>
+            <w:r>
+              <w:rPr>
+                <w:rFonts w:ascii="Times New Roman" w:hAnsi="Times New Roman"/>
+                <w:b/>
+                <w:color w:val="000000"/>
+                <w:sz w:val="26"/>
+              </w:rPr>
+              <w:t>}}</w:t>
             </w:r>
           </w:p>
         </w:tc>
@@ -445,7 +488,7 @@
     <w:p>
       <w:pPr>
         <w:spacing w:before="600"/>
-        <w:ind w:firstLine="1134"/>
+        <w:ind w:firstLine="1276"/>
         <w:jc w:val="both"/>
         <w:rPr>
           <w:rFonts w:ascii="Times New Roman" w:hAnsi="Times New Roman"/>
@@ -511,11 +554,15 @@
     </w:p>
     <w:p>
       <w:pPr>
+        <w:pStyle w:val="ListParagraph"/>
+        <w:numPr>
+          <w:ilvl w:val="0"/>
+          <w:numId w:val="70"/>
+        </w:numPr>
         <w:shd w:val="clear" w:color="auto" w:fill="FFFFFF"/>
         <w:adjustRightInd w:val="0"/>
         <w:snapToGrid w:val="0"/>
-        <w:spacing w:after="120"/>
-        <w:ind w:firstLine="284"/>
+        <w:spacing w:before="120" w:after="120" w:line="276" w:lineRule="auto"/>
         <w:jc w:val="both"/>
         <w:rPr>
           <w:rFonts w:ascii="Times New Roman" w:hAnsi="Times New Roman"/>
@@ -533,16 +580,291 @@
           <w:sz w:val="28"/>
           <w:szCs w:val="28"/>
         </w:rPr>
-        <w:t>1. Thông tin đơn vị</w:t>
+        <w:t>Thông tin đơn vị</w:t>
       </w:r>
     </w:p>
+    <w:tbl>
+      <w:tblPr>
+        <w:tblStyle w:val="TableGrid"/>
+        <w:tblW w:w="9594" w:type="dxa"/>
+        <w:jc w:val="center"/>
+        <w:tblLook w:val="04A0" w:firstRow="1" w:lastRow="0" w:firstColumn="1" w:lastColumn="0" w:noHBand="0" w:noVBand="1"/>
+      </w:tblPr>
+      <w:tblGrid>
+        <w:gridCol w:w="3733"/>
+        <w:gridCol w:w="1327"/>
+        <w:gridCol w:w="2260"/>
+        <w:gridCol w:w="2274"/>
+      </w:tblGrid>
+      <w:tr>
+        <w:trPr>
+          <w:trHeight w:val="568"/>
+          <w:jc w:val="center"/>
+        </w:trPr>
+        <w:tc>
+          <w:tcPr>
+            <w:tcW w:w="3733" w:type="dxa"/>
+            <w:vAlign w:val="center"/>
+          </w:tcPr>
+          <w:p>
+            <w:pPr>
+              <w:adjustRightInd w:val="0"/>
+              <w:snapToGrid w:val="0"/>
+              <w:spacing w:before="120" w:after="120" w:line="276" w:lineRule="auto"/>
+              <w:jc w:val="center"/>
+              <w:rPr>
+                <w:rFonts w:ascii="Times New Roman" w:hAnsi="Times New Roman"/>
+                <w:b/>
+                <w:bCs/>
+                <w:sz w:val="28"/>
+                <w:szCs w:val="28"/>
+              </w:rPr>
+            </w:pPr>
+            <w:r>
+              <w:rPr>
+                <w:rFonts w:ascii="Times New Roman" w:hAnsi="Times New Roman"/>
+                <w:b/>
+                <w:bCs/>
+                <w:sz w:val="28"/>
+                <w:szCs w:val="28"/>
+              </w:rPr>
+              <w:t>Tên trường</w:t>
+            </w:r>
+          </w:p>
+        </w:tc>
+        <w:tc>
+          <w:tcPr>
+            <w:tcW w:w="1327" w:type="dxa"/>
+            <w:vAlign w:val="center"/>
+          </w:tcPr>
+          <w:p>
+            <w:pPr>
+              <w:adjustRightInd w:val="0"/>
+              <w:snapToGrid w:val="0"/>
+              <w:spacing w:before="120" w:after="120" w:line="276" w:lineRule="auto"/>
+              <w:jc w:val="center"/>
+              <w:rPr>
+                <w:rFonts w:ascii="Times New Roman" w:hAnsi="Times New Roman"/>
+                <w:b/>
+                <w:bCs/>
+                <w:sz w:val="28"/>
+                <w:szCs w:val="28"/>
+              </w:rPr>
+            </w:pPr>
+            <w:r>
+              <w:rPr>
+                <w:rFonts w:ascii="Times New Roman" w:hAnsi="Times New Roman"/>
+                <w:b/>
+                <w:bCs/>
+                <w:sz w:val="28"/>
+                <w:szCs w:val="28"/>
+              </w:rPr>
+              <w:t>Quận</w:t>
+            </w:r>
+          </w:p>
+        </w:tc>
+        <w:tc>
+          <w:tcPr>
+            <w:tcW w:w="2260" w:type="dxa"/>
+            <w:vAlign w:val="center"/>
+          </w:tcPr>
+          <w:p>
+            <w:pPr>
+              <w:adjustRightInd w:val="0"/>
+              <w:snapToGrid w:val="0"/>
+              <w:spacing w:before="120" w:after="120" w:line="276" w:lineRule="auto"/>
+              <w:jc w:val="center"/>
+              <w:rPr>
+                <w:rFonts w:ascii="Times New Roman" w:hAnsi="Times New Roman"/>
+                <w:b/>
+                <w:bCs/>
+                <w:sz w:val="28"/>
+                <w:szCs w:val="28"/>
+              </w:rPr>
+            </w:pPr>
+            <w:r>
+              <w:rPr>
+                <w:rFonts w:ascii="Times New Roman" w:hAnsi="Times New Roman"/>
+                <w:b/>
+                <w:bCs/>
+                <w:sz w:val="28"/>
+                <w:szCs w:val="28"/>
+              </w:rPr>
+              <w:t>Mã trường Sở</w:t>
+            </w:r>
+          </w:p>
+        </w:tc>
+        <w:tc>
+          <w:tcPr>
+            <w:tcW w:w="2274" w:type="dxa"/>
+            <w:vAlign w:val="center"/>
+          </w:tcPr>
+          <w:p>
+            <w:pPr>
+              <w:adjustRightInd w:val="0"/>
+              <w:snapToGrid w:val="0"/>
+              <w:spacing w:before="120" w:after="120" w:line="276" w:lineRule="auto"/>
+              <w:jc w:val="center"/>
+              <w:rPr>
+                <w:rFonts w:ascii="Times New Roman" w:hAnsi="Times New Roman"/>
+                <w:b/>
+                <w:bCs/>
+                <w:sz w:val="28"/>
+                <w:szCs w:val="28"/>
+              </w:rPr>
+            </w:pPr>
+            <w:r>
+              <w:rPr>
+                <w:rFonts w:ascii="Times New Roman" w:hAnsi="Times New Roman"/>
+                <w:b/>
+                <w:bCs/>
+                <w:sz w:val="28"/>
+                <w:szCs w:val="28"/>
+              </w:rPr>
+              <w:t>Mã trường Bộ</w:t>
+            </w:r>
+          </w:p>
+        </w:tc>
+      </w:tr>
+      <w:tr>
+        <w:trPr>
+          <w:trHeight w:val="668"/>
+          <w:jc w:val="center"/>
+        </w:trPr>
+        <w:tc>
+          <w:tcPr>
+            <w:tcW w:w="3733" w:type="dxa"/>
+            <w:vAlign w:val="center"/>
+          </w:tcPr>
+          <w:p>
+            <w:pPr>
+              <w:shd w:val="clear" w:color="auto" w:fill="FFFFFF"/>
+              <w:adjustRightInd w:val="0"/>
+              <w:snapToGrid w:val="0"/>
+              <w:spacing w:before="120" w:after="120" w:line="276" w:lineRule="auto"/>
+              <w:jc w:val="center"/>
+              <w:rPr>
+                <w:rFonts w:ascii="Times New Roman" w:hAnsi="Times New Roman"/>
+                <w:b/>
+                <w:bCs/>
+                <w:sz w:val="26"/>
+                <w:szCs w:val="26"/>
+              </w:rPr>
+            </w:pPr>
+            <w:r>
+              <w:rPr>
+                <w:rFonts w:ascii="Times New Roman" w:hAnsi="Times New Roman"/>
+                <w:b/>
+                <w:bCs/>
+                <w:sz w:val="26"/>
+                <w:szCs w:val="26"/>
+              </w:rPr>
+              <w:t>{{TenTruong}}</w:t>
+            </w:r>
+          </w:p>
+        </w:tc>
+        <w:tc>
+          <w:tcPr>
+            <w:tcW w:w="1327" w:type="dxa"/>
+            <w:vAlign w:val="center"/>
+          </w:tcPr>
+          <w:p>
+            <w:pPr>
+              <w:adjustRightInd w:val="0"/>
+              <w:snapToGrid w:val="0"/>
+              <w:spacing w:before="120" w:after="120" w:line="276" w:lineRule="auto"/>
+              <w:jc w:val="center"/>
+              <w:rPr>
+                <w:rFonts w:ascii="Times New Roman" w:hAnsi="Times New Roman"/>
+                <w:b/>
+                <w:bCs/>
+                <w:sz w:val="26"/>
+                <w:szCs w:val="26"/>
+              </w:rPr>
+            </w:pPr>
+            <w:r>
+              <w:rPr>
+                <w:rFonts w:ascii="Times New Roman" w:hAnsi="Times New Roman"/>
+                <w:b/>
+                <w:bCs/>
+                <w:sz w:val="26"/>
+                <w:szCs w:val="26"/>
+              </w:rPr>
+              <w:t>{{Quận}}</w:t>
+            </w:r>
+          </w:p>
+        </w:tc>
+        <w:tc>
+          <w:tcPr>
+            <w:tcW w:w="2260" w:type="dxa"/>
+            <w:vAlign w:val="center"/>
+          </w:tcPr>
+          <w:p>
+            <w:pPr>
+              <w:adjustRightInd w:val="0"/>
+              <w:snapToGrid w:val="0"/>
+              <w:spacing w:before="120" w:after="120" w:line="276" w:lineRule="auto"/>
+              <w:jc w:val="center"/>
+              <w:rPr>
+                <w:rFonts w:ascii="Times New Roman" w:hAnsi="Times New Roman"/>
+                <w:b/>
+                <w:bCs/>
+                <w:sz w:val="26"/>
+                <w:szCs w:val="26"/>
+              </w:rPr>
+            </w:pPr>
+            <w:r>
+              <w:rPr>
+                <w:rFonts w:ascii="Times New Roman" w:hAnsi="Times New Roman"/>
+                <w:b/>
+                <w:bCs/>
+                <w:sz w:val="26"/>
+                <w:szCs w:val="26"/>
+              </w:rPr>
+              <w:t>{{MaTruongSo}}</w:t>
+            </w:r>
+          </w:p>
+        </w:tc>
+        <w:tc>
+          <w:tcPr>
+            <w:tcW w:w="2274" w:type="dxa"/>
+            <w:vAlign w:val="center"/>
+          </w:tcPr>
+          <w:p>
+            <w:pPr>
+              <w:adjustRightInd w:val="0"/>
+              <w:snapToGrid w:val="0"/>
+              <w:spacing w:before="120" w:after="120" w:line="276" w:lineRule="auto"/>
+              <w:jc w:val="center"/>
+              <w:rPr>
+                <w:rFonts w:ascii="Times New Roman" w:hAnsi="Times New Roman"/>
+                <w:b/>
+                <w:bCs/>
+                <w:sz w:val="26"/>
+                <w:szCs w:val="26"/>
+              </w:rPr>
+            </w:pPr>
+            <w:r>
+              <w:rPr>
+                <w:rFonts w:ascii="Times New Roman" w:hAnsi="Times New Roman"/>
+                <w:b/>
+                <w:bCs/>
+                <w:sz w:val="26"/>
+                <w:szCs w:val="26"/>
+              </w:rPr>
+              <w:t>{{MaTruongBo}]</w:t>
+            </w:r>
+          </w:p>
+        </w:tc>
+      </w:tr>
+    </w:tbl>
     <w:p>
       <w:pPr>
         <w:shd w:val="clear" w:color="auto" w:fill="FFFFFF"/>
         <w:adjustRightInd w:val="0"/>
         <w:snapToGrid w:val="0"/>
-        <w:spacing w:after="120"/>
-        <w:ind w:firstLine="709"/>
+        <w:spacing w:before="120" w:after="120" w:line="276" w:lineRule="auto"/>
+        <w:ind w:firstLine="142"/>
         <w:jc w:val="both"/>
         <w:rPr>
           <w:rFonts w:ascii="Times New Roman" w:hAnsi="Times New Roman"/>
@@ -556,32 +878,48 @@
           <w:sz w:val="28"/>
           <w:szCs w:val="28"/>
         </w:rPr>
-        <w:t>{{MaTruong}}</w:t>
+        <w:t xml:space="preserve">  </w:t>
       </w:r>
-    </w:p>
-    <w:p>
-      <w:pPr>
-        <w:shd w:val="clear" w:color="auto" w:fill="FFFFFF"/>
-        <w:adjustRightInd w:val="0"/>
-        <w:snapToGrid w:val="0"/>
-        <w:spacing w:after="120"/>
-        <w:ind w:firstLine="709"/>
-        <w:jc w:val="both"/>
-        <w:rPr>
-          <w:rFonts w:ascii="Times New Roman" w:hAnsi="Times New Roman"/>
-          <w:color w:val="000000" w:themeColor="text1"/>
-          <w:sz w:val="28"/>
-          <w:szCs w:val="28"/>
-          <w:lang w:val="en-US"/>
-        </w:rPr>
-      </w:pPr>
       <w:r>
         <w:rPr>
           <w:rFonts w:ascii="Times New Roman" w:hAnsi="Times New Roman"/>
           <w:sz w:val="28"/>
           <w:szCs w:val="28"/>
         </w:rPr>
-        <w:t>{{TenTruong}}</w:t>
+        <w:tab/>
+        <w:t xml:space="preserve"> </w:t>
+      </w:r>
+      <w:r>
+        <w:rPr>
+          <w:rFonts w:ascii="Times New Roman" w:hAnsi="Times New Roman"/>
+          <w:sz w:val="28"/>
+          <w:szCs w:val="28"/>
+        </w:rPr>
+        <w:t xml:space="preserve">- </w:t>
+      </w:r>
+      <w:r>
+        <w:rPr>
+          <w:rFonts w:ascii="Times New Roman" w:hAnsi="Times New Roman"/>
+          <w:sz w:val="28"/>
+          <w:szCs w:val="28"/>
+        </w:rPr>
+        <w:t xml:space="preserve">Email </w:t>
+      </w:r>
+      <w:r>
+        <w:rPr>
+          <w:rFonts w:ascii="Times New Roman" w:hAnsi="Times New Roman"/>
+          <w:sz w:val="28"/>
+          <w:szCs w:val="28"/>
+        </w:rPr>
+        <w:t>nhận thông báo: {{EmailNhanThongBao}}</w:t>
+      </w:r>
+      <w:r>
+        <w:rPr>
+          <w:rFonts w:ascii="Times New Roman" w:hAnsi="Times New Roman"/>
+          <w:sz w:val="28"/>
+          <w:szCs w:val="28"/>
+        </w:rPr>
+        <w:t xml:space="preserve"> </w:t>
       </w:r>
     </w:p>
     <w:p>
@@ -589,28 +927,1277 @@
         <w:shd w:val="clear" w:color="auto" w:fill="FFFFFF"/>
         <w:adjustRightInd w:val="0"/>
         <w:snapToGrid w:val="0"/>
-        <w:spacing w:after="120"/>
-        <w:ind w:firstLine="709"/>
+        <w:spacing w:before="120" w:after="120" w:line="276" w:lineRule="auto"/>
+        <w:ind w:firstLine="426"/>
+        <w:jc w:val="both"/>
+        <w:rPr>
+          <w:rFonts w:ascii="Times New Roman" w:hAnsi="Times New Roman"/>
+          <w:sz w:val="28"/>
+          <w:szCs w:val="28"/>
+        </w:rPr>
+      </w:pPr>
+      <w:r>
+        <w:rPr>
+          <w:rFonts w:ascii="Times New Roman" w:hAnsi="Times New Roman"/>
+          <w:sz w:val="28"/>
+          <w:szCs w:val="28"/>
+        </w:rPr>
+        <w:t>- Loại hình: {{LoaiHinhDaoTao}}</w:t>
+      </w:r>
+    </w:p>
+    <w:p>
+      <w:pPr>
+        <w:shd w:val="clear" w:color="auto" w:fill="FFFFFF"/>
+        <w:adjustRightInd w:val="0"/>
+        <w:snapToGrid w:val="0"/>
+        <w:spacing w:before="120" w:after="120" w:line="276" w:lineRule="auto"/>
+        <w:ind w:firstLine="426"/>
+        <w:jc w:val="both"/>
+        <w:rPr>
+          <w:rFonts w:ascii="Times New Roman" w:hAnsi="Times New Roman"/>
+          <w:sz w:val="28"/>
+          <w:szCs w:val="28"/>
+        </w:rPr>
+      </w:pPr>
+      <w:r>
+        <w:rPr>
+          <w:rFonts w:ascii="Times New Roman" w:hAnsi="Times New Roman"/>
+          <w:sz w:val="28"/>
+          <w:szCs w:val="28"/>
+        </w:rPr>
+        <w:t>- Số điện thoại trường: {{SDTTruong}}</w:t>
+      </w:r>
+    </w:p>
+    <w:p>
+      <w:pPr>
+        <w:shd w:val="clear" w:color="auto" w:fill="FFFFFF"/>
+        <w:adjustRightInd w:val="0"/>
+        <w:snapToGrid w:val="0"/>
+        <w:spacing w:before="120" w:after="120" w:line="276" w:lineRule="auto"/>
+        <w:ind w:firstLine="426"/>
+        <w:jc w:val="both"/>
+        <w:rPr>
+          <w:rFonts w:ascii="Times New Roman" w:hAnsi="Times New Roman"/>
+          <w:sz w:val="28"/>
+          <w:szCs w:val="28"/>
+        </w:rPr>
+      </w:pPr>
+      <w:r>
+        <w:rPr>
+          <w:rFonts w:ascii="Times New Roman" w:hAnsi="Times New Roman"/>
+          <w:sz w:val="28"/>
+          <w:szCs w:val="28"/>
+        </w:rPr>
+        <w:t>- Số điện thoại phòng hội đồng: {{SDTHoiDong}}</w:t>
+      </w:r>
+    </w:p>
+    <w:p>
+      <w:pPr>
+        <w:shd w:val="clear" w:color="auto" w:fill="FFFFFF"/>
+        <w:adjustRightInd w:val="0"/>
+        <w:snapToGrid w:val="0"/>
+        <w:spacing w:before="120" w:after="120" w:line="276" w:lineRule="auto"/>
+        <w:ind w:firstLine="426"/>
+        <w:jc w:val="both"/>
+        <w:rPr>
+          <w:rFonts w:ascii="Times New Roman" w:hAnsi="Times New Roman"/>
+          <w:sz w:val="28"/>
+          <w:szCs w:val="28"/>
+        </w:rPr>
+      </w:pPr>
+      <w:r>
+        <w:rPr>
+          <w:rFonts w:ascii="Times New Roman" w:hAnsi="Times New Roman"/>
+          <w:sz w:val="28"/>
+          <w:szCs w:val="28"/>
+        </w:rPr>
+        <w:t>- Địa chỉ trường: {{DiaChiTruong}}</w:t>
+      </w:r>
+    </w:p>
+    <w:p>
+      <w:pPr>
+        <w:pStyle w:val="ListParagraph"/>
+        <w:numPr>
+          <w:ilvl w:val="0"/>
+          <w:numId w:val="70"/>
+        </w:numPr>
+        <w:shd w:val="clear" w:color="auto" w:fill="FFFFFF"/>
+        <w:adjustRightInd w:val="0"/>
+        <w:snapToGrid w:val="0"/>
+        <w:spacing w:before="120" w:after="120" w:line="276" w:lineRule="auto"/>
         <w:jc w:val="both"/>
         <w:rPr>
           <w:rFonts w:ascii="Times New Roman" w:hAnsi="Times New Roman"/>
           <w:b/>
-          <w:bCs/>
           <w:color w:val="000000" w:themeColor="text1"/>
           <w:sz w:val="28"/>
           <w:szCs w:val="28"/>
-          <w:lang w:val="en-US"/>
         </w:rPr>
       </w:pPr>
       <w:r>
         <w:rPr>
           <w:rFonts w:ascii="Times New Roman" w:hAnsi="Times New Roman"/>
           <w:b/>
-          <w:bCs/>
+          <w:color w:val="000000" w:themeColor="text1"/>
           <w:sz w:val="28"/>
           <w:szCs w:val="28"/>
         </w:rPr>
-        <w:t>{{TenTruong}}</w:t>
+        <w:t xml:space="preserve">Thông tin </w:t>
+      </w:r>
+      <w:r>
+        <w:rPr>
+          <w:rFonts w:ascii="Times New Roman" w:hAnsi="Times New Roman"/>
+          <w:b/>
+          <w:color w:val="000000" w:themeColor="text1"/>
+          <w:sz w:val="28"/>
+          <w:szCs w:val="28"/>
+        </w:rPr>
+        <w:t>cán bộ nhập liệu</w:t>
+      </w:r>
+    </w:p>
+    <w:tbl>
+      <w:tblPr>
+        <w:tblStyle w:val="TableGrid"/>
+        <w:tblW w:w="9612" w:type="dxa"/>
+        <w:jc w:val="center"/>
+        <w:tblLook w:val="04A0" w:firstRow="1" w:lastRow="0" w:firstColumn="1" w:lastColumn="0" w:noHBand="0" w:noVBand="1"/>
+      </w:tblPr>
+      <w:tblGrid>
+        <w:gridCol w:w="2405"/>
+        <w:gridCol w:w="7207"/>
+      </w:tblGrid>
+      <w:tr>
+        <w:trPr>
+          <w:trHeight w:val="668"/>
+          <w:jc w:val="center"/>
+        </w:trPr>
+        <w:tc>
+          <w:tcPr>
+            <w:tcW w:w="2405" w:type="dxa"/>
+            <w:vAlign w:val="center"/>
+          </w:tcPr>
+          <w:p>
+            <w:pPr>
+              <w:shd w:val="clear" w:color="auto" w:fill="FFFFFF"/>
+              <w:adjustRightInd w:val="0"/>
+              <w:snapToGrid w:val="0"/>
+              <w:spacing w:before="120" w:after="120" w:line="276" w:lineRule="auto"/>
+              <w:jc w:val="center"/>
+              <w:rPr>
+                <w:rFonts w:ascii="Times New Roman" w:hAnsi="Times New Roman"/>
+                <w:b/>
+                <w:bCs/>
+                <w:sz w:val="28"/>
+                <w:szCs w:val="28"/>
+              </w:rPr>
+            </w:pPr>
+            <w:r>
+              <w:rPr>
+                <w:rFonts w:ascii="Times New Roman" w:hAnsi="Times New Roman"/>
+                <w:b/>
+                <w:bCs/>
+                <w:sz w:val="28"/>
+                <w:szCs w:val="28"/>
+              </w:rPr>
+              <w:t>Họ tên</w:t>
+            </w:r>
+          </w:p>
+        </w:tc>
+        <w:tc>
+          <w:tcPr>
+            <w:tcW w:w="7207" w:type="dxa"/>
+            <w:vAlign w:val="center"/>
+          </w:tcPr>
+          <w:p>
+            <w:pPr>
+              <w:adjustRightInd w:val="0"/>
+              <w:snapToGrid w:val="0"/>
+              <w:spacing w:before="120" w:after="120" w:line="276" w:lineRule="auto"/>
+              <w:jc w:val="center"/>
+              <w:rPr>
+                <w:rFonts w:ascii="Times New Roman" w:hAnsi="Times New Roman"/>
+                <w:b/>
+                <w:bCs/>
+                <w:sz w:val="28"/>
+                <w:szCs w:val="28"/>
+              </w:rPr>
+            </w:pPr>
+            <w:r>
+              <w:rPr>
+                <w:rFonts w:ascii="Times New Roman" w:hAnsi="Times New Roman"/>
+                <w:b/>
+                <w:bCs/>
+                <w:sz w:val="28"/>
+                <w:szCs w:val="28"/>
+              </w:rPr>
+              <w:t>{{HoTenNguoiNhapLieu}}</w:t>
+            </w:r>
+          </w:p>
+        </w:tc>
+      </w:tr>
+      <w:tr>
+        <w:trPr>
+          <w:trHeight w:val="668"/>
+          <w:jc w:val="center"/>
+        </w:trPr>
+        <w:tc>
+          <w:tcPr>
+            <w:tcW w:w="2405" w:type="dxa"/>
+            <w:vAlign w:val="center"/>
+          </w:tcPr>
+          <w:p>
+            <w:pPr>
+              <w:shd w:val="clear" w:color="auto" w:fill="FFFFFF"/>
+              <w:adjustRightInd w:val="0"/>
+              <w:snapToGrid w:val="0"/>
+              <w:spacing w:before="120" w:after="120" w:line="276" w:lineRule="auto"/>
+              <w:jc w:val="center"/>
+              <w:rPr>
+                <w:rFonts w:ascii="Times New Roman" w:hAnsi="Times New Roman"/>
+                <w:b/>
+                <w:bCs/>
+                <w:sz w:val="28"/>
+                <w:szCs w:val="28"/>
+              </w:rPr>
+            </w:pPr>
+            <w:r>
+              <w:rPr>
+                <w:rFonts w:ascii="Times New Roman" w:hAnsi="Times New Roman"/>
+                <w:b/>
+                <w:bCs/>
+                <w:sz w:val="28"/>
+                <w:szCs w:val="28"/>
+              </w:rPr>
+              <w:t>Chức vụ</w:t>
+            </w:r>
+          </w:p>
+        </w:tc>
+        <w:tc>
+          <w:tcPr>
+            <w:tcW w:w="7207" w:type="dxa"/>
+            <w:vAlign w:val="center"/>
+          </w:tcPr>
+          <w:p>
+            <w:pPr>
+              <w:adjustRightInd w:val="0"/>
+              <w:snapToGrid w:val="0"/>
+              <w:spacing w:before="120" w:after="120" w:line="276" w:lineRule="auto"/>
+              <w:jc w:val="center"/>
+              <w:rPr>
+                <w:rFonts w:ascii="Times New Roman" w:hAnsi="Times New Roman"/>
+                <w:b/>
+                <w:bCs/>
+                <w:sz w:val="28"/>
+                <w:szCs w:val="28"/>
+              </w:rPr>
+            </w:pPr>
+            <w:r>
+              <w:rPr>
+                <w:rFonts w:ascii="Times New Roman" w:hAnsi="Times New Roman"/>
+                <w:b/>
+                <w:bCs/>
+                <w:sz w:val="28"/>
+                <w:szCs w:val="28"/>
+              </w:rPr>
+              <w:t>{{ChucVuNhapLieu}}</w:t>
+            </w:r>
+          </w:p>
+        </w:tc>
+      </w:tr>
+      <w:tr>
+        <w:trPr>
+          <w:trHeight w:val="668"/>
+          <w:jc w:val="center"/>
+        </w:trPr>
+        <w:tc>
+          <w:tcPr>
+            <w:tcW w:w="2405" w:type="dxa"/>
+            <w:vAlign w:val="center"/>
+          </w:tcPr>
+          <w:p>
+            <w:pPr>
+              <w:shd w:val="clear" w:color="auto" w:fill="FFFFFF"/>
+              <w:adjustRightInd w:val="0"/>
+              <w:snapToGrid w:val="0"/>
+              <w:spacing w:before="120" w:after="120" w:line="276" w:lineRule="auto"/>
+              <w:jc w:val="center"/>
+              <w:rPr>
+                <w:rFonts w:ascii="Times New Roman" w:hAnsi="Times New Roman"/>
+                <w:b/>
+                <w:bCs/>
+                <w:sz w:val="28"/>
+                <w:szCs w:val="28"/>
+              </w:rPr>
+            </w:pPr>
+            <w:r>
+              <w:rPr>
+                <w:rFonts w:ascii="Times New Roman" w:hAnsi="Times New Roman"/>
+                <w:b/>
+                <w:bCs/>
+                <w:sz w:val="28"/>
+                <w:szCs w:val="28"/>
+              </w:rPr>
+              <w:t>Số di động</w:t>
+            </w:r>
+          </w:p>
+        </w:tc>
+        <w:tc>
+          <w:tcPr>
+            <w:tcW w:w="7207" w:type="dxa"/>
+            <w:vAlign w:val="center"/>
+          </w:tcPr>
+          <w:p>
+            <w:pPr>
+              <w:adjustRightInd w:val="0"/>
+              <w:snapToGrid w:val="0"/>
+              <w:spacing w:before="120" w:after="120" w:line="276" w:lineRule="auto"/>
+              <w:jc w:val="center"/>
+              <w:rPr>
+                <w:rFonts w:ascii="Times New Roman" w:hAnsi="Times New Roman"/>
+                <w:b/>
+                <w:bCs/>
+                <w:sz w:val="28"/>
+                <w:szCs w:val="28"/>
+              </w:rPr>
+            </w:pPr>
+            <w:r>
+              <w:rPr>
+                <w:rFonts w:ascii="Times New Roman" w:hAnsi="Times New Roman"/>
+                <w:b/>
+                <w:bCs/>
+                <w:sz w:val="28"/>
+                <w:szCs w:val="28"/>
+              </w:rPr>
+              <w:t>{{SoDiDongNhapLieu}}</w:t>
+            </w:r>
+          </w:p>
+        </w:tc>
+      </w:tr>
+      <w:tr>
+        <w:trPr>
+          <w:trHeight w:val="668"/>
+          <w:jc w:val="center"/>
+        </w:trPr>
+        <w:tc>
+          <w:tcPr>
+            <w:tcW w:w="2405" w:type="dxa"/>
+            <w:vAlign w:val="center"/>
+          </w:tcPr>
+          <w:p>
+            <w:pPr>
+              <w:shd w:val="clear" w:color="auto" w:fill="FFFFFF"/>
+              <w:adjustRightInd w:val="0"/>
+              <w:snapToGrid w:val="0"/>
+              <w:spacing w:before="120" w:after="120" w:line="276" w:lineRule="auto"/>
+              <w:jc w:val="center"/>
+              <w:rPr>
+                <w:rFonts w:ascii="Times New Roman" w:hAnsi="Times New Roman"/>
+                <w:b/>
+                <w:bCs/>
+                <w:sz w:val="28"/>
+                <w:szCs w:val="28"/>
+              </w:rPr>
+            </w:pPr>
+            <w:r>
+              <w:rPr>
+                <w:rFonts w:ascii="Times New Roman" w:hAnsi="Times New Roman"/>
+                <w:b/>
+                <w:bCs/>
+                <w:sz w:val="28"/>
+                <w:szCs w:val="28"/>
+              </w:rPr>
+              <w:t>Email</w:t>
+            </w:r>
+          </w:p>
+        </w:tc>
+        <w:tc>
+          <w:tcPr>
+            <w:tcW w:w="7207" w:type="dxa"/>
+            <w:vAlign w:val="center"/>
+          </w:tcPr>
+          <w:p>
+            <w:pPr>
+              <w:adjustRightInd w:val="0"/>
+              <w:snapToGrid w:val="0"/>
+              <w:spacing w:before="120" w:after="120" w:line="276" w:lineRule="auto"/>
+              <w:jc w:val="center"/>
+              <w:rPr>
+                <w:rFonts w:ascii="Times New Roman" w:hAnsi="Times New Roman"/>
+                <w:b/>
+                <w:bCs/>
+                <w:sz w:val="28"/>
+                <w:szCs w:val="28"/>
+              </w:rPr>
+            </w:pPr>
+            <w:r>
+              <w:rPr>
+                <w:rFonts w:ascii="Times New Roman" w:hAnsi="Times New Roman"/>
+                <w:b/>
+                <w:bCs/>
+                <w:sz w:val="28"/>
+                <w:szCs w:val="28"/>
+              </w:rPr>
+              <w:t>{{EmailNhapLieu}}</w:t>
+            </w:r>
+          </w:p>
+        </w:tc>
+      </w:tr>
+    </w:tbl>
+    <w:p>
+      <w:pPr>
+        <w:pStyle w:val="ListParagraph"/>
+        <w:numPr>
+          <w:ilvl w:val="0"/>
+          <w:numId w:val="70"/>
+        </w:numPr>
+        <w:shd w:val="clear" w:color="auto" w:fill="FFFFFF"/>
+        <w:adjustRightInd w:val="0"/>
+        <w:snapToGrid w:val="0"/>
+        <w:spacing w:before="120" w:after="120" w:line="276" w:lineRule="auto"/>
+        <w:jc w:val="both"/>
+        <w:rPr>
+          <w:rFonts w:ascii="Times New Roman" w:hAnsi="Times New Roman"/>
+          <w:b/>
+          <w:color w:val="000000" w:themeColor="text1"/>
+          <w:sz w:val="28"/>
+          <w:szCs w:val="28"/>
+        </w:rPr>
+      </w:pPr>
+      <w:r>
+        <w:rPr>
+          <w:rFonts w:ascii="Times New Roman" w:hAnsi="Times New Roman"/>
+          <w:b/>
+          <w:color w:val="000000" w:themeColor="text1"/>
+          <w:sz w:val="28"/>
+          <w:szCs w:val="28"/>
+        </w:rPr>
+        <w:t xml:space="preserve">Thông tin </w:t>
+      </w:r>
+      <w:r>
+        <w:rPr>
+          <w:rFonts w:ascii="Times New Roman" w:hAnsi="Times New Roman"/>
+          <w:b/>
+          <w:color w:val="000000" w:themeColor="text1"/>
+          <w:sz w:val="28"/>
+          <w:szCs w:val="28"/>
+        </w:rPr>
+        <w:t>nhân sự</w:t>
+      </w:r>
+    </w:p>
+    <w:tbl>
+      <w:tblPr>
+        <w:tblStyle w:val="TableGrid"/>
+        <w:tblW w:w="9638" w:type="dxa"/>
+        <w:jc w:val="center"/>
+        <w:tblLayout w:type="fixed"/>
+        <w:tblLook w:val="04A0" w:firstRow="1" w:lastRow="0" w:firstColumn="1" w:lastColumn="0" w:noHBand="0" w:noVBand="1"/>
+      </w:tblPr>
+      <w:tblGrid>
+        <w:gridCol w:w="1274"/>
+        <w:gridCol w:w="1672"/>
+        <w:gridCol w:w="1673"/>
+        <w:gridCol w:w="1673"/>
+        <w:gridCol w:w="1673"/>
+        <w:gridCol w:w="1673"/>
+      </w:tblGrid>
+      <w:tr>
+        <w:trPr>
+          <w:trHeight w:val="927"/>
+          <w:jc w:val="center"/>
+        </w:trPr>
+        <w:tc>
+          <w:tcPr>
+            <w:tcW w:w="1274" w:type="dxa"/>
+          </w:tcPr>
+          <w:p>
+            <w:pPr>
+              <w:adjustRightInd w:val="0"/>
+              <w:snapToGrid w:val="0"/>
+              <w:spacing w:before="120" w:after="120" w:line="276" w:lineRule="auto"/>
+              <w:jc w:val="center"/>
+              <w:rPr>
+                <w:rFonts w:ascii="Times New Roman" w:hAnsi="Times New Roman"/>
+                <w:b/>
+                <w:bCs/>
+                <w:sz w:val="28"/>
+                <w:szCs w:val="28"/>
+              </w:rPr>
+            </w:pPr>
+          </w:p>
+        </w:tc>
+        <w:tc>
+          <w:tcPr>
+            <w:tcW w:w="1672" w:type="dxa"/>
+            <w:vAlign w:val="center"/>
+          </w:tcPr>
+          <w:p>
+            <w:pPr>
+              <w:adjustRightInd w:val="0"/>
+              <w:snapToGrid w:val="0"/>
+              <w:spacing w:before="120" w:after="120" w:line="276" w:lineRule="auto"/>
+              <w:jc w:val="center"/>
+              <w:rPr>
+                <w:rFonts w:ascii="Times New Roman" w:hAnsi="Times New Roman"/>
+                <w:b/>
+                <w:bCs/>
+                <w:sz w:val="28"/>
+                <w:szCs w:val="28"/>
+              </w:rPr>
+            </w:pPr>
+            <w:r>
+              <w:rPr>
+                <w:rFonts w:ascii="Times New Roman" w:hAnsi="Times New Roman"/>
+                <w:b/>
+                <w:bCs/>
+                <w:sz w:val="28"/>
+                <w:szCs w:val="28"/>
+              </w:rPr>
+              <w:t>Hiệu trưởng</w:t>
+            </w:r>
+          </w:p>
+        </w:tc>
+        <w:tc>
+          <w:tcPr>
+            <w:tcW w:w="1673" w:type="dxa"/>
+            <w:vAlign w:val="center"/>
+          </w:tcPr>
+          <w:p>
+            <w:pPr>
+              <w:adjustRightInd w:val="0"/>
+              <w:snapToGrid w:val="0"/>
+              <w:spacing w:before="120" w:after="120" w:line="276" w:lineRule="auto"/>
+              <w:jc w:val="center"/>
+              <w:rPr>
+                <w:rFonts w:ascii="Times New Roman" w:hAnsi="Times New Roman"/>
+                <w:b/>
+                <w:bCs/>
+                <w:sz w:val="28"/>
+                <w:szCs w:val="28"/>
+              </w:rPr>
+            </w:pPr>
+            <w:r>
+              <w:rPr>
+                <w:rFonts w:ascii="Times New Roman" w:hAnsi="Times New Roman"/>
+                <w:b/>
+                <w:bCs/>
+                <w:sz w:val="28"/>
+                <w:szCs w:val="28"/>
+              </w:rPr>
+              <w:t>Phó hiệu trưởng</w:t>
+            </w:r>
+          </w:p>
+        </w:tc>
+        <w:tc>
+          <w:tcPr>
+            <w:tcW w:w="1673" w:type="dxa"/>
+            <w:vAlign w:val="center"/>
+          </w:tcPr>
+          <w:p>
+            <w:pPr>
+              <w:adjustRightInd w:val="0"/>
+              <w:snapToGrid w:val="0"/>
+              <w:spacing w:before="120" w:after="120" w:line="276" w:lineRule="auto"/>
+              <w:jc w:val="center"/>
+              <w:rPr>
+                <w:rFonts w:ascii="Times New Roman" w:hAnsi="Times New Roman"/>
+                <w:b/>
+                <w:bCs/>
+                <w:sz w:val="28"/>
+                <w:szCs w:val="28"/>
+              </w:rPr>
+            </w:pPr>
+            <w:r>
+              <w:rPr>
+                <w:rFonts w:ascii="Times New Roman" w:hAnsi="Times New Roman"/>
+                <w:b/>
+                <w:bCs/>
+                <w:sz w:val="28"/>
+                <w:szCs w:val="28"/>
+              </w:rPr>
+              <w:t>Giáo viên</w:t>
+            </w:r>
+          </w:p>
+        </w:tc>
+        <w:tc>
+          <w:tcPr>
+            <w:tcW w:w="1673" w:type="dxa"/>
+            <w:vAlign w:val="center"/>
+          </w:tcPr>
+          <w:p>
+            <w:pPr>
+              <w:adjustRightInd w:val="0"/>
+              <w:snapToGrid w:val="0"/>
+              <w:spacing w:before="120" w:after="120" w:line="276" w:lineRule="auto"/>
+              <w:jc w:val="center"/>
+              <w:rPr>
+                <w:rFonts w:ascii="Times New Roman" w:hAnsi="Times New Roman"/>
+                <w:b/>
+                <w:bCs/>
+                <w:sz w:val="28"/>
+                <w:szCs w:val="28"/>
+              </w:rPr>
+            </w:pPr>
+            <w:r>
+              <w:rPr>
+                <w:rFonts w:ascii="Times New Roman" w:hAnsi="Times New Roman"/>
+                <w:b/>
+                <w:bCs/>
+                <w:sz w:val="28"/>
+                <w:szCs w:val="28"/>
+              </w:rPr>
+              <w:t>TTCM</w:t>
+            </w:r>
+          </w:p>
+        </w:tc>
+        <w:tc>
+          <w:tcPr>
+            <w:tcW w:w="1673" w:type="dxa"/>
+            <w:vAlign w:val="center"/>
+          </w:tcPr>
+          <w:p>
+            <w:pPr>
+              <w:adjustRightInd w:val="0"/>
+              <w:snapToGrid w:val="0"/>
+              <w:spacing w:before="120" w:after="120" w:line="276" w:lineRule="auto"/>
+              <w:jc w:val="center"/>
+              <w:rPr>
+                <w:rFonts w:ascii="Times New Roman" w:hAnsi="Times New Roman"/>
+                <w:b/>
+                <w:bCs/>
+                <w:sz w:val="28"/>
+                <w:szCs w:val="28"/>
+              </w:rPr>
+            </w:pPr>
+            <w:r>
+              <w:rPr>
+                <w:rFonts w:ascii="Times New Roman" w:hAnsi="Times New Roman"/>
+                <w:b/>
+                <w:bCs/>
+                <w:sz w:val="28"/>
+                <w:szCs w:val="28"/>
+              </w:rPr>
+              <w:t>Nhân viên</w:t>
+            </w:r>
+          </w:p>
+        </w:tc>
+      </w:tr>
+      <w:tr>
+        <w:trPr>
+          <w:trHeight w:val="198"/>
+          <w:jc w:val="center"/>
+        </w:trPr>
+        <w:tc>
+          <w:tcPr>
+            <w:tcW w:w="1274" w:type="dxa"/>
+          </w:tcPr>
+          <w:p>
+            <w:pPr>
+              <w:adjustRightInd w:val="0"/>
+              <w:snapToGrid w:val="0"/>
+              <w:spacing w:before="120" w:after="120" w:line="276" w:lineRule="auto"/>
+              <w:jc w:val="center"/>
+              <w:rPr>
+                <w:rFonts w:ascii="Times New Roman" w:hAnsi="Times New Roman"/>
+                <w:b/>
+                <w:bCs/>
+                <w:sz w:val="28"/>
+                <w:szCs w:val="28"/>
+              </w:rPr>
+            </w:pPr>
+            <w:r>
+              <w:rPr>
+                <w:rFonts w:ascii="Times New Roman" w:hAnsi="Times New Roman"/>
+                <w:b/>
+                <w:bCs/>
+                <w:sz w:val="28"/>
+                <w:szCs w:val="28"/>
+              </w:rPr>
+              <w:t>Số lượng</w:t>
+            </w:r>
+          </w:p>
+        </w:tc>
+        <w:tc>
+          <w:tcPr>
+            <w:tcW w:w="1672" w:type="dxa"/>
+            <w:vAlign w:val="center"/>
+          </w:tcPr>
+          <w:p>
+            <w:pPr>
+              <w:adjustRightInd w:val="0"/>
+              <w:snapToGrid w:val="0"/>
+              <w:spacing w:before="120" w:after="120" w:line="276" w:lineRule="auto"/>
+              <w:jc w:val="center"/>
+              <w:rPr>
+                <w:rFonts w:ascii="Times New Roman" w:hAnsi="Times New Roman"/>
+                <w:sz w:val="28"/>
+                <w:szCs w:val="28"/>
+              </w:rPr>
+            </w:pPr>
+            <w:r>
+              <w:rPr>
+                <w:rFonts w:ascii="Times New Roman" w:hAnsi="Times New Roman"/>
+                <w:sz w:val="28"/>
+                <w:szCs w:val="28"/>
+              </w:rPr>
+              <w:t>{{HT}}</w:t>
+            </w:r>
+          </w:p>
+        </w:tc>
+        <w:tc>
+          <w:tcPr>
+            <w:tcW w:w="1673" w:type="dxa"/>
+            <w:vAlign w:val="center"/>
+          </w:tcPr>
+          <w:p>
+            <w:pPr>
+              <w:adjustRightInd w:val="0"/>
+              <w:snapToGrid w:val="0"/>
+              <w:spacing w:before="120" w:after="120" w:line="276" w:lineRule="auto"/>
+              <w:jc w:val="center"/>
+              <w:rPr>
+                <w:rFonts w:ascii="Times New Roman" w:hAnsi="Times New Roman"/>
+                <w:sz w:val="28"/>
+                <w:szCs w:val="28"/>
+              </w:rPr>
+            </w:pPr>
+            <w:r>
+              <w:rPr>
+                <w:rFonts w:ascii="Times New Roman" w:hAnsi="Times New Roman"/>
+                <w:sz w:val="28"/>
+                <w:szCs w:val="28"/>
+              </w:rPr>
+              <w:t>{{</w:t>
+            </w:r>
+            <w:r>
+              <w:rPr>
+                <w:rFonts w:ascii="Times New Roman" w:hAnsi="Times New Roman"/>
+                <w:sz w:val="28"/>
+                <w:szCs w:val="28"/>
+              </w:rPr>
+              <w:t>PHT</w:t>
+            </w:r>
+            <w:r>
+              <w:rPr>
+                <w:rFonts w:ascii="Times New Roman" w:hAnsi="Times New Roman"/>
+                <w:sz w:val="28"/>
+                <w:szCs w:val="28"/>
+              </w:rPr>
+              <w:t>}}</w:t>
+            </w:r>
+          </w:p>
+        </w:tc>
+        <w:tc>
+          <w:tcPr>
+            <w:tcW w:w="1673" w:type="dxa"/>
+            <w:vAlign w:val="center"/>
+          </w:tcPr>
+          <w:p>
+            <w:pPr>
+              <w:adjustRightInd w:val="0"/>
+              <w:snapToGrid w:val="0"/>
+              <w:spacing w:before="120" w:after="120" w:line="276" w:lineRule="auto"/>
+              <w:jc w:val="center"/>
+              <w:rPr>
+                <w:rFonts w:ascii="Times New Roman" w:hAnsi="Times New Roman"/>
+                <w:sz w:val="28"/>
+                <w:szCs w:val="28"/>
+              </w:rPr>
+            </w:pPr>
+            <w:r>
+              <w:rPr>
+                <w:rFonts w:ascii="Times New Roman" w:hAnsi="Times New Roman"/>
+                <w:sz w:val="28"/>
+                <w:szCs w:val="28"/>
+              </w:rPr>
+              <w:t>{{</w:t>
+            </w:r>
+            <w:r>
+              <w:rPr>
+                <w:rFonts w:ascii="Times New Roman" w:hAnsi="Times New Roman"/>
+                <w:sz w:val="28"/>
+                <w:szCs w:val="28"/>
+              </w:rPr>
+              <w:t>GiaoVien</w:t>
+            </w:r>
+            <w:r>
+              <w:rPr>
+                <w:rFonts w:ascii="Times New Roman" w:hAnsi="Times New Roman"/>
+                <w:sz w:val="28"/>
+                <w:szCs w:val="28"/>
+              </w:rPr>
+              <w:t>}</w:t>
+            </w:r>
+            <w:r>
+              <w:rPr>
+                <w:rFonts w:ascii="Times New Roman" w:hAnsi="Times New Roman"/>
+                <w:sz w:val="28"/>
+                <w:szCs w:val="28"/>
+              </w:rPr>
+              <w:t>}</w:t>
+            </w:r>
+          </w:p>
+        </w:tc>
+        <w:tc>
+          <w:tcPr>
+            <w:tcW w:w="1673" w:type="dxa"/>
+            <w:vAlign w:val="center"/>
+          </w:tcPr>
+          <w:p>
+            <w:pPr>
+              <w:adjustRightInd w:val="0"/>
+              <w:snapToGrid w:val="0"/>
+              <w:spacing w:before="120" w:after="120" w:line="276" w:lineRule="auto"/>
+              <w:jc w:val="center"/>
+              <w:rPr>
+                <w:rFonts w:ascii="Times New Roman" w:hAnsi="Times New Roman"/>
+                <w:sz w:val="28"/>
+                <w:szCs w:val="28"/>
+              </w:rPr>
+            </w:pPr>
+            <w:r>
+              <w:rPr>
+                <w:rFonts w:ascii="Times New Roman" w:hAnsi="Times New Roman"/>
+                <w:sz w:val="28"/>
+                <w:szCs w:val="28"/>
+              </w:rPr>
+              <w:t>{{TTCM}}</w:t>
+            </w:r>
+          </w:p>
+        </w:tc>
+        <w:tc>
+          <w:tcPr>
+            <w:tcW w:w="1673" w:type="dxa"/>
+            <w:vAlign w:val="center"/>
+          </w:tcPr>
+          <w:p>
+            <w:pPr>
+              <w:adjustRightInd w:val="0"/>
+              <w:snapToGrid w:val="0"/>
+              <w:spacing w:before="120" w:after="120" w:line="276" w:lineRule="auto"/>
+              <w:jc w:val="center"/>
+              <w:rPr>
+                <w:rFonts w:ascii="Times New Roman" w:hAnsi="Times New Roman"/>
+                <w:sz w:val="28"/>
+                <w:szCs w:val="28"/>
+              </w:rPr>
+            </w:pPr>
+            <w:r>
+              <w:rPr>
+                <w:rFonts w:ascii="Times New Roman" w:hAnsi="Times New Roman"/>
+                <w:sz w:val="28"/>
+                <w:szCs w:val="28"/>
+              </w:rPr>
+              <w:t>{{NhanVien}}</w:t>
+            </w:r>
+          </w:p>
+        </w:tc>
+      </w:tr>
+    </w:tbl>
+    <w:p>
+      <w:pPr>
+        <w:pStyle w:val="ListParagraph"/>
+        <w:numPr>
+          <w:ilvl w:val="0"/>
+          <w:numId w:val="70"/>
+        </w:numPr>
+        <w:shd w:val="clear" w:color="auto" w:fill="FFFFFF"/>
+        <w:adjustRightInd w:val="0"/>
+        <w:snapToGrid w:val="0"/>
+        <w:spacing w:before="120" w:after="120" w:line="276" w:lineRule="auto"/>
+        <w:jc w:val="both"/>
+        <w:rPr>
+          <w:rFonts w:ascii="Times New Roman" w:hAnsi="Times New Roman"/>
+          <w:b/>
+          <w:color w:val="000000" w:themeColor="text1"/>
+          <w:sz w:val="28"/>
+          <w:szCs w:val="28"/>
+        </w:rPr>
+      </w:pPr>
+      <w:r>
+        <w:rPr>
+          <w:rFonts w:ascii="Times New Roman" w:hAnsi="Times New Roman"/>
+          <w:b/>
+          <w:color w:val="000000" w:themeColor="text1"/>
+          <w:sz w:val="28"/>
+          <w:szCs w:val="28"/>
+        </w:rPr>
+        <w:t>Thông tin</w:t>
+      </w:r>
+      <w:r>
+        <w:rPr>
+          <w:rFonts w:ascii="Times New Roman" w:hAnsi="Times New Roman"/>
+          <w:b/>
+          <w:color w:val="000000" w:themeColor="text1"/>
+          <w:sz w:val="28"/>
+          <w:szCs w:val="28"/>
+        </w:rPr>
+        <w:t xml:space="preserve"> đề cử giáo viên, cơ sở vật chất phục vụ công tác coi thi</w:t>
+      </w:r>
+    </w:p>
+    <w:tbl>
+      <w:tblPr>
+        <w:tblStyle w:val="TableGrid"/>
+        <w:tblW w:w="9838" w:type="dxa"/>
+        <w:jc w:val="center"/>
+        <w:tblLayout w:type="fixed"/>
+        <w:tblLook w:val="04A0" w:firstRow="1" w:lastRow="0" w:firstColumn="1" w:lastColumn="0" w:noHBand="0" w:noVBand="1"/>
+      </w:tblPr>
+      <w:tblGrid>
+        <w:gridCol w:w="1413"/>
+        <w:gridCol w:w="3506"/>
+        <w:gridCol w:w="2306"/>
+        <w:gridCol w:w="2613"/>
+      </w:tblGrid>
+      <w:tr>
+        <w:trPr>
+          <w:trHeight w:val="294"/>
+          <w:jc w:val="center"/>
+        </w:trPr>
+        <w:tc>
+          <w:tcPr>
+            <w:tcW w:w="1413" w:type="dxa"/>
+          </w:tcPr>
+          <w:p>
+            <w:pPr>
+              <w:adjustRightInd w:val="0"/>
+              <w:snapToGrid w:val="0"/>
+              <w:spacing w:before="120" w:after="120" w:line="276" w:lineRule="auto"/>
+              <w:jc w:val="center"/>
+              <w:rPr>
+                <w:rFonts w:ascii="Times New Roman" w:hAnsi="Times New Roman"/>
+                <w:b/>
+                <w:bCs/>
+                <w:sz w:val="28"/>
+                <w:szCs w:val="28"/>
+              </w:rPr>
+            </w:pPr>
+          </w:p>
+        </w:tc>
+        <w:tc>
+          <w:tcPr>
+            <w:tcW w:w="3506" w:type="dxa"/>
+            <w:vAlign w:val="center"/>
+          </w:tcPr>
+          <w:p>
+            <w:pPr>
+              <w:adjustRightInd w:val="0"/>
+              <w:snapToGrid w:val="0"/>
+              <w:spacing w:before="120" w:after="120" w:line="276" w:lineRule="auto"/>
+              <w:jc w:val="center"/>
+              <w:rPr>
+                <w:rFonts w:ascii="Times New Roman" w:hAnsi="Times New Roman"/>
+                <w:b/>
+                <w:bCs/>
+                <w:sz w:val="28"/>
+                <w:szCs w:val="28"/>
+              </w:rPr>
+            </w:pPr>
+            <w:r>
+              <w:rPr>
+                <w:rFonts w:ascii="Times New Roman" w:hAnsi="Times New Roman"/>
+                <w:b/>
+                <w:bCs/>
+                <w:sz w:val="28"/>
+                <w:szCs w:val="28"/>
+              </w:rPr>
+              <w:t>Giáo vi</w:t>
+            </w:r>
+            <w:r>
+              <w:rPr>
+                <w:rFonts w:ascii="Times New Roman" w:hAnsi="Times New Roman"/>
+                <w:b/>
+                <w:bCs/>
+                <w:sz w:val="28"/>
+                <w:szCs w:val="28"/>
+              </w:rPr>
+              <w:t>ên đủ điều kiện tham gia coi thi</w:t>
+            </w:r>
+          </w:p>
+        </w:tc>
+        <w:tc>
+          <w:tcPr>
+            <w:tcW w:w="2306" w:type="dxa"/>
+            <w:vAlign w:val="center"/>
+          </w:tcPr>
+          <w:p>
+            <w:pPr>
+              <w:adjustRightInd w:val="0"/>
+              <w:snapToGrid w:val="0"/>
+              <w:spacing w:before="120" w:after="120" w:line="276" w:lineRule="auto"/>
+              <w:jc w:val="center"/>
+              <w:rPr>
+                <w:rFonts w:ascii="Times New Roman" w:hAnsi="Times New Roman"/>
+                <w:b/>
+                <w:bCs/>
+                <w:sz w:val="28"/>
+                <w:szCs w:val="28"/>
+              </w:rPr>
+            </w:pPr>
+            <w:r>
+              <w:rPr>
+                <w:rFonts w:ascii="Times New Roman" w:hAnsi="Times New Roman"/>
+                <w:b/>
+                <w:bCs/>
+                <w:sz w:val="28"/>
+                <w:szCs w:val="28"/>
+              </w:rPr>
+              <w:t>Số p</w:t>
+            </w:r>
+            <w:r>
+              <w:rPr>
+                <w:rFonts w:ascii="Times New Roman" w:hAnsi="Times New Roman"/>
+                <w:b/>
+                <w:bCs/>
+                <w:sz w:val="28"/>
+                <w:szCs w:val="28"/>
+              </w:rPr>
+              <w:t xml:space="preserve">hòng </w:t>
+            </w:r>
+            <w:r>
+              <w:rPr>
+                <w:rFonts w:ascii="Times New Roman" w:hAnsi="Times New Roman"/>
+                <w:b/>
+                <w:bCs/>
+                <w:sz w:val="28"/>
+                <w:szCs w:val="28"/>
+              </w:rPr>
+              <w:br/>
+            </w:r>
+            <w:r>
+              <w:rPr>
+                <w:rFonts w:ascii="Times New Roman" w:hAnsi="Times New Roman"/>
+                <w:b/>
+                <w:bCs/>
+                <w:sz w:val="28"/>
+                <w:szCs w:val="28"/>
+              </w:rPr>
+              <w:t>tối đa</w:t>
+            </w:r>
+          </w:p>
+        </w:tc>
+        <w:tc>
+          <w:tcPr>
+            <w:tcW w:w="2613" w:type="dxa"/>
+            <w:vAlign w:val="center"/>
+          </w:tcPr>
+          <w:p>
+            <w:pPr>
+              <w:adjustRightInd w:val="0"/>
+              <w:snapToGrid w:val="0"/>
+              <w:spacing w:before="120" w:after="120" w:line="276" w:lineRule="auto"/>
+              <w:jc w:val="center"/>
+              <w:rPr>
+                <w:rFonts w:ascii="Times New Roman" w:hAnsi="Times New Roman"/>
+                <w:b/>
+                <w:bCs/>
+                <w:sz w:val="28"/>
+                <w:szCs w:val="28"/>
+              </w:rPr>
+            </w:pPr>
+            <w:r>
+              <w:rPr>
+                <w:rFonts w:ascii="Times New Roman" w:hAnsi="Times New Roman"/>
+                <w:b/>
+                <w:bCs/>
+                <w:sz w:val="28"/>
+                <w:szCs w:val="28"/>
+              </w:rPr>
+              <w:t xml:space="preserve">Số phòng </w:t>
+            </w:r>
+            <w:r>
+              <w:rPr>
+                <w:rFonts w:ascii="Times New Roman" w:hAnsi="Times New Roman"/>
+                <w:b/>
+                <w:bCs/>
+                <w:sz w:val="28"/>
+                <w:szCs w:val="28"/>
+              </w:rPr>
+              <w:br/>
+            </w:r>
+            <w:r>
+              <w:rPr>
+                <w:rFonts w:ascii="Times New Roman" w:hAnsi="Times New Roman"/>
+                <w:b/>
+                <w:bCs/>
+                <w:sz w:val="28"/>
+                <w:szCs w:val="28"/>
+              </w:rPr>
+              <w:t>đủ điều kiện phục vụ công tác coi thi</w:t>
+            </w:r>
+          </w:p>
+        </w:tc>
+      </w:tr>
+      <w:tr>
+        <w:trPr>
+          <w:trHeight w:val="62"/>
+          <w:jc w:val="center"/>
+        </w:trPr>
+        <w:tc>
+          <w:tcPr>
+            <w:tcW w:w="1413" w:type="dxa"/>
+          </w:tcPr>
+          <w:p>
+            <w:pPr>
+              <w:adjustRightInd w:val="0"/>
+              <w:snapToGrid w:val="0"/>
+              <w:spacing w:before="120" w:after="120" w:line="276" w:lineRule="auto"/>
+              <w:jc w:val="center"/>
+              <w:rPr>
+                <w:rFonts w:ascii="Times New Roman" w:hAnsi="Times New Roman"/>
+                <w:b/>
+                <w:bCs/>
+                <w:sz w:val="28"/>
+                <w:szCs w:val="28"/>
+              </w:rPr>
+            </w:pPr>
+            <w:r>
+              <w:rPr>
+                <w:rFonts w:ascii="Times New Roman" w:hAnsi="Times New Roman"/>
+                <w:b/>
+                <w:bCs/>
+                <w:sz w:val="28"/>
+                <w:szCs w:val="28"/>
+              </w:rPr>
+              <w:t>Số lượng</w:t>
+            </w:r>
+          </w:p>
+        </w:tc>
+        <w:tc>
+          <w:tcPr>
+            <w:tcW w:w="3506" w:type="dxa"/>
+            <w:vAlign w:val="center"/>
+          </w:tcPr>
+          <w:p>
+            <w:pPr>
+              <w:adjustRightInd w:val="0"/>
+              <w:snapToGrid w:val="0"/>
+              <w:spacing w:before="120" w:after="120" w:line="276" w:lineRule="auto"/>
+              <w:jc w:val="center"/>
+              <w:rPr>
+                <w:rFonts w:ascii="Times New Roman" w:hAnsi="Times New Roman"/>
+                <w:sz w:val="28"/>
+                <w:szCs w:val="28"/>
+              </w:rPr>
+            </w:pPr>
+            <w:r>
+              <w:rPr>
+                <w:rFonts w:ascii="Times New Roman" w:hAnsi="Times New Roman"/>
+                <w:sz w:val="28"/>
+                <w:szCs w:val="28"/>
+              </w:rPr>
+              <w:t>{{GiaoVien</w:t>
+            </w:r>
+            <w:r>
+              <w:rPr>
+                <w:rFonts w:ascii="Times New Roman" w:hAnsi="Times New Roman"/>
+                <w:sz w:val="28"/>
+                <w:szCs w:val="28"/>
+              </w:rPr>
+              <w:t>CoiThi</w:t>
+            </w:r>
+            <w:r>
+              <w:rPr>
+                <w:rFonts w:ascii="Times New Roman" w:hAnsi="Times New Roman"/>
+                <w:sz w:val="28"/>
+                <w:szCs w:val="28"/>
+              </w:rPr>
+              <w:t>}</w:t>
+            </w:r>
+            <w:r>
+              <w:rPr>
+                <w:rFonts w:ascii="Times New Roman" w:hAnsi="Times New Roman"/>
+                <w:sz w:val="28"/>
+                <w:szCs w:val="28"/>
+              </w:rPr>
+              <w:t>}</w:t>
+            </w:r>
+          </w:p>
+        </w:tc>
+        <w:tc>
+          <w:tcPr>
+            <w:tcW w:w="2306" w:type="dxa"/>
+            <w:vAlign w:val="center"/>
+          </w:tcPr>
+          <w:p>
+            <w:pPr>
+              <w:adjustRightInd w:val="0"/>
+              <w:snapToGrid w:val="0"/>
+              <w:spacing w:before="120" w:after="120" w:line="276" w:lineRule="auto"/>
+              <w:jc w:val="center"/>
+              <w:rPr>
+                <w:rFonts w:ascii="Times New Roman" w:hAnsi="Times New Roman"/>
+                <w:sz w:val="28"/>
+                <w:szCs w:val="28"/>
+              </w:rPr>
+            </w:pPr>
+            <w:r>
+              <w:rPr>
+                <w:rFonts w:ascii="Times New Roman" w:hAnsi="Times New Roman"/>
+                <w:sz w:val="28"/>
+                <w:szCs w:val="28"/>
+              </w:rPr>
+              <w:t>{{PhongToiDa}}</w:t>
+            </w:r>
+          </w:p>
+        </w:tc>
+        <w:tc>
+          <w:tcPr>
+            <w:tcW w:w="2613" w:type="dxa"/>
+            <w:vAlign w:val="center"/>
+          </w:tcPr>
+          <w:p>
+            <w:pPr>
+              <w:adjustRightInd w:val="0"/>
+              <w:snapToGrid w:val="0"/>
+              <w:spacing w:before="120" w:after="120" w:line="276" w:lineRule="auto"/>
+              <w:jc w:val="center"/>
+              <w:rPr>
+                <w:rFonts w:ascii="Times New Roman" w:hAnsi="Times New Roman"/>
+                <w:sz w:val="28"/>
+                <w:szCs w:val="28"/>
+              </w:rPr>
+            </w:pPr>
+            <w:r>
+              <w:rPr>
+                <w:rFonts w:ascii="Times New Roman" w:hAnsi="Times New Roman"/>
+                <w:sz w:val="28"/>
+                <w:szCs w:val="28"/>
+              </w:rPr>
+              <w:t>{{PhongDuDK}}</w:t>
+            </w:r>
+          </w:p>
+        </w:tc>
+      </w:tr>
+    </w:tbl>
+    <w:p>
+      <w:pPr>
+        <w:pStyle w:val="ListParagraph"/>
+        <w:numPr>
+          <w:ilvl w:val="0"/>
+          <w:numId w:val="70"/>
+        </w:numPr>
+        <w:shd w:val="clear" w:color="auto" w:fill="FFFFFF"/>
+        <w:adjustRightInd w:val="0"/>
+        <w:snapToGrid w:val="0"/>
+        <w:spacing w:before="120" w:after="120" w:line="276" w:lineRule="auto"/>
+        <w:jc w:val="both"/>
+        <w:rPr>
+          <w:rFonts w:ascii="Times New Roman" w:hAnsi="Times New Roman"/>
+          <w:b/>
+          <w:color w:val="000000" w:themeColor="text1"/>
+          <w:sz w:val="28"/>
+          <w:szCs w:val="28"/>
+        </w:rPr>
+      </w:pPr>
+      <w:r>
+        <w:rPr>
+          <w:rFonts w:ascii="Times New Roman" w:hAnsi="Times New Roman"/>
+          <w:b/>
+          <w:color w:val="000000" w:themeColor="text1"/>
+          <w:sz w:val="28"/>
+          <w:szCs w:val="28"/>
+        </w:rPr>
+        <w:t>Số lượng học sinh lớp 12</w:t>
       </w:r>
     </w:p>
     <w:p>
@@ -618,16 +2205,14 @@
         <w:shd w:val="clear" w:color="auto" w:fill="FFFFFF"/>
         <w:adjustRightInd w:val="0"/>
         <w:snapToGrid w:val="0"/>
-        <w:spacing w:after="120"/>
-        <w:ind w:firstLine="709"/>
+        <w:spacing w:before="120" w:after="120" w:line="276" w:lineRule="auto"/>
         <w:jc w:val="both"/>
         <w:rPr>
           <w:rFonts w:ascii="Times New Roman" w:hAnsi="Times New Roman"/>
-          <w:bCs/>
+          <w:b/>
           <w:color w:val="000000" w:themeColor="text1"/>
           <w:sz w:val="28"/>
           <w:szCs w:val="28"/>
-          <w:lang w:val="en-US"/>
         </w:rPr>
       </w:pPr>
     </w:p>
@@ -636,7 +2221,7 @@
         <w:shd w:val="clear" w:color="auto" w:fill="FFFFFF"/>
         <w:adjustRightInd w:val="0"/>
         <w:snapToGrid w:val="0"/>
-        <w:spacing w:after="120"/>
+        <w:spacing w:before="120" w:after="120" w:line="276" w:lineRule="auto"/>
         <w:ind w:firstLine="284"/>
         <w:jc w:val="both"/>
         <w:rPr>
@@ -673,7 +2258,7 @@
         <w:shd w:val="clear" w:color="auto" w:fill="FFFFFF"/>
         <w:adjustRightInd w:val="0"/>
         <w:snapToGrid w:val="0"/>
-        <w:spacing w:after="120"/>
+        <w:spacing w:before="120" w:after="120" w:line="276" w:lineRule="auto"/>
         <w:ind w:firstLine="709"/>
         <w:jc w:val="both"/>
         <w:rPr>
@@ -752,7 +2337,7 @@
         <w:shd w:val="clear" w:color="auto" w:fill="FFFFFF"/>
         <w:adjustRightInd w:val="0"/>
         <w:snapToGrid w:val="0"/>
-        <w:spacing w:after="120"/>
+        <w:spacing w:before="120" w:after="120" w:line="276" w:lineRule="auto"/>
         <w:ind w:firstLine="709"/>
         <w:jc w:val="both"/>
         <w:rPr>
@@ -834,7 +2419,7 @@
         <w:shd w:val="clear" w:color="auto" w:fill="FFFFFF"/>
         <w:adjustRightInd w:val="0"/>
         <w:snapToGrid w:val="0"/>
-        <w:spacing w:after="120"/>
+        <w:spacing w:before="120" w:after="120" w:line="276" w:lineRule="auto"/>
         <w:ind w:firstLine="709"/>
         <w:jc w:val="both"/>
         <w:rPr>
@@ -2359,6 +3944,95 @@
     </w:lvl>
   </w:abstractNum>
   <w:abstractNum w:abstractNumId="12" w15:restartNumberingAfterBreak="0">
+    <w:nsid w:val="0FB014CA"/>
+    <w:multiLevelType w:val="hybridMultilevel"/>
+    <w:tmpl w:val="EBBC1DC8"/>
+    <w:lvl w:ilvl="0" w:tplc="0722ED58">
+      <w:start w:val="1"/>
+      <w:numFmt w:val="decimal"/>
+      <w:lvlText w:val="%1."/>
+      <w:lvlJc w:val="left"/>
+      <w:pPr>
+        <w:ind w:left="644" w:hanging="360"/>
+      </w:pPr>
+      <w:rPr>
+        <w:rFonts w:hint="default"/>
+      </w:rPr>
+    </w:lvl>
+    <w:lvl w:ilvl="1" w:tplc="042A0019" w:tentative="1">
+      <w:start w:val="1"/>
+      <w:numFmt w:val="lowerLetter"/>
+      <w:lvlText w:val="%2."/>
+      <w:lvlJc w:val="left"/>
+      <w:pPr>
+        <w:ind w:left="1364" w:hanging="360"/>
+      </w:pPr>
+    </w:lvl>
+    <w:lvl w:ilvl="2" w:tplc="042A001B" w:tentative="1">
+      <w:start w:val="1"/>
+      <w:numFmt w:val="lowerRoman"/>
+      <w:lvlText w:val="%3."/>
+      <w:lvlJc w:val="right"/>
+      <w:pPr>
+        <w:ind w:left="2084" w:hanging="180"/>
+      </w:pPr>
+    </w:lvl>
+    <w:lvl w:ilvl="3" w:tplc="042A000F" w:tentative="1">
+      <w:start w:val="1"/>
+      <w:numFmt w:val="decimal"/>
+      <w:lvlText w:val="%4."/>
+      <w:lvlJc w:val="left"/>
+      <w:pPr>
+        <w:ind w:left="2804" w:hanging="360"/>
+      </w:pPr>
+    </w:lvl>
+    <w:lvl w:ilvl="4" w:tplc="042A0019" w:tentative="1">
+      <w:start w:val="1"/>
+      <w:numFmt w:val="lowerLetter"/>
+      <w:lvlText w:val="%5."/>
+      <w:lvlJc w:val="left"/>
+      <w:pPr>
+        <w:ind w:left="3524" w:hanging="360"/>
+      </w:pPr>
+    </w:lvl>
+    <w:lvl w:ilvl="5" w:tplc="042A001B" w:tentative="1">
+      <w:start w:val="1"/>
+      <w:numFmt w:val="lowerRoman"/>
+      <w:lvlText w:val="%6."/>
+      <w:lvlJc w:val="right"/>
+      <w:pPr>
+        <w:ind w:left="4244" w:hanging="180"/>
+      </w:pPr>
+    </w:lvl>
+    <w:lvl w:ilvl="6" w:tplc="042A000F" w:tentative="1">
+      <w:start w:val="1"/>
+      <w:numFmt w:val="decimal"/>
+      <w:lvlText w:val="%7."/>
+      <w:lvlJc w:val="left"/>
+      <w:pPr>
+        <w:ind w:left="4964" w:hanging="360"/>
+      </w:pPr>
+    </w:lvl>
+    <w:lvl w:ilvl="7" w:tplc="042A0019" w:tentative="1">
+      <w:start w:val="1"/>
+      <w:numFmt w:val="lowerLetter"/>
+      <w:lvlText w:val="%8."/>
+      <w:lvlJc w:val="left"/>
+      <w:pPr>
+        <w:ind w:left="5684" w:hanging="360"/>
+      </w:pPr>
+    </w:lvl>
+    <w:lvl w:ilvl="8" w:tplc="042A001B" w:tentative="1">
+      <w:start w:val="1"/>
+      <w:numFmt w:val="lowerRoman"/>
+      <w:lvlText w:val="%9."/>
+      <w:lvlJc w:val="right"/>
+      <w:pPr>
+        <w:ind w:left="6404" w:hanging="180"/>
+      </w:pPr>
+    </w:lvl>
+  </w:abstractNum>
+  <w:abstractNum w:abstractNumId="13" w15:restartNumberingAfterBreak="0">
     <w:nsid w:val="105D71E6"/>
     <w:multiLevelType w:val="multilevel"/>
     <w:tmpl w:val="C8BC5690"/>
@@ -2426,7 +4100,7 @@
       <w:lvlJc w:val="left"/>
     </w:lvl>
   </w:abstractNum>
-  <w:abstractNum w:abstractNumId="13" w15:restartNumberingAfterBreak="0">
+  <w:abstractNum w:abstractNumId="14" w15:restartNumberingAfterBreak="0">
     <w:nsid w:val="120B52E4"/>
     <w:multiLevelType w:val="multilevel"/>
     <w:tmpl w:val="5F1C0920"/>
@@ -2494,7 +4168,7 @@
       <w:lvlJc w:val="left"/>
     </w:lvl>
   </w:abstractNum>
-  <w:abstractNum w:abstractNumId="14" w15:restartNumberingAfterBreak="0">
+  <w:abstractNum w:abstractNumId="15" w15:restartNumberingAfterBreak="0">
     <w:nsid w:val="12A86256"/>
     <w:multiLevelType w:val="multilevel"/>
     <w:tmpl w:val="A2F66440"/>
@@ -2562,7 +4236,7 @@
       <w:lvlJc w:val="left"/>
     </w:lvl>
   </w:abstractNum>
-  <w:abstractNum w:abstractNumId="15" w15:restartNumberingAfterBreak="0">
+  <w:abstractNum w:abstractNumId="16" w15:restartNumberingAfterBreak="0">
     <w:nsid w:val="133C17B0"/>
     <w:multiLevelType w:val="hybridMultilevel"/>
     <w:tmpl w:val="4D9A8040"/>
@@ -2651,7 +4325,7 @@
       </w:pPr>
     </w:lvl>
   </w:abstractNum>
-  <w:abstractNum w:abstractNumId="16" w15:restartNumberingAfterBreak="0">
+  <w:abstractNum w:abstractNumId="17" w15:restartNumberingAfterBreak="0">
     <w:nsid w:val="14640369"/>
     <w:multiLevelType w:val="multilevel"/>
     <w:tmpl w:val="1090B284"/>
@@ -2719,7 +4393,7 @@
       <w:lvlJc w:val="left"/>
     </w:lvl>
   </w:abstractNum>
-  <w:abstractNum w:abstractNumId="17" w15:restartNumberingAfterBreak="0">
+  <w:abstractNum w:abstractNumId="18" w15:restartNumberingAfterBreak="0">
     <w:nsid w:val="16F4322D"/>
     <w:multiLevelType w:val="multilevel"/>
     <w:tmpl w:val="649C2582"/>
@@ -2787,7 +4461,7 @@
       <w:lvlJc w:val="left"/>
     </w:lvl>
   </w:abstractNum>
-  <w:abstractNum w:abstractNumId="18" w15:restartNumberingAfterBreak="0">
+  <w:abstractNum w:abstractNumId="19" w15:restartNumberingAfterBreak="0">
     <w:nsid w:val="1A6A7E56"/>
     <w:multiLevelType w:val="multilevel"/>
     <w:tmpl w:val="11E00E1C"/>
@@ -2855,7 +4529,96 @@
       <w:lvlJc w:val="left"/>
     </w:lvl>
   </w:abstractNum>
-  <w:abstractNum w:abstractNumId="19" w15:restartNumberingAfterBreak="0">
+  <w:abstractNum w:abstractNumId="20" w15:restartNumberingAfterBreak="0">
+    <w:nsid w:val="1C441B5D"/>
+    <w:multiLevelType w:val="hybridMultilevel"/>
+    <w:tmpl w:val="EBBC1DC8"/>
+    <w:lvl w:ilvl="0" w:tplc="0722ED58">
+      <w:start w:val="1"/>
+      <w:numFmt w:val="decimal"/>
+      <w:lvlText w:val="%1."/>
+      <w:lvlJc w:val="left"/>
+      <w:pPr>
+        <w:ind w:left="644" w:hanging="360"/>
+      </w:pPr>
+      <w:rPr>
+        <w:rFonts w:hint="default"/>
+      </w:rPr>
+    </w:lvl>
+    <w:lvl w:ilvl="1" w:tplc="042A0019" w:tentative="1">
+      <w:start w:val="1"/>
+      <w:numFmt w:val="lowerLetter"/>
+      <w:lvlText w:val="%2."/>
+      <w:lvlJc w:val="left"/>
+      <w:pPr>
+        <w:ind w:left="1364" w:hanging="360"/>
+      </w:pPr>
+    </w:lvl>
+    <w:lvl w:ilvl="2" w:tplc="042A001B" w:tentative="1">
+      <w:start w:val="1"/>
+      <w:numFmt w:val="lowerRoman"/>
+      <w:lvlText w:val="%3."/>
+      <w:lvlJc w:val="right"/>
+      <w:pPr>
+        <w:ind w:left="2084" w:hanging="180"/>
+      </w:pPr>
+    </w:lvl>
+    <w:lvl w:ilvl="3" w:tplc="042A000F" w:tentative="1">
+      <w:start w:val="1"/>
+      <w:numFmt w:val="decimal"/>
+      <w:lvlText w:val="%4."/>
+      <w:lvlJc w:val="left"/>
+      <w:pPr>
+        <w:ind w:left="2804" w:hanging="360"/>
+      </w:pPr>
+    </w:lvl>
+    <w:lvl w:ilvl="4" w:tplc="042A0019" w:tentative="1">
+      <w:start w:val="1"/>
+      <w:numFmt w:val="lowerLetter"/>
+      <w:lvlText w:val="%5."/>
+      <w:lvlJc w:val="left"/>
+      <w:pPr>
+        <w:ind w:left="3524" w:hanging="360"/>
+      </w:pPr>
+    </w:lvl>
+    <w:lvl w:ilvl="5" w:tplc="042A001B" w:tentative="1">
+      <w:start w:val="1"/>
+      <w:numFmt w:val="lowerRoman"/>
+      <w:lvlText w:val="%6."/>
+      <w:lvlJc w:val="right"/>
+      <w:pPr>
+        <w:ind w:left="4244" w:hanging="180"/>
+      </w:pPr>
+    </w:lvl>
+    <w:lvl w:ilvl="6" w:tplc="042A000F" w:tentative="1">
+      <w:start w:val="1"/>
+      <w:numFmt w:val="decimal"/>
+      <w:lvlText w:val="%7."/>
+      <w:lvlJc w:val="left"/>
+      <w:pPr>
+        <w:ind w:left="4964" w:hanging="360"/>
+      </w:pPr>
+    </w:lvl>
+    <w:lvl w:ilvl="7" w:tplc="042A0019" w:tentative="1">
+      <w:start w:val="1"/>
+      <w:numFmt w:val="lowerLetter"/>
+      <w:lvlText w:val="%8."/>
+      <w:lvlJc w:val="left"/>
+      <w:pPr>
+        <w:ind w:left="5684" w:hanging="360"/>
+      </w:pPr>
+    </w:lvl>
+    <w:lvl w:ilvl="8" w:tplc="042A001B" w:tentative="1">
+      <w:start w:val="1"/>
+      <w:numFmt w:val="lowerRoman"/>
+      <w:lvlText w:val="%9."/>
+      <w:lvlJc w:val="right"/>
+      <w:pPr>
+        <w:ind w:left="6404" w:hanging="180"/>
+      </w:pPr>
+    </w:lvl>
+  </w:abstractNum>
+  <w:abstractNum w:abstractNumId="21" w15:restartNumberingAfterBreak="0">
     <w:nsid w:val="21433FEC"/>
     <w:multiLevelType w:val="multilevel"/>
     <w:tmpl w:val="EDC07450"/>
@@ -2973,7 +4736,7 @@
       </w:rPr>
     </w:lvl>
   </w:abstractNum>
-  <w:abstractNum w:abstractNumId="20" w15:restartNumberingAfterBreak="0">
+  <w:abstractNum w:abstractNumId="22" w15:restartNumberingAfterBreak="0">
     <w:nsid w:val="22001661"/>
     <w:multiLevelType w:val="multilevel"/>
     <w:tmpl w:val="81C62BE6"/>
@@ -3041,7 +4804,7 @@
       <w:lvlJc w:val="left"/>
     </w:lvl>
   </w:abstractNum>
-  <w:abstractNum w:abstractNumId="21" w15:restartNumberingAfterBreak="0">
+  <w:abstractNum w:abstractNumId="23" w15:restartNumberingAfterBreak="0">
     <w:nsid w:val="22C6329C"/>
     <w:multiLevelType w:val="hybridMultilevel"/>
     <w:tmpl w:val="77988B00"/>
@@ -3154,7 +4917,7 @@
       </w:rPr>
     </w:lvl>
   </w:abstractNum>
-  <w:abstractNum w:abstractNumId="22" w15:restartNumberingAfterBreak="0">
+  <w:abstractNum w:abstractNumId="24" w15:restartNumberingAfterBreak="0">
     <w:nsid w:val="22D7526C"/>
     <w:multiLevelType w:val="multilevel"/>
     <w:tmpl w:val="9CF255EE"/>
@@ -3222,7 +4985,7 @@
       <w:lvlJc w:val="left"/>
     </w:lvl>
   </w:abstractNum>
-  <w:abstractNum w:abstractNumId="23" w15:restartNumberingAfterBreak="0">
+  <w:abstractNum w:abstractNumId="25" w15:restartNumberingAfterBreak="0">
     <w:nsid w:val="2387276E"/>
     <w:multiLevelType w:val="multilevel"/>
     <w:tmpl w:val="A05C67A2"/>
@@ -3290,7 +5053,7 @@
       <w:lvlJc w:val="left"/>
     </w:lvl>
   </w:abstractNum>
-  <w:abstractNum w:abstractNumId="24" w15:restartNumberingAfterBreak="0">
+  <w:abstractNum w:abstractNumId="26" w15:restartNumberingAfterBreak="0">
     <w:nsid w:val="2AD437BE"/>
     <w:multiLevelType w:val="multilevel"/>
     <w:tmpl w:val="70B40C32"/>
@@ -3358,7 +5121,7 @@
       <w:lvlJc w:val="left"/>
     </w:lvl>
   </w:abstractNum>
-  <w:abstractNum w:abstractNumId="25" w15:restartNumberingAfterBreak="0">
+  <w:abstractNum w:abstractNumId="27" w15:restartNumberingAfterBreak="0">
     <w:nsid w:val="2BF218FF"/>
     <w:multiLevelType w:val="multilevel"/>
     <w:tmpl w:val="5100BD1A"/>
@@ -3426,7 +5189,7 @@
       <w:lvlJc w:val="left"/>
     </w:lvl>
   </w:abstractNum>
-  <w:abstractNum w:abstractNumId="26" w15:restartNumberingAfterBreak="0">
+  <w:abstractNum w:abstractNumId="28" w15:restartNumberingAfterBreak="0">
     <w:nsid w:val="2DC35483"/>
     <w:multiLevelType w:val="multilevel"/>
     <w:tmpl w:val="E3E21AFC"/>
@@ -3494,7 +5257,7 @@
       <w:lvlJc w:val="left"/>
     </w:lvl>
   </w:abstractNum>
-  <w:abstractNum w:abstractNumId="27" w15:restartNumberingAfterBreak="0">
+  <w:abstractNum w:abstractNumId="29" w15:restartNumberingAfterBreak="0">
     <w:nsid w:val="2F087189"/>
     <w:multiLevelType w:val="multilevel"/>
     <w:tmpl w:val="A5600080"/>
@@ -3562,7 +5325,7 @@
       <w:lvlJc w:val="left"/>
     </w:lvl>
   </w:abstractNum>
-  <w:abstractNum w:abstractNumId="28" w15:restartNumberingAfterBreak="0">
+  <w:abstractNum w:abstractNumId="30" w15:restartNumberingAfterBreak="0">
     <w:nsid w:val="2F756071"/>
     <w:multiLevelType w:val="multilevel"/>
     <w:tmpl w:val="519AE2B4"/>
@@ -3630,7 +5393,7 @@
       <w:lvlJc w:val="left"/>
     </w:lvl>
   </w:abstractNum>
-  <w:abstractNum w:abstractNumId="29" w15:restartNumberingAfterBreak="0">
+  <w:abstractNum w:abstractNumId="31" w15:restartNumberingAfterBreak="0">
     <w:nsid w:val="2FD94429"/>
     <w:multiLevelType w:val="multilevel"/>
     <w:tmpl w:val="584A7F10"/>
@@ -3698,7 +5461,7 @@
       <w:lvlJc w:val="left"/>
     </w:lvl>
   </w:abstractNum>
-  <w:abstractNum w:abstractNumId="30" w15:restartNumberingAfterBreak="0">
+  <w:abstractNum w:abstractNumId="32" w15:restartNumberingAfterBreak="0">
     <w:nsid w:val="301E2DC8"/>
     <w:multiLevelType w:val="multilevel"/>
     <w:tmpl w:val="2FA2E5BC"/>
@@ -3766,7 +5529,7 @@
       <w:lvlJc w:val="left"/>
     </w:lvl>
   </w:abstractNum>
-  <w:abstractNum w:abstractNumId="31" w15:restartNumberingAfterBreak="0">
+  <w:abstractNum w:abstractNumId="33" w15:restartNumberingAfterBreak="0">
     <w:nsid w:val="32053315"/>
     <w:multiLevelType w:val="multilevel"/>
     <w:tmpl w:val="C41AA026"/>
@@ -3834,7 +5597,7 @@
       <w:lvlJc w:val="left"/>
     </w:lvl>
   </w:abstractNum>
-  <w:abstractNum w:abstractNumId="32" w15:restartNumberingAfterBreak="0">
+  <w:abstractNum w:abstractNumId="34" w15:restartNumberingAfterBreak="0">
     <w:nsid w:val="326E54C1"/>
     <w:multiLevelType w:val="multilevel"/>
     <w:tmpl w:val="937C7E40"/>
@@ -3902,7 +5665,7 @@
       <w:lvlJc w:val="left"/>
     </w:lvl>
   </w:abstractNum>
-  <w:abstractNum w:abstractNumId="33" w15:restartNumberingAfterBreak="0">
+  <w:abstractNum w:abstractNumId="35" w15:restartNumberingAfterBreak="0">
     <w:nsid w:val="3EE34519"/>
     <w:multiLevelType w:val="hybridMultilevel"/>
     <w:tmpl w:val="119293E4"/>
@@ -4015,7 +5778,7 @@
       </w:rPr>
     </w:lvl>
   </w:abstractNum>
-  <w:abstractNum w:abstractNumId="34" w15:restartNumberingAfterBreak="0">
+  <w:abstractNum w:abstractNumId="36" w15:restartNumberingAfterBreak="0">
     <w:nsid w:val="40763609"/>
     <w:multiLevelType w:val="multilevel"/>
     <w:tmpl w:val="4A6A3D80"/>
@@ -4083,7 +5846,7 @@
       <w:lvlJc w:val="left"/>
     </w:lvl>
   </w:abstractNum>
-  <w:abstractNum w:abstractNumId="35" w15:restartNumberingAfterBreak="0">
+  <w:abstractNum w:abstractNumId="37" w15:restartNumberingAfterBreak="0">
     <w:nsid w:val="4186016F"/>
     <w:multiLevelType w:val="multilevel"/>
     <w:tmpl w:val="7638E2C8"/>
@@ -4151,7 +5914,96 @@
       <w:lvlJc w:val="left"/>
     </w:lvl>
   </w:abstractNum>
-  <w:abstractNum w:abstractNumId="36" w15:restartNumberingAfterBreak="0">
+  <w:abstractNum w:abstractNumId="38" w15:restartNumberingAfterBreak="0">
+    <w:nsid w:val="43491094"/>
+    <w:multiLevelType w:val="hybridMultilevel"/>
+    <w:tmpl w:val="EBBC1DC8"/>
+    <w:lvl w:ilvl="0" w:tplc="0722ED58">
+      <w:start w:val="1"/>
+      <w:numFmt w:val="decimal"/>
+      <w:lvlText w:val="%1."/>
+      <w:lvlJc w:val="left"/>
+      <w:pPr>
+        <w:ind w:left="644" w:hanging="360"/>
+      </w:pPr>
+      <w:rPr>
+        <w:rFonts w:hint="default"/>
+      </w:rPr>
+    </w:lvl>
+    <w:lvl w:ilvl="1" w:tplc="042A0019" w:tentative="1">
+      <w:start w:val="1"/>
+      <w:numFmt w:val="lowerLetter"/>
+      <w:lvlText w:val="%2."/>
+      <w:lvlJc w:val="left"/>
+      <w:pPr>
+        <w:ind w:left="1364" w:hanging="360"/>
+      </w:pPr>
+    </w:lvl>
+    <w:lvl w:ilvl="2" w:tplc="042A001B" w:tentative="1">
+      <w:start w:val="1"/>
+      <w:numFmt w:val="lowerRoman"/>
+      <w:lvlText w:val="%3."/>
+      <w:lvlJc w:val="right"/>
+      <w:pPr>
+        <w:ind w:left="2084" w:hanging="180"/>
+      </w:pPr>
+    </w:lvl>
+    <w:lvl w:ilvl="3" w:tplc="042A000F" w:tentative="1">
+      <w:start w:val="1"/>
+      <w:numFmt w:val="decimal"/>
+      <w:lvlText w:val="%4."/>
+      <w:lvlJc w:val="left"/>
+      <w:pPr>
+        <w:ind w:left="2804" w:hanging="360"/>
+      </w:pPr>
+    </w:lvl>
+    <w:lvl w:ilvl="4" w:tplc="042A0019" w:tentative="1">
+      <w:start w:val="1"/>
+      <w:numFmt w:val="lowerLetter"/>
+      <w:lvlText w:val="%5."/>
+      <w:lvlJc w:val="left"/>
+      <w:pPr>
+        <w:ind w:left="3524" w:hanging="360"/>
+      </w:pPr>
+    </w:lvl>
+    <w:lvl w:ilvl="5" w:tplc="042A001B" w:tentative="1">
+      <w:start w:val="1"/>
+      <w:numFmt w:val="lowerRoman"/>
+      <w:lvlText w:val="%6."/>
+      <w:lvlJc w:val="right"/>
+      <w:pPr>
+        <w:ind w:left="4244" w:hanging="180"/>
+      </w:pPr>
+    </w:lvl>
+    <w:lvl w:ilvl="6" w:tplc="042A000F" w:tentative="1">
+      <w:start w:val="1"/>
+      <w:numFmt w:val="decimal"/>
+      <w:lvlText w:val="%7."/>
+      <w:lvlJc w:val="left"/>
+      <w:pPr>
+        <w:ind w:left="4964" w:hanging="360"/>
+      </w:pPr>
+    </w:lvl>
+    <w:lvl w:ilvl="7" w:tplc="042A0019" w:tentative="1">
+      <w:start w:val="1"/>
+      <w:numFmt w:val="lowerLetter"/>
+      <w:lvlText w:val="%8."/>
+      <w:lvlJc w:val="left"/>
+      <w:pPr>
+        <w:ind w:left="5684" w:hanging="360"/>
+      </w:pPr>
+    </w:lvl>
+    <w:lvl w:ilvl="8" w:tplc="042A001B" w:tentative="1">
+      <w:start w:val="1"/>
+      <w:numFmt w:val="lowerRoman"/>
+      <w:lvlText w:val="%9."/>
+      <w:lvlJc w:val="right"/>
+      <w:pPr>
+        <w:ind w:left="6404" w:hanging="180"/>
+      </w:pPr>
+    </w:lvl>
+  </w:abstractNum>
+  <w:abstractNum w:abstractNumId="39" w15:restartNumberingAfterBreak="0">
     <w:nsid w:val="440C415D"/>
     <w:multiLevelType w:val="multilevel"/>
     <w:tmpl w:val="7C704F2E"/>
@@ -4219,7 +6071,7 @@
       <w:lvlJc w:val="left"/>
     </w:lvl>
   </w:abstractNum>
-  <w:abstractNum w:abstractNumId="37" w15:restartNumberingAfterBreak="0">
+  <w:abstractNum w:abstractNumId="40" w15:restartNumberingAfterBreak="0">
     <w:nsid w:val="4604399B"/>
     <w:multiLevelType w:val="multilevel"/>
     <w:tmpl w:val="7B70D55A"/>
@@ -4287,7 +6139,7 @@
       <w:lvlJc w:val="left"/>
     </w:lvl>
   </w:abstractNum>
-  <w:abstractNum w:abstractNumId="38" w15:restartNumberingAfterBreak="0">
+  <w:abstractNum w:abstractNumId="41" w15:restartNumberingAfterBreak="0">
     <w:nsid w:val="465B631F"/>
     <w:multiLevelType w:val="multilevel"/>
     <w:tmpl w:val="E5929E10"/>
@@ -4355,7 +6207,7 @@
       <w:lvlJc w:val="left"/>
     </w:lvl>
   </w:abstractNum>
-  <w:abstractNum w:abstractNumId="39" w15:restartNumberingAfterBreak="0">
+  <w:abstractNum w:abstractNumId="42" w15:restartNumberingAfterBreak="0">
     <w:nsid w:val="47B80F89"/>
     <w:multiLevelType w:val="multilevel"/>
     <w:tmpl w:val="4366EFD0"/>
@@ -4423,7 +6275,7 @@
       <w:lvlJc w:val="left"/>
     </w:lvl>
   </w:abstractNum>
-  <w:abstractNum w:abstractNumId="40" w15:restartNumberingAfterBreak="0">
+  <w:abstractNum w:abstractNumId="43" w15:restartNumberingAfterBreak="0">
     <w:nsid w:val="49D82EA3"/>
     <w:multiLevelType w:val="hybridMultilevel"/>
     <w:tmpl w:val="7AD80E4C"/>
@@ -4513,7 +6365,7 @@
       </w:pPr>
     </w:lvl>
   </w:abstractNum>
-  <w:abstractNum w:abstractNumId="41" w15:restartNumberingAfterBreak="0">
+  <w:abstractNum w:abstractNumId="44" w15:restartNumberingAfterBreak="0">
     <w:nsid w:val="4A7A79CB"/>
     <w:multiLevelType w:val="multilevel"/>
     <w:tmpl w:val="4F54B204"/>
@@ -4581,7 +6433,7 @@
       <w:lvlJc w:val="left"/>
     </w:lvl>
   </w:abstractNum>
-  <w:abstractNum w:abstractNumId="42" w15:restartNumberingAfterBreak="0">
+  <w:abstractNum w:abstractNumId="45" w15:restartNumberingAfterBreak="0">
     <w:nsid w:val="4B8B4A21"/>
     <w:multiLevelType w:val="multilevel"/>
     <w:tmpl w:val="35F68506"/>
@@ -4649,7 +6501,7 @@
       <w:lvlJc w:val="left"/>
     </w:lvl>
   </w:abstractNum>
-  <w:abstractNum w:abstractNumId="43" w15:restartNumberingAfterBreak="0">
+  <w:abstractNum w:abstractNumId="46" w15:restartNumberingAfterBreak="0">
     <w:nsid w:val="50517DE3"/>
     <w:multiLevelType w:val="multilevel"/>
     <w:tmpl w:val="6366DE14"/>
@@ -4717,7 +6569,7 @@
       <w:lvlJc w:val="left"/>
     </w:lvl>
   </w:abstractNum>
-  <w:abstractNum w:abstractNumId="44" w15:restartNumberingAfterBreak="0">
+  <w:abstractNum w:abstractNumId="47" w15:restartNumberingAfterBreak="0">
     <w:nsid w:val="50800ECF"/>
     <w:multiLevelType w:val="multilevel"/>
     <w:tmpl w:val="A63E0F5A"/>
@@ -4785,7 +6637,7 @@
       <w:lvlJc w:val="left"/>
     </w:lvl>
   </w:abstractNum>
-  <w:abstractNum w:abstractNumId="45" w15:restartNumberingAfterBreak="0">
+  <w:abstractNum w:abstractNumId="48" w15:restartNumberingAfterBreak="0">
     <w:nsid w:val="5092309D"/>
     <w:multiLevelType w:val="hybridMultilevel"/>
     <w:tmpl w:val="74148A02"/>
@@ -4898,7 +6750,7 @@
       </w:rPr>
     </w:lvl>
   </w:abstractNum>
-  <w:abstractNum w:abstractNumId="46" w15:restartNumberingAfterBreak="0">
+  <w:abstractNum w:abstractNumId="49" w15:restartNumberingAfterBreak="0">
     <w:nsid w:val="519B621A"/>
     <w:multiLevelType w:val="multilevel"/>
     <w:tmpl w:val="9DD2F60A"/>
@@ -4966,7 +6818,7 @@
       <w:lvlJc w:val="left"/>
     </w:lvl>
   </w:abstractNum>
-  <w:abstractNum w:abstractNumId="47" w15:restartNumberingAfterBreak="0">
+  <w:abstractNum w:abstractNumId="50" w15:restartNumberingAfterBreak="0">
     <w:nsid w:val="5240337C"/>
     <w:multiLevelType w:val="multilevel"/>
     <w:tmpl w:val="C366C7B2"/>
@@ -5034,7 +6886,7 @@
       <w:lvlJc w:val="left"/>
     </w:lvl>
   </w:abstractNum>
-  <w:abstractNum w:abstractNumId="48" w15:restartNumberingAfterBreak="0">
+  <w:abstractNum w:abstractNumId="51" w15:restartNumberingAfterBreak="0">
     <w:nsid w:val="52E723CE"/>
     <w:multiLevelType w:val="multilevel"/>
     <w:tmpl w:val="7EFC151E"/>
@@ -5102,7 +6954,7 @@
       <w:lvlJc w:val="left"/>
     </w:lvl>
   </w:abstractNum>
-  <w:abstractNum w:abstractNumId="49" w15:restartNumberingAfterBreak="0">
+  <w:abstractNum w:abstractNumId="52" w15:restartNumberingAfterBreak="0">
     <w:nsid w:val="53814355"/>
     <w:multiLevelType w:val="multilevel"/>
     <w:tmpl w:val="C6BA6092"/>
@@ -5170,7 +7022,7 @@
       <w:lvlJc w:val="left"/>
     </w:lvl>
   </w:abstractNum>
-  <w:abstractNum w:abstractNumId="50" w15:restartNumberingAfterBreak="0">
+  <w:abstractNum w:abstractNumId="53" w15:restartNumberingAfterBreak="0">
     <w:nsid w:val="552B0774"/>
     <w:multiLevelType w:val="multilevel"/>
     <w:tmpl w:val="37A4F75A"/>
@@ -5238,7 +7090,7 @@
       <w:lvlJc w:val="left"/>
     </w:lvl>
   </w:abstractNum>
-  <w:abstractNum w:abstractNumId="51" w15:restartNumberingAfterBreak="0">
+  <w:abstractNum w:abstractNumId="54" w15:restartNumberingAfterBreak="0">
     <w:nsid w:val="5B970A86"/>
     <w:multiLevelType w:val="multilevel"/>
     <w:tmpl w:val="B8AE9A32"/>
@@ -5306,7 +7158,7 @@
       <w:lvlJc w:val="left"/>
     </w:lvl>
   </w:abstractNum>
-  <w:abstractNum w:abstractNumId="52" w15:restartNumberingAfterBreak="0">
+  <w:abstractNum w:abstractNumId="55" w15:restartNumberingAfterBreak="0">
     <w:nsid w:val="5DAD0161"/>
     <w:multiLevelType w:val="hybridMultilevel"/>
     <w:tmpl w:val="BBE0F3D2"/>
@@ -5395,7 +7247,7 @@
       </w:pPr>
     </w:lvl>
   </w:abstractNum>
-  <w:abstractNum w:abstractNumId="53" w15:restartNumberingAfterBreak="0">
+  <w:abstractNum w:abstractNumId="56" w15:restartNumberingAfterBreak="0">
     <w:nsid w:val="644C049A"/>
     <w:multiLevelType w:val="multilevel"/>
     <w:tmpl w:val="52C0E0C0"/>
@@ -5463,7 +7315,7 @@
       <w:lvlJc w:val="left"/>
     </w:lvl>
   </w:abstractNum>
-  <w:abstractNum w:abstractNumId="54" w15:restartNumberingAfterBreak="0">
+  <w:abstractNum w:abstractNumId="57" w15:restartNumberingAfterBreak="0">
     <w:nsid w:val="65523886"/>
     <w:multiLevelType w:val="multilevel"/>
     <w:tmpl w:val="61CAD70A"/>
@@ -5531,7 +7383,7 @@
       <w:lvlJc w:val="left"/>
     </w:lvl>
   </w:abstractNum>
-  <w:abstractNum w:abstractNumId="55" w15:restartNumberingAfterBreak="0">
+  <w:abstractNum w:abstractNumId="58" w15:restartNumberingAfterBreak="0">
     <w:nsid w:val="65D315B4"/>
     <w:multiLevelType w:val="multilevel"/>
     <w:tmpl w:val="8C4A90EC"/>
@@ -5599,7 +7451,96 @@
       <w:lvlJc w:val="left"/>
     </w:lvl>
   </w:abstractNum>
-  <w:abstractNum w:abstractNumId="56" w15:restartNumberingAfterBreak="0">
+  <w:abstractNum w:abstractNumId="59" w15:restartNumberingAfterBreak="0">
+    <w:nsid w:val="6755000C"/>
+    <w:multiLevelType w:val="hybridMultilevel"/>
+    <w:tmpl w:val="EBBC1DC8"/>
+    <w:lvl w:ilvl="0" w:tplc="0722ED58">
+      <w:start w:val="1"/>
+      <w:numFmt w:val="decimal"/>
+      <w:lvlText w:val="%1."/>
+      <w:lvlJc w:val="left"/>
+      <w:pPr>
+        <w:ind w:left="644" w:hanging="360"/>
+      </w:pPr>
+      <w:rPr>
+        <w:rFonts w:hint="default"/>
+      </w:rPr>
+    </w:lvl>
+    <w:lvl w:ilvl="1" w:tplc="042A0019" w:tentative="1">
+      <w:start w:val="1"/>
+      <w:numFmt w:val="lowerLetter"/>
+      <w:lvlText w:val="%2."/>
+      <w:lvlJc w:val="left"/>
+      <w:pPr>
+        <w:ind w:left="1364" w:hanging="360"/>
+      </w:pPr>
+    </w:lvl>
+    <w:lvl w:ilvl="2" w:tplc="042A001B" w:tentative="1">
+      <w:start w:val="1"/>
+      <w:numFmt w:val="lowerRoman"/>
+      <w:lvlText w:val="%3."/>
+      <w:lvlJc w:val="right"/>
+      <w:pPr>
+        <w:ind w:left="2084" w:hanging="180"/>
+      </w:pPr>
+    </w:lvl>
+    <w:lvl w:ilvl="3" w:tplc="042A000F" w:tentative="1">
+      <w:start w:val="1"/>
+      <w:numFmt w:val="decimal"/>
+      <w:lvlText w:val="%4."/>
+      <w:lvlJc w:val="left"/>
+      <w:pPr>
+        <w:ind w:left="2804" w:hanging="360"/>
+      </w:pPr>
+    </w:lvl>
+    <w:lvl w:ilvl="4" w:tplc="042A0019" w:tentative="1">
+      <w:start w:val="1"/>
+      <w:numFmt w:val="lowerLetter"/>
+      <w:lvlText w:val="%5."/>
+      <w:lvlJc w:val="left"/>
+      <w:pPr>
+        <w:ind w:left="3524" w:hanging="360"/>
+      </w:pPr>
+    </w:lvl>
+    <w:lvl w:ilvl="5" w:tplc="042A001B" w:tentative="1">
+      <w:start w:val="1"/>
+      <w:numFmt w:val="lowerRoman"/>
+      <w:lvlText w:val="%6."/>
+      <w:lvlJc w:val="right"/>
+      <w:pPr>
+        <w:ind w:left="4244" w:hanging="180"/>
+      </w:pPr>
+    </w:lvl>
+    <w:lvl w:ilvl="6" w:tplc="042A000F" w:tentative="1">
+      <w:start w:val="1"/>
+      <w:numFmt w:val="decimal"/>
+      <w:lvlText w:val="%7."/>
+      <w:lvlJc w:val="left"/>
+      <w:pPr>
+        <w:ind w:left="4964" w:hanging="360"/>
+      </w:pPr>
+    </w:lvl>
+    <w:lvl w:ilvl="7" w:tplc="042A0019" w:tentative="1">
+      <w:start w:val="1"/>
+      <w:numFmt w:val="lowerLetter"/>
+      <w:lvlText w:val="%8."/>
+      <w:lvlJc w:val="left"/>
+      <w:pPr>
+        <w:ind w:left="5684" w:hanging="360"/>
+      </w:pPr>
+    </w:lvl>
+    <w:lvl w:ilvl="8" w:tplc="042A001B" w:tentative="1">
+      <w:start w:val="1"/>
+      <w:numFmt w:val="lowerRoman"/>
+      <w:lvlText w:val="%9."/>
+      <w:lvlJc w:val="right"/>
+      <w:pPr>
+        <w:ind w:left="6404" w:hanging="180"/>
+      </w:pPr>
+    </w:lvl>
+  </w:abstractNum>
+  <w:abstractNum w:abstractNumId="60" w15:restartNumberingAfterBreak="0">
     <w:nsid w:val="6A410678"/>
     <w:multiLevelType w:val="multilevel"/>
     <w:tmpl w:val="C6EE44AE"/>
@@ -5667,7 +7608,7 @@
       <w:lvlJc w:val="left"/>
     </w:lvl>
   </w:abstractNum>
-  <w:abstractNum w:abstractNumId="57" w15:restartNumberingAfterBreak="0">
+  <w:abstractNum w:abstractNumId="61" w15:restartNumberingAfterBreak="0">
     <w:nsid w:val="6C7D396F"/>
     <w:multiLevelType w:val="multilevel"/>
     <w:tmpl w:val="3A04034A"/>
@@ -5735,7 +7676,7 @@
       <w:lvlJc w:val="left"/>
     </w:lvl>
   </w:abstractNum>
-  <w:abstractNum w:abstractNumId="58" w15:restartNumberingAfterBreak="0">
+  <w:abstractNum w:abstractNumId="62" w15:restartNumberingAfterBreak="0">
     <w:nsid w:val="6E574774"/>
     <w:multiLevelType w:val="multilevel"/>
     <w:tmpl w:val="C2A60E6E"/>
@@ -5803,7 +7744,7 @@
       <w:lvlJc w:val="left"/>
     </w:lvl>
   </w:abstractNum>
-  <w:abstractNum w:abstractNumId="59" w15:restartNumberingAfterBreak="0">
+  <w:abstractNum w:abstractNumId="63" w15:restartNumberingAfterBreak="0">
     <w:nsid w:val="6E906A87"/>
     <w:multiLevelType w:val="multilevel"/>
     <w:tmpl w:val="F8100268"/>
@@ -5871,7 +7812,7 @@
       <w:lvlJc w:val="left"/>
     </w:lvl>
   </w:abstractNum>
-  <w:abstractNum w:abstractNumId="60" w15:restartNumberingAfterBreak="0">
+  <w:abstractNum w:abstractNumId="64" w15:restartNumberingAfterBreak="0">
     <w:nsid w:val="6EE9255D"/>
     <w:multiLevelType w:val="multilevel"/>
     <w:tmpl w:val="4B8A4C3C"/>
@@ -5939,7 +7880,7 @@
       <w:lvlJc w:val="left"/>
     </w:lvl>
   </w:abstractNum>
-  <w:abstractNum w:abstractNumId="61" w15:restartNumberingAfterBreak="0">
+  <w:abstractNum w:abstractNumId="65" w15:restartNumberingAfterBreak="0">
     <w:nsid w:val="6F560B85"/>
     <w:multiLevelType w:val="multilevel"/>
     <w:tmpl w:val="4580AE5C"/>
@@ -6007,7 +7948,7 @@
       <w:lvlJc w:val="left"/>
     </w:lvl>
   </w:abstractNum>
-  <w:abstractNum w:abstractNumId="62" w15:restartNumberingAfterBreak="0">
+  <w:abstractNum w:abstractNumId="66" w15:restartNumberingAfterBreak="0">
     <w:nsid w:val="7010585D"/>
     <w:multiLevelType w:val="hybridMultilevel"/>
     <w:tmpl w:val="158AB802"/>
@@ -6119,7 +8060,7 @@
       </w:rPr>
     </w:lvl>
   </w:abstractNum>
-  <w:abstractNum w:abstractNumId="63" w15:restartNumberingAfterBreak="0">
+  <w:abstractNum w:abstractNumId="67" w15:restartNumberingAfterBreak="0">
     <w:nsid w:val="758C3E94"/>
     <w:multiLevelType w:val="multilevel"/>
     <w:tmpl w:val="DBF25DAE"/>
@@ -6187,7 +8128,7 @@
       <w:lvlJc w:val="left"/>
     </w:lvl>
   </w:abstractNum>
-  <w:abstractNum w:abstractNumId="64" w15:restartNumberingAfterBreak="0">
+  <w:abstractNum w:abstractNumId="68" w15:restartNumberingAfterBreak="0">
     <w:nsid w:val="784E0B3C"/>
     <w:multiLevelType w:val="multilevel"/>
     <w:tmpl w:val="563CC7A8"/>
@@ -6255,7 +8196,7 @@
       <w:lvlJc w:val="left"/>
     </w:lvl>
   </w:abstractNum>
-  <w:abstractNum w:abstractNumId="65" w15:restartNumberingAfterBreak="0">
+  <w:abstractNum w:abstractNumId="69" w15:restartNumberingAfterBreak="0">
     <w:nsid w:val="78A3662B"/>
     <w:multiLevelType w:val="multilevel"/>
     <w:tmpl w:val="97C61A10"/>
@@ -6323,7 +8264,7 @@
       <w:lvlJc w:val="left"/>
     </w:lvl>
   </w:abstractNum>
-  <w:abstractNum w:abstractNumId="66" w15:restartNumberingAfterBreak="0">
+  <w:abstractNum w:abstractNumId="70" w15:restartNumberingAfterBreak="0">
     <w:nsid w:val="7DA165FB"/>
     <w:multiLevelType w:val="multilevel"/>
     <w:tmpl w:val="2EF62438"/>
@@ -6391,7 +8332,7 @@
       <w:lvlJc w:val="left"/>
     </w:lvl>
   </w:abstractNum>
-  <w:abstractNum w:abstractNumId="67" w15:restartNumberingAfterBreak="0">
+  <w:abstractNum w:abstractNumId="71" w15:restartNumberingAfterBreak="0">
     <w:nsid w:val="7EC531E4"/>
     <w:multiLevelType w:val="hybridMultilevel"/>
     <w:tmpl w:val="7824A2D4"/>
@@ -6504,7 +8445,7 @@
       </w:rPr>
     </w:lvl>
   </w:abstractNum>
-  <w:abstractNum w:abstractNumId="68" w15:restartNumberingAfterBreak="0">
+  <w:abstractNum w:abstractNumId="72" w15:restartNumberingAfterBreak="0">
     <w:nsid w:val="7FCC1B45"/>
     <w:multiLevelType w:val="multilevel"/>
     <w:tmpl w:val="B0F0904C"/>
@@ -6579,205 +8520,217 @@
     <w:abstractNumId w:val="2"/>
   </w:num>
   <w:num w:numId="3">
-    <w:abstractNumId w:val="43"/>
+    <w:abstractNumId w:val="46"/>
   </w:num>
   <w:num w:numId="4">
-    <w:abstractNumId w:val="30"/>
+    <w:abstractNumId w:val="32"/>
   </w:num>
   <w:num w:numId="5">
-    <w:abstractNumId w:val="65"/>
+    <w:abstractNumId w:val="69"/>
   </w:num>
   <w:num w:numId="6">
-    <w:abstractNumId w:val="20"/>
+    <w:abstractNumId w:val="22"/>
   </w:num>
   <w:num w:numId="7">
-    <w:abstractNumId w:val="41"/>
+    <w:abstractNumId w:val="44"/>
   </w:num>
   <w:num w:numId="8">
-    <w:abstractNumId w:val="64"/>
+    <w:abstractNumId w:val="68"/>
   </w:num>
   <w:num w:numId="9">
     <w:abstractNumId w:val="3"/>
   </w:num>
   <w:num w:numId="10">
-    <w:abstractNumId w:val="17"/>
+    <w:abstractNumId w:val="18"/>
   </w:num>
   <w:num w:numId="11">
-    <w:abstractNumId w:val="28"/>
+    <w:abstractNumId w:val="30"/>
   </w:num>
   <w:num w:numId="12">
-    <w:abstractNumId w:val="51"/>
+    <w:abstractNumId w:val="54"/>
   </w:num>
   <w:num w:numId="13">
-    <w:abstractNumId w:val="59"/>
+    <w:abstractNumId w:val="63"/>
   </w:num>
   <w:num w:numId="14">
-    <w:abstractNumId w:val="46"/>
+    <w:abstractNumId w:val="49"/>
   </w:num>
   <w:num w:numId="15">
-    <w:abstractNumId w:val="34"/>
+    <w:abstractNumId w:val="36"/>
   </w:num>
   <w:num w:numId="16">
-    <w:abstractNumId w:val="60"/>
+    <w:abstractNumId w:val="64"/>
   </w:num>
   <w:num w:numId="17">
     <w:abstractNumId w:val="0"/>
   </w:num>
   <w:num w:numId="18">
-    <w:abstractNumId w:val="14"/>
+    <w:abstractNumId w:val="15"/>
   </w:num>
   <w:num w:numId="19">
-    <w:abstractNumId w:val="31"/>
+    <w:abstractNumId w:val="33"/>
   </w:num>
   <w:num w:numId="20">
-    <w:abstractNumId w:val="35"/>
+    <w:abstractNumId w:val="37"/>
   </w:num>
   <w:num w:numId="21">
-    <w:abstractNumId w:val="57"/>
+    <w:abstractNumId w:val="61"/>
   </w:num>
   <w:num w:numId="22">
+    <w:abstractNumId w:val="50"/>
+  </w:num>
+  <w:num w:numId="23">
+    <w:abstractNumId w:val="40"/>
+  </w:num>
+  <w:num w:numId="24">
+    <w:abstractNumId w:val="45"/>
+  </w:num>
+  <w:num w:numId="25">
     <w:abstractNumId w:val="47"/>
   </w:num>
-  <w:num w:numId="23">
-    <w:abstractNumId w:val="37"/>
-  </w:num>
-  <w:num w:numId="24">
-    <w:abstractNumId w:val="42"/>
-  </w:num>
-  <w:num w:numId="25">
-    <w:abstractNumId w:val="44"/>
-  </w:num>
   <w:num w:numId="26">
-    <w:abstractNumId w:val="26"/>
+    <w:abstractNumId w:val="28"/>
   </w:num>
   <w:num w:numId="27">
-    <w:abstractNumId w:val="40"/>
+    <w:abstractNumId w:val="43"/>
   </w:num>
   <w:num w:numId="28">
     <w:abstractNumId w:val="7"/>
   </w:num>
   <w:num w:numId="29">
-    <w:abstractNumId w:val="39"/>
+    <w:abstractNumId w:val="42"/>
   </w:num>
   <w:num w:numId="30">
-    <w:abstractNumId w:val="50"/>
+    <w:abstractNumId w:val="53"/>
   </w:num>
   <w:num w:numId="31">
-    <w:abstractNumId w:val="61"/>
+    <w:abstractNumId w:val="65"/>
   </w:num>
   <w:num w:numId="32">
-    <w:abstractNumId w:val="48"/>
+    <w:abstractNumId w:val="51"/>
   </w:num>
   <w:num w:numId="33">
-    <w:abstractNumId w:val="32"/>
+    <w:abstractNumId w:val="34"/>
   </w:num>
   <w:num w:numId="34">
-    <w:abstractNumId w:val="58"/>
+    <w:abstractNumId w:val="62"/>
   </w:num>
   <w:num w:numId="35">
-    <w:abstractNumId w:val="68"/>
+    <w:abstractNumId w:val="72"/>
   </w:num>
   <w:num w:numId="36">
-    <w:abstractNumId w:val="38"/>
+    <w:abstractNumId w:val="41"/>
   </w:num>
   <w:num w:numId="37">
-    <w:abstractNumId w:val="23"/>
+    <w:abstractNumId w:val="25"/>
   </w:num>
   <w:num w:numId="38">
     <w:abstractNumId w:val="8"/>
   </w:num>
   <w:num w:numId="39">
-    <w:abstractNumId w:val="27"/>
+    <w:abstractNumId w:val="29"/>
   </w:num>
   <w:num w:numId="40">
-    <w:abstractNumId w:val="36"/>
+    <w:abstractNumId w:val="39"/>
   </w:num>
   <w:num w:numId="41">
     <w:abstractNumId w:val="5"/>
   </w:num>
   <w:num w:numId="42">
+    <w:abstractNumId w:val="14"/>
+  </w:num>
+  <w:num w:numId="43">
+    <w:abstractNumId w:val="56"/>
+  </w:num>
+  <w:num w:numId="44">
+    <w:abstractNumId w:val="58"/>
+  </w:num>
+  <w:num w:numId="45">
     <w:abstractNumId w:val="13"/>
   </w:num>
-  <w:num w:numId="43">
-    <w:abstractNumId w:val="53"/>
-  </w:num>
-  <w:num w:numId="44">
-    <w:abstractNumId w:val="55"/>
-  </w:num>
-  <w:num w:numId="45">
-    <w:abstractNumId w:val="12"/>
-  </w:num>
   <w:num w:numId="46">
-    <w:abstractNumId w:val="18"/>
+    <w:abstractNumId w:val="19"/>
   </w:num>
   <w:num w:numId="47">
-    <w:abstractNumId w:val="54"/>
+    <w:abstractNumId w:val="57"/>
   </w:num>
   <w:num w:numId="48">
-    <w:abstractNumId w:val="25"/>
+    <w:abstractNumId w:val="27"/>
   </w:num>
   <w:num w:numId="49">
     <w:abstractNumId w:val="6"/>
   </w:num>
   <w:num w:numId="50">
-    <w:abstractNumId w:val="24"/>
+    <w:abstractNumId w:val="26"/>
   </w:num>
   <w:num w:numId="51">
     <w:abstractNumId w:val="11"/>
   </w:num>
   <w:num w:numId="52">
-    <w:abstractNumId w:val="16"/>
+    <w:abstractNumId w:val="17"/>
   </w:num>
   <w:num w:numId="53">
-    <w:abstractNumId w:val="63"/>
+    <w:abstractNumId w:val="67"/>
   </w:num>
   <w:num w:numId="54">
-    <w:abstractNumId w:val="22"/>
+    <w:abstractNumId w:val="24"/>
   </w:num>
   <w:num w:numId="55">
     <w:abstractNumId w:val="4"/>
   </w:num>
   <w:num w:numId="56">
-    <w:abstractNumId w:val="49"/>
+    <w:abstractNumId w:val="52"/>
   </w:num>
   <w:num w:numId="57">
-    <w:abstractNumId w:val="29"/>
+    <w:abstractNumId w:val="31"/>
   </w:num>
   <w:num w:numId="58">
-    <w:abstractNumId w:val="66"/>
+    <w:abstractNumId w:val="70"/>
   </w:num>
   <w:num w:numId="59">
-    <w:abstractNumId w:val="56"/>
+    <w:abstractNumId w:val="60"/>
   </w:num>
   <w:num w:numId="60">
-    <w:abstractNumId w:val="52"/>
+    <w:abstractNumId w:val="55"/>
   </w:num>
   <w:num w:numId="61">
-    <w:abstractNumId w:val="21"/>
+    <w:abstractNumId w:val="23"/>
   </w:num>
   <w:num w:numId="62">
-    <w:abstractNumId w:val="67"/>
+    <w:abstractNumId w:val="71"/>
   </w:num>
   <w:num w:numId="63">
     <w:abstractNumId w:val="10"/>
   </w:num>
   <w:num w:numId="64">
-    <w:abstractNumId w:val="45"/>
+    <w:abstractNumId w:val="48"/>
   </w:num>
   <w:num w:numId="65">
     <w:abstractNumId w:val="9"/>
   </w:num>
   <w:num w:numId="66">
-    <w:abstractNumId w:val="15"/>
+    <w:abstractNumId w:val="16"/>
   </w:num>
   <w:num w:numId="67">
-    <w:abstractNumId w:val="19"/>
+    <w:abstractNumId w:val="21"/>
   </w:num>
   <w:num w:numId="68">
-    <w:abstractNumId w:val="33"/>
+    <w:abstractNumId w:val="35"/>
   </w:num>
   <w:num w:numId="69">
-    <w:abstractNumId w:val="62"/>
+    <w:abstractNumId w:val="66"/>
+  </w:num>
+  <w:num w:numId="70">
+    <w:abstractNumId w:val="38"/>
+  </w:num>
+  <w:num w:numId="71">
+    <w:abstractNumId w:val="59"/>
+  </w:num>
+  <w:num w:numId="72">
+    <w:abstractNumId w:val="12"/>
+  </w:num>
+  <w:num w:numId="73">
+    <w:abstractNumId w:val="20"/>
   </w:num>
   <w:numIdMacAtCleanup w:val="66"/>
 </w:numbering>

--- a/khaothi_2024_net_server/KhaoThi_2024_net_client/wwwroot/template/BaoCao_THPT.docx
+++ b/khaothi_2024_net_server/KhaoThi_2024_net_client/wwwroot/template/BaoCao_THPT.docx
@@ -1,6 +1,6 @@
 
 <file path=word/document.xml><?xml version="1.0" encoding="utf-8"?>
-<w:document xmlns:wpc="http://schemas.microsoft.com/office/word/2010/wordprocessingCanvas" xmlns:cx="http://schemas.microsoft.com/office/drawing/2014/chartex" xmlns:cx1="http://schemas.microsoft.com/office/drawing/2015/9/8/chartex" xmlns:cx2="http://schemas.microsoft.com/office/drawing/2015/10/21/chartex" xmlns:cx3="http://schemas.microsoft.com/office/drawing/2016/5/9/chartex" xmlns:cx4="http://schemas.microsoft.com/office/drawing/2016/5/10/chartex" xmlns:cx5="http://schemas.microsoft.com/office/drawing/2016/5/11/chartex" xmlns:cx6="http://schemas.microsoft.com/office/drawing/2016/5/12/chartex" xmlns:cx7="http://schemas.microsoft.com/office/drawing/2016/5/13/chartex" xmlns:cx8="http://schemas.microsoft.com/office/drawing/2016/5/14/chartex" xmlns:mc="http://schemas.openxmlformats.org/markup-compatibility/2006" xmlns:aink="http://schemas.microsoft.com/office/drawing/2016/ink" xmlns:am3d="http://schemas.microsoft.com/office/drawing/2017/model3d" xmlns:o="urn:schemas-microsoft-com:office:office" xmlns:r="http://schemas.openxmlformats.org/officeDocument/2006/relationships" xmlns:m="http://schemas.openxmlformats.org/officeDocument/2006/math" xmlns:v="urn:schemas-microsoft-com:vml" xmlns:wp14="http://schemas.microsoft.com/office/word/2010/wordprocessingDrawing" xmlns:wp="http://schemas.openxmlformats.org/drawingml/2006/wordprocessingDrawing" xmlns:w10="urn:schemas-microsoft-com:office:word" xmlns:w="http://schemas.openxmlformats.org/wordprocessingml/2006/main" xmlns:w14="http://schemas.microsoft.com/office/word/2010/wordml" xmlns:w15="http://schemas.microsoft.com/office/word/2012/wordml" xmlns:w16cex="http://schemas.microsoft.com/office/word/2018/wordml/cex" xmlns:w16cid="http://schemas.microsoft.com/office/word/2016/wordml/cid" xmlns:w16="http://schemas.microsoft.com/office/word/2018/wordml" xmlns:w16se="http://schemas.microsoft.com/office/word/2015/wordml/symex" xmlns:wpg="http://schemas.microsoft.com/office/word/2010/wordprocessingGroup" xmlns:wpi="http://schemas.microsoft.com/office/word/2010/wordprocessingInk" xmlns:wne="http://schemas.microsoft.com/office/word/2006/wordml" xmlns:wps="http://schemas.microsoft.com/office/word/2010/wordprocessingShape" mc:Ignorable="w14 w15 w16se w16cid w16 w16cex wp14">
+<w:document xmlns:wpc="http://schemas.microsoft.com/office/word/2010/wordprocessingCanvas" xmlns:cx="http://schemas.microsoft.com/office/drawing/2014/chartex" xmlns:cx1="http://schemas.microsoft.com/office/drawing/2015/9/8/chartex" xmlns:cx2="http://schemas.microsoft.com/office/drawing/2015/10/21/chartex" xmlns:cx3="http://schemas.microsoft.com/office/drawing/2016/5/9/chartex" xmlns:cx4="http://schemas.microsoft.com/office/drawing/2016/5/10/chartex" xmlns:cx5="http://schemas.microsoft.com/office/drawing/2016/5/11/chartex" xmlns:cx6="http://schemas.microsoft.com/office/drawing/2016/5/12/chartex" xmlns:cx7="http://schemas.microsoft.com/office/drawing/2016/5/13/chartex" xmlns:cx8="http://schemas.microsoft.com/office/drawing/2016/5/14/chartex" xmlns:mc="http://schemas.openxmlformats.org/markup-compatibility/2006" xmlns:aink="http://schemas.microsoft.com/office/drawing/2016/ink" xmlns:am3d="http://schemas.microsoft.com/office/drawing/2017/model3d" xmlns:o="urn:schemas-microsoft-com:office:office" xmlns:r="http://schemas.openxmlformats.org/officeDocument/2006/relationships" xmlns:m="http://schemas.openxmlformats.org/officeDocument/2006/math" xmlns:v="urn:schemas-microsoft-com:vml" xmlns:wp14="http://schemas.microsoft.com/office/word/2010/wordprocessingDrawing" xmlns:wp="http://schemas.openxmlformats.org/drawingml/2006/wordprocessingDrawing" xmlns:w10="urn:schemas-microsoft-com:office:word" xmlns:w="http://schemas.openxmlformats.org/wordprocessingml/2006/main" xmlns:w14="http://schemas.microsoft.com/office/word/2010/wordml" xmlns:w15="http://schemas.microsoft.com/office/word/2012/wordml" xmlns:w16cex="http://schemas.microsoft.com/office/word/2018/wordml/cex" xmlns:w16cid="http://schemas.microsoft.com/office/word/2016/wordml/cid" xmlns:w16="http://schemas.microsoft.com/office/word/2018/wordml" xmlns:w16sdtdh="http://schemas.microsoft.com/office/word/2020/wordml/sdtdatahash" xmlns:w16se="http://schemas.microsoft.com/office/word/2015/wordml/symex" xmlns:wpg="http://schemas.microsoft.com/office/word/2010/wordprocessingGroup" xmlns:wpi="http://schemas.microsoft.com/office/word/2010/wordprocessingInk" xmlns:wne="http://schemas.microsoft.com/office/word/2006/wordml" xmlns:wps="http://schemas.microsoft.com/office/word/2010/wordprocessingShape" mc:Ignorable="w14 w15 w16se w16cid w16 w16cex w16sdtdh wp14">
   <w:body>
     <w:tbl>
       <w:tblPr>
@@ -103,8 +103,9 @@
               <w:rPr>
                 <w:rFonts w:ascii="Times New Roman" w:hAnsi="Times New Roman"/>
                 <w:b/>
-                <w:color w:val="000000"/>
+                <w:bCs/>
                 <w:sz w:val="26"/>
+                <w:szCs w:val="26"/>
               </w:rPr>
               <w:t>{{</w:t>
             </w:r>
@@ -112,17 +113,19 @@
               <w:rPr>
                 <w:rFonts w:ascii="Times New Roman" w:hAnsi="Times New Roman"/>
                 <w:b/>
-                <w:color w:val="000000"/>
+                <w:bCs/>
                 <w:sz w:val="26"/>
-              </w:rPr>
-              <w:t>TENTRUONG</w:t>
+                <w:szCs w:val="26"/>
+              </w:rPr>
+              <w:t>TenTruong</w:t>
             </w:r>
             <w:r>
               <w:rPr>
                 <w:rFonts w:ascii="Times New Roman" w:hAnsi="Times New Roman"/>
                 <w:b/>
-                <w:color w:val="000000"/>
+                <w:bCs/>
                 <w:sz w:val="26"/>
+                <w:szCs w:val="26"/>
               </w:rPr>
               <w:t>}}</w:t>
             </w:r>
@@ -232,7 +235,7 @@
                     </wp:anchor>
                   </w:drawing>
                 </mc:Choice>
-                <mc:Fallback xmlns:w16sdtdh="http://schemas.microsoft.com/office/word/2020/wordml/sdtdatahash">
+                <mc:Fallback>
                   <w:pict>
                     <v:line w14:anchorId="49F410D2" id="Line 25" o:spid="_x0000_s1026" style="position:absolute;z-index:251658240;visibility:visible;mso-wrap-style:square;mso-width-percent:0;mso-height-percent:0;mso-wrap-distance-left:9pt;mso-wrap-distance-top:0;mso-wrap-distance-right:9pt;mso-wrap-distance-bottom:0;mso-position-horizontal:absolute;mso-position-horizontal-relative:text;mso-position-vertical:absolute;mso-position-vertical-relative:text;mso-width-percent:0;mso-height-percent:0;mso-width-relative:page;mso-height-relative:page" from="55.35pt,18.15pt" to="219.55pt,18.15pt" o:gfxdata="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"/>
                   </w:pict>
@@ -336,7 +339,7 @@
                     </wp:anchor>
                   </w:drawing>
                 </mc:Choice>
-                <mc:Fallback xmlns:w16sdtdh="http://schemas.microsoft.com/office/word/2020/wordml/sdtdatahash">
+                <mc:Fallback>
                   <w:pict>
                     <v:line w14:anchorId="152F946C" id="Line 24" o:spid="_x0000_s1026" style="position:absolute;z-index:251657216;visibility:visible;mso-wrap-style:square;mso-width-percent:0;mso-height-percent:0;mso-wrap-distance-left:9pt;mso-wrap-distance-top:0;mso-wrap-distance-right:9pt;mso-wrap-distance-bottom:0;mso-position-horizontal:absolute;mso-position-horizontal-relative:text;mso-position-vertical:absolute;mso-position-vertical-relative:text;mso-width-percent:0;mso-height-percent:0;mso-width-relative:page;mso-height-relative:page" from="49.55pt,1.95pt" to="122.95pt,1.95pt" o:gfxdata="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"/>
                   </w:pict>
@@ -852,7 +855,17 @@
                 <w:sz w:val="26"/>
                 <w:szCs w:val="26"/>
               </w:rPr>
-              <w:t>{{MaTruongBo}]</w:t>
+              <w:t>{{MaTruongBo}</w:t>
+            </w:r>
+            <w:r>
+              <w:rPr>
+                <w:rFonts w:ascii="Times New Roman" w:hAnsi="Times New Roman"/>
+                <w:b/>
+                <w:bCs/>
+                <w:sz w:val="26"/>
+                <w:szCs w:val="26"/>
+              </w:rPr>
+              <w:t>}</w:t>
             </w:r>
           </w:p>
         </w:tc>
@@ -1666,23 +1679,7 @@
                 <w:sz w:val="28"/>
                 <w:szCs w:val="28"/>
               </w:rPr>
-              <w:t>{{</w:t>
-            </w:r>
-            <w:r>
-              <w:rPr>
-                <w:rFonts w:ascii="Times New Roman" w:hAnsi="Times New Roman"/>
-                <w:sz w:val="28"/>
-                <w:szCs w:val="28"/>
-              </w:rPr>
-              <w:t>PHT</w:t>
-            </w:r>
-            <w:r>
-              <w:rPr>
-                <w:rFonts w:ascii="Times New Roman" w:hAnsi="Times New Roman"/>
-                <w:sz w:val="28"/>
-                <w:szCs w:val="28"/>
-              </w:rPr>
-              <w:t>}}</w:t>
+              <w:t>{{PHT}}</w:t>
             </w:r>
           </w:p>
         </w:tc>
@@ -1709,31 +1706,7 @@
                 <w:sz w:val="28"/>
                 <w:szCs w:val="28"/>
               </w:rPr>
-              <w:t>{{</w:t>
-            </w:r>
-            <w:r>
-              <w:rPr>
-                <w:rFonts w:ascii="Times New Roman" w:hAnsi="Times New Roman"/>
-                <w:sz w:val="28"/>
-                <w:szCs w:val="28"/>
-              </w:rPr>
-              <w:t>GiaoVien</w:t>
-            </w:r>
-            <w:r>
-              <w:rPr>
-                <w:rFonts w:ascii="Times New Roman" w:hAnsi="Times New Roman"/>
-                <w:sz w:val="28"/>
-                <w:szCs w:val="28"/>
-              </w:rPr>
-              <w:t>}</w:t>
-            </w:r>
-            <w:r>
-              <w:rPr>
-                <w:rFonts w:ascii="Times New Roman" w:hAnsi="Times New Roman"/>
-                <w:sz w:val="28"/>
-                <w:szCs w:val="28"/>
-              </w:rPr>
-              <w:t>}</w:t>
+              <w:t>{{GiaoVien}}</w:t>
             </w:r>
           </w:p>
         </w:tc>
@@ -1900,17 +1873,7 @@
                 <w:sz w:val="28"/>
                 <w:szCs w:val="28"/>
               </w:rPr>
-              <w:t>Giáo vi</w:t>
-            </w:r>
-            <w:r>
-              <w:rPr>
-                <w:rFonts w:ascii="Times New Roman" w:hAnsi="Times New Roman"/>
-                <w:b/>
-                <w:bCs/>
-                <w:sz w:val="28"/>
-                <w:szCs w:val="28"/>
-              </w:rPr>
-              <w:t>ên đủ điều kiện tham gia coi thi</w:t>
+              <w:t>Giáo viên đủ điều kiện tham gia coi thi</w:t>
             </w:r>
           </w:p>
         </w:tc>
@@ -2013,15 +1976,6 @@
                 <w:szCs w:val="28"/>
               </w:rPr>
               <w:br/>
-            </w:r>
-            <w:r>
-              <w:rPr>
-                <w:rFonts w:ascii="Times New Roman" w:hAnsi="Times New Roman"/>
-                <w:b/>
-                <w:bCs/>
-                <w:sz w:val="28"/>
-                <w:szCs w:val="28"/>
-              </w:rPr>
               <w:t>đủ điều kiện phục vụ công tác coi thi</w:t>
             </w:r>
           </w:p>
@@ -2085,31 +2039,7 @@
                 <w:sz w:val="28"/>
                 <w:szCs w:val="28"/>
               </w:rPr>
-              <w:t>{{GiaoVien</w:t>
-            </w:r>
-            <w:r>
-              <w:rPr>
-                <w:rFonts w:ascii="Times New Roman" w:hAnsi="Times New Roman"/>
-                <w:sz w:val="28"/>
-                <w:szCs w:val="28"/>
-              </w:rPr>
-              <w:t>CoiThi</w:t>
-            </w:r>
-            <w:r>
-              <w:rPr>
-                <w:rFonts w:ascii="Times New Roman" w:hAnsi="Times New Roman"/>
-                <w:sz w:val="28"/>
-                <w:szCs w:val="28"/>
-              </w:rPr>
-              <w:t>}</w:t>
-            </w:r>
-            <w:r>
-              <w:rPr>
-                <w:rFonts w:ascii="Times New Roman" w:hAnsi="Times New Roman"/>
-                <w:sz w:val="28"/>
-                <w:szCs w:val="28"/>
-              </w:rPr>
-              <w:t>}</w:t>
+              <w:t>{{GiaoVienCoiThi}}</w:t>
             </w:r>
           </w:p>
         </w:tc>
@@ -2864,7 +2794,7 @@
 </file>
 
 <file path=word/endnotes.xml><?xml version="1.0" encoding="utf-8"?>
-<w:endnotes xmlns:wpc="http://schemas.microsoft.com/office/word/2010/wordprocessingCanvas" xmlns:cx="http://schemas.microsoft.com/office/drawing/2014/chartex" xmlns:cx1="http://schemas.microsoft.com/office/drawing/2015/9/8/chartex" xmlns:cx2="http://schemas.microsoft.com/office/drawing/2015/10/21/chartex" xmlns:cx3="http://schemas.microsoft.com/office/drawing/2016/5/9/chartex" xmlns:cx4="http://schemas.microsoft.com/office/drawing/2016/5/10/chartex" xmlns:cx5="http://schemas.microsoft.com/office/drawing/2016/5/11/chartex" xmlns:cx6="http://schemas.microsoft.com/office/drawing/2016/5/12/chartex" xmlns:cx7="http://schemas.microsoft.com/office/drawing/2016/5/13/chartex" xmlns:cx8="http://schemas.microsoft.com/office/drawing/2016/5/14/chartex" xmlns:mc="http://schemas.openxmlformats.org/markup-compatibility/2006" xmlns:aink="http://schemas.microsoft.com/office/drawing/2016/ink" xmlns:am3d="http://schemas.microsoft.com/office/drawing/2017/model3d" xmlns:o="urn:schemas-microsoft-com:office:office" xmlns:r="http://schemas.openxmlformats.org/officeDocument/2006/relationships" xmlns:m="http://schemas.openxmlformats.org/officeDocument/2006/math" xmlns:v="urn:schemas-microsoft-com:vml" xmlns:wp14="http://schemas.microsoft.com/office/word/2010/wordprocessingDrawing" xmlns:wp="http://schemas.openxmlformats.org/drawingml/2006/wordprocessingDrawing" xmlns:w10="urn:schemas-microsoft-com:office:word" xmlns:w="http://schemas.openxmlformats.org/wordprocessingml/2006/main" xmlns:w14="http://schemas.microsoft.com/office/word/2010/wordml" xmlns:w15="http://schemas.microsoft.com/office/word/2012/wordml" xmlns:w16cex="http://schemas.microsoft.com/office/word/2018/wordml/cex" xmlns:w16cid="http://schemas.microsoft.com/office/word/2016/wordml/cid" xmlns:w16="http://schemas.microsoft.com/office/word/2018/wordml" xmlns:w16se="http://schemas.microsoft.com/office/word/2015/wordml/symex" xmlns:wpg="http://schemas.microsoft.com/office/word/2010/wordprocessingGroup" xmlns:wpi="http://schemas.microsoft.com/office/word/2010/wordprocessingInk" xmlns:wne="http://schemas.microsoft.com/office/word/2006/wordml" xmlns:wps="http://schemas.microsoft.com/office/word/2010/wordprocessingShape" mc:Ignorable="w14 w15 w16se w16cid w16 w16cex wp14">
+<w:endnotes xmlns:wpc="http://schemas.microsoft.com/office/word/2010/wordprocessingCanvas" xmlns:cx="http://schemas.microsoft.com/office/drawing/2014/chartex" xmlns:cx1="http://schemas.microsoft.com/office/drawing/2015/9/8/chartex" xmlns:cx2="http://schemas.microsoft.com/office/drawing/2015/10/21/chartex" xmlns:cx3="http://schemas.microsoft.com/office/drawing/2016/5/9/chartex" xmlns:cx4="http://schemas.microsoft.com/office/drawing/2016/5/10/chartex" xmlns:cx5="http://schemas.microsoft.com/office/drawing/2016/5/11/chartex" xmlns:cx6="http://schemas.microsoft.com/office/drawing/2016/5/12/chartex" xmlns:cx7="http://schemas.microsoft.com/office/drawing/2016/5/13/chartex" xmlns:cx8="http://schemas.microsoft.com/office/drawing/2016/5/14/chartex" xmlns:mc="http://schemas.openxmlformats.org/markup-compatibility/2006" xmlns:aink="http://schemas.microsoft.com/office/drawing/2016/ink" xmlns:am3d="http://schemas.microsoft.com/office/drawing/2017/model3d" xmlns:o="urn:schemas-microsoft-com:office:office" xmlns:r="http://schemas.openxmlformats.org/officeDocument/2006/relationships" xmlns:m="http://schemas.openxmlformats.org/officeDocument/2006/math" xmlns:v="urn:schemas-microsoft-com:vml" xmlns:wp14="http://schemas.microsoft.com/office/word/2010/wordprocessingDrawing" xmlns:wp="http://schemas.openxmlformats.org/drawingml/2006/wordprocessingDrawing" xmlns:w10="urn:schemas-microsoft-com:office:word" xmlns:w="http://schemas.openxmlformats.org/wordprocessingml/2006/main" xmlns:w14="http://schemas.microsoft.com/office/word/2010/wordml" xmlns:w15="http://schemas.microsoft.com/office/word/2012/wordml" xmlns:w16cex="http://schemas.microsoft.com/office/word/2018/wordml/cex" xmlns:w16cid="http://schemas.microsoft.com/office/word/2016/wordml/cid" xmlns:w16="http://schemas.microsoft.com/office/word/2018/wordml" xmlns:w16sdtdh="http://schemas.microsoft.com/office/word/2020/wordml/sdtdatahash" xmlns:w16se="http://schemas.microsoft.com/office/word/2015/wordml/symex" xmlns:wpg="http://schemas.microsoft.com/office/word/2010/wordprocessingGroup" xmlns:wpi="http://schemas.microsoft.com/office/word/2010/wordprocessingInk" xmlns:wne="http://schemas.microsoft.com/office/word/2006/wordml" xmlns:wps="http://schemas.microsoft.com/office/word/2010/wordprocessingShape" mc:Ignorable="w14 w15 w16se w16cid w16 w16cex w16sdtdh wp14">
   <w:endnote w:type="separator" w:id="-1">
     <w:p>
       <w:r>
@@ -2883,7 +2813,7 @@
 </file>
 
 <file path=word/footer1.xml><?xml version="1.0" encoding="utf-8"?>
-<w:ftr xmlns:wpc="http://schemas.microsoft.com/office/word/2010/wordprocessingCanvas" xmlns:cx="http://schemas.microsoft.com/office/drawing/2014/chartex" xmlns:cx1="http://schemas.microsoft.com/office/drawing/2015/9/8/chartex" xmlns:cx2="http://schemas.microsoft.com/office/drawing/2015/10/21/chartex" xmlns:cx3="http://schemas.microsoft.com/office/drawing/2016/5/9/chartex" xmlns:cx4="http://schemas.microsoft.com/office/drawing/2016/5/10/chartex" xmlns:cx5="http://schemas.microsoft.com/office/drawing/2016/5/11/chartex" xmlns:cx6="http://schemas.microsoft.com/office/drawing/2016/5/12/chartex" xmlns:cx7="http://schemas.microsoft.com/office/drawing/2016/5/13/chartex" xmlns:cx8="http://schemas.microsoft.com/office/drawing/2016/5/14/chartex" xmlns:mc="http://schemas.openxmlformats.org/markup-compatibility/2006" xmlns:aink="http://schemas.microsoft.com/office/drawing/2016/ink" xmlns:am3d="http://schemas.microsoft.com/office/drawing/2017/model3d" xmlns:o="urn:schemas-microsoft-com:office:office" xmlns:r="http://schemas.openxmlformats.org/officeDocument/2006/relationships" xmlns:m="http://schemas.openxmlformats.org/officeDocument/2006/math" xmlns:v="urn:schemas-microsoft-com:vml" xmlns:wp14="http://schemas.microsoft.com/office/word/2010/wordprocessingDrawing" xmlns:wp="http://schemas.openxmlformats.org/drawingml/2006/wordprocessingDrawing" xmlns:w10="urn:schemas-microsoft-com:office:word" xmlns:w="http://schemas.openxmlformats.org/wordprocessingml/2006/main" xmlns:w14="http://schemas.microsoft.com/office/word/2010/wordml" xmlns:w15="http://schemas.microsoft.com/office/word/2012/wordml" xmlns:w16cex="http://schemas.microsoft.com/office/word/2018/wordml/cex" xmlns:w16cid="http://schemas.microsoft.com/office/word/2016/wordml/cid" xmlns:w16="http://schemas.microsoft.com/office/word/2018/wordml" xmlns:w16se="http://schemas.microsoft.com/office/word/2015/wordml/symex" xmlns:wpg="http://schemas.microsoft.com/office/word/2010/wordprocessingGroup" xmlns:wpi="http://schemas.microsoft.com/office/word/2010/wordprocessingInk" xmlns:wne="http://schemas.microsoft.com/office/word/2006/wordml" xmlns:wps="http://schemas.microsoft.com/office/word/2010/wordprocessingShape" mc:Ignorable="w14 w15 w16se w16cid w16 w16cex wp14">
+<w:ftr xmlns:wpc="http://schemas.microsoft.com/office/word/2010/wordprocessingCanvas" xmlns:cx="http://schemas.microsoft.com/office/drawing/2014/chartex" xmlns:cx1="http://schemas.microsoft.com/office/drawing/2015/9/8/chartex" xmlns:cx2="http://schemas.microsoft.com/office/drawing/2015/10/21/chartex" xmlns:cx3="http://schemas.microsoft.com/office/drawing/2016/5/9/chartex" xmlns:cx4="http://schemas.microsoft.com/office/drawing/2016/5/10/chartex" xmlns:cx5="http://schemas.microsoft.com/office/drawing/2016/5/11/chartex" xmlns:cx6="http://schemas.microsoft.com/office/drawing/2016/5/12/chartex" xmlns:cx7="http://schemas.microsoft.com/office/drawing/2016/5/13/chartex" xmlns:cx8="http://schemas.microsoft.com/office/drawing/2016/5/14/chartex" xmlns:mc="http://schemas.openxmlformats.org/markup-compatibility/2006" xmlns:aink="http://schemas.microsoft.com/office/drawing/2016/ink" xmlns:am3d="http://schemas.microsoft.com/office/drawing/2017/model3d" xmlns:o="urn:schemas-microsoft-com:office:office" xmlns:r="http://schemas.openxmlformats.org/officeDocument/2006/relationships" xmlns:m="http://schemas.openxmlformats.org/officeDocument/2006/math" xmlns:v="urn:schemas-microsoft-com:vml" xmlns:wp14="http://schemas.microsoft.com/office/word/2010/wordprocessingDrawing" xmlns:wp="http://schemas.openxmlformats.org/drawingml/2006/wordprocessingDrawing" xmlns:w10="urn:schemas-microsoft-com:office:word" xmlns:w="http://schemas.openxmlformats.org/wordprocessingml/2006/main" xmlns:w14="http://schemas.microsoft.com/office/word/2010/wordml" xmlns:w15="http://schemas.microsoft.com/office/word/2012/wordml" xmlns:w16cex="http://schemas.microsoft.com/office/word/2018/wordml/cex" xmlns:w16cid="http://schemas.microsoft.com/office/word/2016/wordml/cid" xmlns:w16="http://schemas.microsoft.com/office/word/2018/wordml" xmlns:w16sdtdh="http://schemas.microsoft.com/office/word/2020/wordml/sdtdatahash" xmlns:w16se="http://schemas.microsoft.com/office/word/2015/wordml/symex" xmlns:wpg="http://schemas.microsoft.com/office/word/2010/wordprocessingGroup" xmlns:wpi="http://schemas.microsoft.com/office/word/2010/wordprocessingInk" xmlns:wne="http://schemas.microsoft.com/office/word/2006/wordml" xmlns:wps="http://schemas.microsoft.com/office/word/2010/wordprocessingShape" mc:Ignorable="w14 w15 w16se w16cid w16 w16cex w16sdtdh wp14">
   <w:p>
     <w:pPr>
       <w:pStyle w:val="Footer"/>
@@ -2893,7 +2823,7 @@
 </file>
 
 <file path=word/footer2.xml><?xml version="1.0" encoding="utf-8"?>
-<w:ftr xmlns:wpc="http://schemas.microsoft.com/office/word/2010/wordprocessingCanvas" xmlns:cx="http://schemas.microsoft.com/office/drawing/2014/chartex" xmlns:cx1="http://schemas.microsoft.com/office/drawing/2015/9/8/chartex" xmlns:cx2="http://schemas.microsoft.com/office/drawing/2015/10/21/chartex" xmlns:cx3="http://schemas.microsoft.com/office/drawing/2016/5/9/chartex" xmlns:cx4="http://schemas.microsoft.com/office/drawing/2016/5/10/chartex" xmlns:cx5="http://schemas.microsoft.com/office/drawing/2016/5/11/chartex" xmlns:cx6="http://schemas.microsoft.com/office/drawing/2016/5/12/chartex" xmlns:cx7="http://schemas.microsoft.com/office/drawing/2016/5/13/chartex" xmlns:cx8="http://schemas.microsoft.com/office/drawing/2016/5/14/chartex" xmlns:mc="http://schemas.openxmlformats.org/markup-compatibility/2006" xmlns:aink="http://schemas.microsoft.com/office/drawing/2016/ink" xmlns:am3d="http://schemas.microsoft.com/office/drawing/2017/model3d" xmlns:o="urn:schemas-microsoft-com:office:office" xmlns:r="http://schemas.openxmlformats.org/officeDocument/2006/relationships" xmlns:m="http://schemas.openxmlformats.org/officeDocument/2006/math" xmlns:v="urn:schemas-microsoft-com:vml" xmlns:wp14="http://schemas.microsoft.com/office/word/2010/wordprocessingDrawing" xmlns:wp="http://schemas.openxmlformats.org/drawingml/2006/wordprocessingDrawing" xmlns:w10="urn:schemas-microsoft-com:office:word" xmlns:w="http://schemas.openxmlformats.org/wordprocessingml/2006/main" xmlns:w14="http://schemas.microsoft.com/office/word/2010/wordml" xmlns:w15="http://schemas.microsoft.com/office/word/2012/wordml" xmlns:w16cex="http://schemas.microsoft.com/office/word/2018/wordml/cex" xmlns:w16cid="http://schemas.microsoft.com/office/word/2016/wordml/cid" xmlns:w16="http://schemas.microsoft.com/office/word/2018/wordml" xmlns:w16se="http://schemas.microsoft.com/office/word/2015/wordml/symex" xmlns:wpg="http://schemas.microsoft.com/office/word/2010/wordprocessingGroup" xmlns:wpi="http://schemas.microsoft.com/office/word/2010/wordprocessingInk" xmlns:wne="http://schemas.microsoft.com/office/word/2006/wordml" xmlns:wps="http://schemas.microsoft.com/office/word/2010/wordprocessingShape" mc:Ignorable="w14 w15 w16se w16cid w16 w16cex wp14">
+<w:ftr xmlns:wpc="http://schemas.microsoft.com/office/word/2010/wordprocessingCanvas" xmlns:cx="http://schemas.microsoft.com/office/drawing/2014/chartex" xmlns:cx1="http://schemas.microsoft.com/office/drawing/2015/9/8/chartex" xmlns:cx2="http://schemas.microsoft.com/office/drawing/2015/10/21/chartex" xmlns:cx3="http://schemas.microsoft.com/office/drawing/2016/5/9/chartex" xmlns:cx4="http://schemas.microsoft.com/office/drawing/2016/5/10/chartex" xmlns:cx5="http://schemas.microsoft.com/office/drawing/2016/5/11/chartex" xmlns:cx6="http://schemas.microsoft.com/office/drawing/2016/5/12/chartex" xmlns:cx7="http://schemas.microsoft.com/office/drawing/2016/5/13/chartex" xmlns:cx8="http://schemas.microsoft.com/office/drawing/2016/5/14/chartex" xmlns:mc="http://schemas.openxmlformats.org/markup-compatibility/2006" xmlns:aink="http://schemas.microsoft.com/office/drawing/2016/ink" xmlns:am3d="http://schemas.microsoft.com/office/drawing/2017/model3d" xmlns:o="urn:schemas-microsoft-com:office:office" xmlns:r="http://schemas.openxmlformats.org/officeDocument/2006/relationships" xmlns:m="http://schemas.openxmlformats.org/officeDocument/2006/math" xmlns:v="urn:schemas-microsoft-com:vml" xmlns:wp14="http://schemas.microsoft.com/office/word/2010/wordprocessingDrawing" xmlns:wp="http://schemas.openxmlformats.org/drawingml/2006/wordprocessingDrawing" xmlns:w10="urn:schemas-microsoft-com:office:word" xmlns:w="http://schemas.openxmlformats.org/wordprocessingml/2006/main" xmlns:w14="http://schemas.microsoft.com/office/word/2010/wordml" xmlns:w15="http://schemas.microsoft.com/office/word/2012/wordml" xmlns:w16cex="http://schemas.microsoft.com/office/word/2018/wordml/cex" xmlns:w16cid="http://schemas.microsoft.com/office/word/2016/wordml/cid" xmlns:w16="http://schemas.microsoft.com/office/word/2018/wordml" xmlns:w16sdtdh="http://schemas.microsoft.com/office/word/2020/wordml/sdtdatahash" xmlns:w16se="http://schemas.microsoft.com/office/word/2015/wordml/symex" xmlns:wpg="http://schemas.microsoft.com/office/word/2010/wordprocessingGroup" xmlns:wpi="http://schemas.microsoft.com/office/word/2010/wordprocessingInk" xmlns:wne="http://schemas.microsoft.com/office/word/2006/wordml" xmlns:wps="http://schemas.microsoft.com/office/word/2010/wordprocessingShape" mc:Ignorable="w14 w15 w16se w16cid w16 w16cex w16sdtdh wp14">
   <w:p>
     <w:pPr>
       <w:pStyle w:val="Footer"/>
@@ -2903,7 +2833,7 @@
 </file>
 
 <file path=word/footer3.xml><?xml version="1.0" encoding="utf-8"?>
-<w:ftr xmlns:wpc="http://schemas.microsoft.com/office/word/2010/wordprocessingCanvas" xmlns:cx="http://schemas.microsoft.com/office/drawing/2014/chartex" xmlns:cx1="http://schemas.microsoft.com/office/drawing/2015/9/8/chartex" xmlns:cx2="http://schemas.microsoft.com/office/drawing/2015/10/21/chartex" xmlns:cx3="http://schemas.microsoft.com/office/drawing/2016/5/9/chartex" xmlns:cx4="http://schemas.microsoft.com/office/drawing/2016/5/10/chartex" xmlns:cx5="http://schemas.microsoft.com/office/drawing/2016/5/11/chartex" xmlns:cx6="http://schemas.microsoft.com/office/drawing/2016/5/12/chartex" xmlns:cx7="http://schemas.microsoft.com/office/drawing/2016/5/13/chartex" xmlns:cx8="http://schemas.microsoft.com/office/drawing/2016/5/14/chartex" xmlns:mc="http://schemas.openxmlformats.org/markup-compatibility/2006" xmlns:aink="http://schemas.microsoft.com/office/drawing/2016/ink" xmlns:am3d="http://schemas.microsoft.com/office/drawing/2017/model3d" xmlns:o="urn:schemas-microsoft-com:office:office" xmlns:r="http://schemas.openxmlformats.org/officeDocument/2006/relationships" xmlns:m="http://schemas.openxmlformats.org/officeDocument/2006/math" xmlns:v="urn:schemas-microsoft-com:vml" xmlns:wp14="http://schemas.microsoft.com/office/word/2010/wordprocessingDrawing" xmlns:wp="http://schemas.openxmlformats.org/drawingml/2006/wordprocessingDrawing" xmlns:w10="urn:schemas-microsoft-com:office:word" xmlns:w="http://schemas.openxmlformats.org/wordprocessingml/2006/main" xmlns:w14="http://schemas.microsoft.com/office/word/2010/wordml" xmlns:w15="http://schemas.microsoft.com/office/word/2012/wordml" xmlns:w16cex="http://schemas.microsoft.com/office/word/2018/wordml/cex" xmlns:w16cid="http://schemas.microsoft.com/office/word/2016/wordml/cid" xmlns:w16="http://schemas.microsoft.com/office/word/2018/wordml" xmlns:w16se="http://schemas.microsoft.com/office/word/2015/wordml/symex" xmlns:wpg="http://schemas.microsoft.com/office/word/2010/wordprocessingGroup" xmlns:wpi="http://schemas.microsoft.com/office/word/2010/wordprocessingInk" xmlns:wne="http://schemas.microsoft.com/office/word/2006/wordml" xmlns:wps="http://schemas.microsoft.com/office/word/2010/wordprocessingShape" mc:Ignorable="w14 w15 w16se w16cid w16 w16cex wp14">
+<w:ftr xmlns:wpc="http://schemas.microsoft.com/office/word/2010/wordprocessingCanvas" xmlns:cx="http://schemas.microsoft.com/office/drawing/2014/chartex" xmlns:cx1="http://schemas.microsoft.com/office/drawing/2015/9/8/chartex" xmlns:cx2="http://schemas.microsoft.com/office/drawing/2015/10/21/chartex" xmlns:cx3="http://schemas.microsoft.com/office/drawing/2016/5/9/chartex" xmlns:cx4="http://schemas.microsoft.com/office/drawing/2016/5/10/chartex" xmlns:cx5="http://schemas.microsoft.com/office/drawing/2016/5/11/chartex" xmlns:cx6="http://schemas.microsoft.com/office/drawing/2016/5/12/chartex" xmlns:cx7="http://schemas.microsoft.com/office/drawing/2016/5/13/chartex" xmlns:cx8="http://schemas.microsoft.com/office/drawing/2016/5/14/chartex" xmlns:mc="http://schemas.openxmlformats.org/markup-compatibility/2006" xmlns:aink="http://schemas.microsoft.com/office/drawing/2016/ink" xmlns:am3d="http://schemas.microsoft.com/office/drawing/2017/model3d" xmlns:o="urn:schemas-microsoft-com:office:office" xmlns:r="http://schemas.openxmlformats.org/officeDocument/2006/relationships" xmlns:m="http://schemas.openxmlformats.org/officeDocument/2006/math" xmlns:v="urn:schemas-microsoft-com:vml" xmlns:wp14="http://schemas.microsoft.com/office/word/2010/wordprocessingDrawing" xmlns:wp="http://schemas.openxmlformats.org/drawingml/2006/wordprocessingDrawing" xmlns:w10="urn:schemas-microsoft-com:office:word" xmlns:w="http://schemas.openxmlformats.org/wordprocessingml/2006/main" xmlns:w14="http://schemas.microsoft.com/office/word/2010/wordml" xmlns:w15="http://schemas.microsoft.com/office/word/2012/wordml" xmlns:w16cex="http://schemas.microsoft.com/office/word/2018/wordml/cex" xmlns:w16cid="http://schemas.microsoft.com/office/word/2016/wordml/cid" xmlns:w16="http://schemas.microsoft.com/office/word/2018/wordml" xmlns:w16sdtdh="http://schemas.microsoft.com/office/word/2020/wordml/sdtdatahash" xmlns:w16se="http://schemas.microsoft.com/office/word/2015/wordml/symex" xmlns:wpg="http://schemas.microsoft.com/office/word/2010/wordprocessingGroup" xmlns:wpi="http://schemas.microsoft.com/office/word/2010/wordprocessingInk" xmlns:wne="http://schemas.microsoft.com/office/word/2006/wordml" xmlns:wps="http://schemas.microsoft.com/office/word/2010/wordprocessingShape" mc:Ignorable="w14 w15 w16se w16cid w16 w16cex w16sdtdh wp14">
   <w:p>
     <w:pPr>
       <w:pStyle w:val="Footer"/>
@@ -2913,7 +2843,7 @@
 </file>
 
 <file path=word/footnotes.xml><?xml version="1.0" encoding="utf-8"?>
-<w:footnotes xmlns:wpc="http://schemas.microsoft.com/office/word/2010/wordprocessingCanvas" xmlns:cx="http://schemas.microsoft.com/office/drawing/2014/chartex" xmlns:cx1="http://schemas.microsoft.com/office/drawing/2015/9/8/chartex" xmlns:cx2="http://schemas.microsoft.com/office/drawing/2015/10/21/chartex" xmlns:cx3="http://schemas.microsoft.com/office/drawing/2016/5/9/chartex" xmlns:cx4="http://schemas.microsoft.com/office/drawing/2016/5/10/chartex" xmlns:cx5="http://schemas.microsoft.com/office/drawing/2016/5/11/chartex" xmlns:cx6="http://schemas.microsoft.com/office/drawing/2016/5/12/chartex" xmlns:cx7="http://schemas.microsoft.com/office/drawing/2016/5/13/chartex" xmlns:cx8="http://schemas.microsoft.com/office/drawing/2016/5/14/chartex" xmlns:mc="http://schemas.openxmlformats.org/markup-compatibility/2006" xmlns:aink="http://schemas.microsoft.com/office/drawing/2016/ink" xmlns:am3d="http://schemas.microsoft.com/office/drawing/2017/model3d" xmlns:o="urn:schemas-microsoft-com:office:office" xmlns:r="http://schemas.openxmlformats.org/officeDocument/2006/relationships" xmlns:m="http://schemas.openxmlformats.org/officeDocument/2006/math" xmlns:v="urn:schemas-microsoft-com:vml" xmlns:wp14="http://schemas.microsoft.com/office/word/2010/wordprocessingDrawing" xmlns:wp="http://schemas.openxmlformats.org/drawingml/2006/wordprocessingDrawing" xmlns:w10="urn:schemas-microsoft-com:office:word" xmlns:w="http://schemas.openxmlformats.org/wordprocessingml/2006/main" xmlns:w14="http://schemas.microsoft.com/office/word/2010/wordml" xmlns:w15="http://schemas.microsoft.com/office/word/2012/wordml" xmlns:w16cex="http://schemas.microsoft.com/office/word/2018/wordml/cex" xmlns:w16cid="http://schemas.microsoft.com/office/word/2016/wordml/cid" xmlns:w16="http://schemas.microsoft.com/office/word/2018/wordml" xmlns:w16se="http://schemas.microsoft.com/office/word/2015/wordml/symex" xmlns:wpg="http://schemas.microsoft.com/office/word/2010/wordprocessingGroup" xmlns:wpi="http://schemas.microsoft.com/office/word/2010/wordprocessingInk" xmlns:wne="http://schemas.microsoft.com/office/word/2006/wordml" xmlns:wps="http://schemas.microsoft.com/office/word/2010/wordprocessingShape" mc:Ignorable="w14 w15 w16se w16cid w16 w16cex wp14">
+<w:footnotes xmlns:wpc="http://schemas.microsoft.com/office/word/2010/wordprocessingCanvas" xmlns:cx="http://schemas.microsoft.com/office/drawing/2014/chartex" xmlns:cx1="http://schemas.microsoft.com/office/drawing/2015/9/8/chartex" xmlns:cx2="http://schemas.microsoft.com/office/drawing/2015/10/21/chartex" xmlns:cx3="http://schemas.microsoft.com/office/drawing/2016/5/9/chartex" xmlns:cx4="http://schemas.microsoft.com/office/drawing/2016/5/10/chartex" xmlns:cx5="http://schemas.microsoft.com/office/drawing/2016/5/11/chartex" xmlns:cx6="http://schemas.microsoft.com/office/drawing/2016/5/12/chartex" xmlns:cx7="http://schemas.microsoft.com/office/drawing/2016/5/13/chartex" xmlns:cx8="http://schemas.microsoft.com/office/drawing/2016/5/14/chartex" xmlns:mc="http://schemas.openxmlformats.org/markup-compatibility/2006" xmlns:aink="http://schemas.microsoft.com/office/drawing/2016/ink" xmlns:am3d="http://schemas.microsoft.com/office/drawing/2017/model3d" xmlns:o="urn:schemas-microsoft-com:office:office" xmlns:r="http://schemas.openxmlformats.org/officeDocument/2006/relationships" xmlns:m="http://schemas.openxmlformats.org/officeDocument/2006/math" xmlns:v="urn:schemas-microsoft-com:vml" xmlns:wp14="http://schemas.microsoft.com/office/word/2010/wordprocessingDrawing" xmlns:wp="http://schemas.openxmlformats.org/drawingml/2006/wordprocessingDrawing" xmlns:w10="urn:schemas-microsoft-com:office:word" xmlns:w="http://schemas.openxmlformats.org/wordprocessingml/2006/main" xmlns:w14="http://schemas.microsoft.com/office/word/2010/wordml" xmlns:w15="http://schemas.microsoft.com/office/word/2012/wordml" xmlns:w16cex="http://schemas.microsoft.com/office/word/2018/wordml/cex" xmlns:w16cid="http://schemas.microsoft.com/office/word/2016/wordml/cid" xmlns:w16="http://schemas.microsoft.com/office/word/2018/wordml" xmlns:w16sdtdh="http://schemas.microsoft.com/office/word/2020/wordml/sdtdatahash" xmlns:w16se="http://schemas.microsoft.com/office/word/2015/wordml/symex" xmlns:wpg="http://schemas.microsoft.com/office/word/2010/wordprocessingGroup" xmlns:wpi="http://schemas.microsoft.com/office/word/2010/wordprocessingInk" xmlns:wne="http://schemas.microsoft.com/office/word/2006/wordml" xmlns:wps="http://schemas.microsoft.com/office/word/2010/wordprocessingShape" mc:Ignorable="w14 w15 w16se w16cid w16 w16cex w16sdtdh wp14">
   <w:footnote w:type="separator" w:id="-1">
     <w:p>
       <w:r>
@@ -2932,7 +2862,7 @@
 </file>
 
 <file path=word/header1.xml><?xml version="1.0" encoding="utf-8"?>
-<w:hdr xmlns:wpc="http://schemas.microsoft.com/office/word/2010/wordprocessingCanvas" xmlns:cx="http://schemas.microsoft.com/office/drawing/2014/chartex" xmlns:cx1="http://schemas.microsoft.com/office/drawing/2015/9/8/chartex" xmlns:cx2="http://schemas.microsoft.com/office/drawing/2015/10/21/chartex" xmlns:cx3="http://schemas.microsoft.com/office/drawing/2016/5/9/chartex" xmlns:cx4="http://schemas.microsoft.com/office/drawing/2016/5/10/chartex" xmlns:cx5="http://schemas.microsoft.com/office/drawing/2016/5/11/chartex" xmlns:cx6="http://schemas.microsoft.com/office/drawing/2016/5/12/chartex" xmlns:cx7="http://schemas.microsoft.com/office/drawing/2016/5/13/chartex" xmlns:cx8="http://schemas.microsoft.com/office/drawing/2016/5/14/chartex" xmlns:mc="http://schemas.openxmlformats.org/markup-compatibility/2006" xmlns:aink="http://schemas.microsoft.com/office/drawing/2016/ink" xmlns:am3d="http://schemas.microsoft.com/office/drawing/2017/model3d" xmlns:o="urn:schemas-microsoft-com:office:office" xmlns:r="http://schemas.openxmlformats.org/officeDocument/2006/relationships" xmlns:m="http://schemas.openxmlformats.org/officeDocument/2006/math" xmlns:v="urn:schemas-microsoft-com:vml" xmlns:wp14="http://schemas.microsoft.com/office/word/2010/wordprocessingDrawing" xmlns:wp="http://schemas.openxmlformats.org/drawingml/2006/wordprocessingDrawing" xmlns:w10="urn:schemas-microsoft-com:office:word" xmlns:w="http://schemas.openxmlformats.org/wordprocessingml/2006/main" xmlns:w14="http://schemas.microsoft.com/office/word/2010/wordml" xmlns:w15="http://schemas.microsoft.com/office/word/2012/wordml" xmlns:w16cex="http://schemas.microsoft.com/office/word/2018/wordml/cex" xmlns:w16cid="http://schemas.microsoft.com/office/word/2016/wordml/cid" xmlns:w16="http://schemas.microsoft.com/office/word/2018/wordml" xmlns:w16se="http://schemas.microsoft.com/office/word/2015/wordml/symex" xmlns:wpg="http://schemas.microsoft.com/office/word/2010/wordprocessingGroup" xmlns:wpi="http://schemas.microsoft.com/office/word/2010/wordprocessingInk" xmlns:wne="http://schemas.microsoft.com/office/word/2006/wordml" xmlns:wps="http://schemas.microsoft.com/office/word/2010/wordprocessingShape" mc:Ignorable="w14 w15 w16se w16cid w16 w16cex wp14">
+<w:hdr xmlns:wpc="http://schemas.microsoft.com/office/word/2010/wordprocessingCanvas" xmlns:cx="http://schemas.microsoft.com/office/drawing/2014/chartex" xmlns:cx1="http://schemas.microsoft.com/office/drawing/2015/9/8/chartex" xmlns:cx2="http://schemas.microsoft.com/office/drawing/2015/10/21/chartex" xmlns:cx3="http://schemas.microsoft.com/office/drawing/2016/5/9/chartex" xmlns:cx4="http://schemas.microsoft.com/office/drawing/2016/5/10/chartex" xmlns:cx5="http://schemas.microsoft.com/office/drawing/2016/5/11/chartex" xmlns:cx6="http://schemas.microsoft.com/office/drawing/2016/5/12/chartex" xmlns:cx7="http://schemas.microsoft.com/office/drawing/2016/5/13/chartex" xmlns:cx8="http://schemas.microsoft.com/office/drawing/2016/5/14/chartex" xmlns:mc="http://schemas.openxmlformats.org/markup-compatibility/2006" xmlns:aink="http://schemas.microsoft.com/office/drawing/2016/ink" xmlns:am3d="http://schemas.microsoft.com/office/drawing/2017/model3d" xmlns:o="urn:schemas-microsoft-com:office:office" xmlns:r="http://schemas.openxmlformats.org/officeDocument/2006/relationships" xmlns:m="http://schemas.openxmlformats.org/officeDocument/2006/math" xmlns:v="urn:schemas-microsoft-com:vml" xmlns:wp14="http://schemas.microsoft.com/office/word/2010/wordprocessingDrawing" xmlns:wp="http://schemas.openxmlformats.org/drawingml/2006/wordprocessingDrawing" xmlns:w10="urn:schemas-microsoft-com:office:word" xmlns:w="http://schemas.openxmlformats.org/wordprocessingml/2006/main" xmlns:w14="http://schemas.microsoft.com/office/word/2010/wordml" xmlns:w15="http://schemas.microsoft.com/office/word/2012/wordml" xmlns:w16cex="http://schemas.microsoft.com/office/word/2018/wordml/cex" xmlns:w16cid="http://schemas.microsoft.com/office/word/2016/wordml/cid" xmlns:w16="http://schemas.microsoft.com/office/word/2018/wordml" xmlns:w16sdtdh="http://schemas.microsoft.com/office/word/2020/wordml/sdtdatahash" xmlns:w16se="http://schemas.microsoft.com/office/word/2015/wordml/symex" xmlns:wpg="http://schemas.microsoft.com/office/word/2010/wordprocessingGroup" xmlns:wpi="http://schemas.microsoft.com/office/word/2010/wordprocessingInk" xmlns:wne="http://schemas.microsoft.com/office/word/2006/wordml" xmlns:wps="http://schemas.microsoft.com/office/word/2010/wordprocessingShape" mc:Ignorable="w14 w15 w16se w16cid w16 w16cex w16sdtdh wp14">
   <w:p>
     <w:pPr>
       <w:pStyle w:val="Header"/>
@@ -2942,7 +2872,7 @@
 </file>
 
 <file path=word/header2.xml><?xml version="1.0" encoding="utf-8"?>
-<w:hdr xmlns:wpc="http://schemas.microsoft.com/office/word/2010/wordprocessingCanvas" xmlns:cx="http://schemas.microsoft.com/office/drawing/2014/chartex" xmlns:cx1="http://schemas.microsoft.com/office/drawing/2015/9/8/chartex" xmlns:cx2="http://schemas.microsoft.com/office/drawing/2015/10/21/chartex" xmlns:cx3="http://schemas.microsoft.com/office/drawing/2016/5/9/chartex" xmlns:cx4="http://schemas.microsoft.com/office/drawing/2016/5/10/chartex" xmlns:cx5="http://schemas.microsoft.com/office/drawing/2016/5/11/chartex" xmlns:cx6="http://schemas.microsoft.com/office/drawing/2016/5/12/chartex" xmlns:cx7="http://schemas.microsoft.com/office/drawing/2016/5/13/chartex" xmlns:cx8="http://schemas.microsoft.com/office/drawing/2016/5/14/chartex" xmlns:mc="http://schemas.openxmlformats.org/markup-compatibility/2006" xmlns:aink="http://schemas.microsoft.com/office/drawing/2016/ink" xmlns:am3d="http://schemas.microsoft.com/office/drawing/2017/model3d" xmlns:o="urn:schemas-microsoft-com:office:office" xmlns:r="http://schemas.openxmlformats.org/officeDocument/2006/relationships" xmlns:m="http://schemas.openxmlformats.org/officeDocument/2006/math" xmlns:v="urn:schemas-microsoft-com:vml" xmlns:wp14="http://schemas.microsoft.com/office/word/2010/wordprocessingDrawing" xmlns:wp="http://schemas.openxmlformats.org/drawingml/2006/wordprocessingDrawing" xmlns:w10="urn:schemas-microsoft-com:office:word" xmlns:w="http://schemas.openxmlformats.org/wordprocessingml/2006/main" xmlns:w14="http://schemas.microsoft.com/office/word/2010/wordml" xmlns:w15="http://schemas.microsoft.com/office/word/2012/wordml" xmlns:w16cex="http://schemas.microsoft.com/office/word/2018/wordml/cex" xmlns:w16cid="http://schemas.microsoft.com/office/word/2016/wordml/cid" xmlns:w16="http://schemas.microsoft.com/office/word/2018/wordml" xmlns:w16se="http://schemas.microsoft.com/office/word/2015/wordml/symex" xmlns:wpg="http://schemas.microsoft.com/office/word/2010/wordprocessingGroup" xmlns:wpi="http://schemas.microsoft.com/office/word/2010/wordprocessingInk" xmlns:wne="http://schemas.microsoft.com/office/word/2006/wordml" xmlns:wps="http://schemas.microsoft.com/office/word/2010/wordprocessingShape" mc:Ignorable="w14 w15 w16se w16cid w16 w16cex wp14">
+<w:hdr xmlns:wpc="http://schemas.microsoft.com/office/word/2010/wordprocessingCanvas" xmlns:cx="http://schemas.microsoft.com/office/drawing/2014/chartex" xmlns:cx1="http://schemas.microsoft.com/office/drawing/2015/9/8/chartex" xmlns:cx2="http://schemas.microsoft.com/office/drawing/2015/10/21/chartex" xmlns:cx3="http://schemas.microsoft.com/office/drawing/2016/5/9/chartex" xmlns:cx4="http://schemas.microsoft.com/office/drawing/2016/5/10/chartex" xmlns:cx5="http://schemas.microsoft.com/office/drawing/2016/5/11/chartex" xmlns:cx6="http://schemas.microsoft.com/office/drawing/2016/5/12/chartex" xmlns:cx7="http://schemas.microsoft.com/office/drawing/2016/5/13/chartex" xmlns:cx8="http://schemas.microsoft.com/office/drawing/2016/5/14/chartex" xmlns:mc="http://schemas.openxmlformats.org/markup-compatibility/2006" xmlns:aink="http://schemas.microsoft.com/office/drawing/2016/ink" xmlns:am3d="http://schemas.microsoft.com/office/drawing/2017/model3d" xmlns:o="urn:schemas-microsoft-com:office:office" xmlns:r="http://schemas.openxmlformats.org/officeDocument/2006/relationships" xmlns:m="http://schemas.openxmlformats.org/officeDocument/2006/math" xmlns:v="urn:schemas-microsoft-com:vml" xmlns:wp14="http://schemas.microsoft.com/office/word/2010/wordprocessingDrawing" xmlns:wp="http://schemas.openxmlformats.org/drawingml/2006/wordprocessingDrawing" xmlns:w10="urn:schemas-microsoft-com:office:word" xmlns:w="http://schemas.openxmlformats.org/wordprocessingml/2006/main" xmlns:w14="http://schemas.microsoft.com/office/word/2010/wordml" xmlns:w15="http://schemas.microsoft.com/office/word/2012/wordml" xmlns:w16cex="http://schemas.microsoft.com/office/word/2018/wordml/cex" xmlns:w16cid="http://schemas.microsoft.com/office/word/2016/wordml/cid" xmlns:w16="http://schemas.microsoft.com/office/word/2018/wordml" xmlns:w16sdtdh="http://schemas.microsoft.com/office/word/2020/wordml/sdtdatahash" xmlns:w16se="http://schemas.microsoft.com/office/word/2015/wordml/symex" xmlns:wpg="http://schemas.microsoft.com/office/word/2010/wordprocessingGroup" xmlns:wpi="http://schemas.microsoft.com/office/word/2010/wordprocessingInk" xmlns:wne="http://schemas.microsoft.com/office/word/2006/wordml" xmlns:wps="http://schemas.microsoft.com/office/word/2010/wordprocessingShape" mc:Ignorable="w14 w15 w16se w16cid w16 w16cex w16sdtdh wp14">
   <w:p>
     <w:pPr>
       <w:pStyle w:val="Header"/>
@@ -2952,7 +2882,7 @@
 </file>
 
 <file path=word/header3.xml><?xml version="1.0" encoding="utf-8"?>
-<w:hdr xmlns:wpc="http://schemas.microsoft.com/office/word/2010/wordprocessingCanvas" xmlns:cx="http://schemas.microsoft.com/office/drawing/2014/chartex" xmlns:cx1="http://schemas.microsoft.com/office/drawing/2015/9/8/chartex" xmlns:cx2="http://schemas.microsoft.com/office/drawing/2015/10/21/chartex" xmlns:cx3="http://schemas.microsoft.com/office/drawing/2016/5/9/chartex" xmlns:cx4="http://schemas.microsoft.com/office/drawing/2016/5/10/chartex" xmlns:cx5="http://schemas.microsoft.com/office/drawing/2016/5/11/chartex" xmlns:cx6="http://schemas.microsoft.com/office/drawing/2016/5/12/chartex" xmlns:cx7="http://schemas.microsoft.com/office/drawing/2016/5/13/chartex" xmlns:cx8="http://schemas.microsoft.com/office/drawing/2016/5/14/chartex" xmlns:mc="http://schemas.openxmlformats.org/markup-compatibility/2006" xmlns:aink="http://schemas.microsoft.com/office/drawing/2016/ink" xmlns:am3d="http://schemas.microsoft.com/office/drawing/2017/model3d" xmlns:o="urn:schemas-microsoft-com:office:office" xmlns:r="http://schemas.openxmlformats.org/officeDocument/2006/relationships" xmlns:m="http://schemas.openxmlformats.org/officeDocument/2006/math" xmlns:v="urn:schemas-microsoft-com:vml" xmlns:wp14="http://schemas.microsoft.com/office/word/2010/wordprocessingDrawing" xmlns:wp="http://schemas.openxmlformats.org/drawingml/2006/wordprocessingDrawing" xmlns:w10="urn:schemas-microsoft-com:office:word" xmlns:w="http://schemas.openxmlformats.org/wordprocessingml/2006/main" xmlns:w14="http://schemas.microsoft.com/office/word/2010/wordml" xmlns:w15="http://schemas.microsoft.com/office/word/2012/wordml" xmlns:w16cex="http://schemas.microsoft.com/office/word/2018/wordml/cex" xmlns:w16cid="http://schemas.microsoft.com/office/word/2016/wordml/cid" xmlns:w16="http://schemas.microsoft.com/office/word/2018/wordml" xmlns:w16se="http://schemas.microsoft.com/office/word/2015/wordml/symex" xmlns:wpg="http://schemas.microsoft.com/office/word/2010/wordprocessingGroup" xmlns:wpi="http://schemas.microsoft.com/office/word/2010/wordprocessingInk" xmlns:wne="http://schemas.microsoft.com/office/word/2006/wordml" xmlns:wps="http://schemas.microsoft.com/office/word/2010/wordprocessingShape" mc:Ignorable="w14 w15 w16se w16cid w16 w16cex wp14">
+<w:hdr xmlns:wpc="http://schemas.microsoft.com/office/word/2010/wordprocessingCanvas" xmlns:cx="http://schemas.microsoft.com/office/drawing/2014/chartex" xmlns:cx1="http://schemas.microsoft.com/office/drawing/2015/9/8/chartex" xmlns:cx2="http://schemas.microsoft.com/office/drawing/2015/10/21/chartex" xmlns:cx3="http://schemas.microsoft.com/office/drawing/2016/5/9/chartex" xmlns:cx4="http://schemas.microsoft.com/office/drawing/2016/5/10/chartex" xmlns:cx5="http://schemas.microsoft.com/office/drawing/2016/5/11/chartex" xmlns:cx6="http://schemas.microsoft.com/office/drawing/2016/5/12/chartex" xmlns:cx7="http://schemas.microsoft.com/office/drawing/2016/5/13/chartex" xmlns:cx8="http://schemas.microsoft.com/office/drawing/2016/5/14/chartex" xmlns:mc="http://schemas.openxmlformats.org/markup-compatibility/2006" xmlns:aink="http://schemas.microsoft.com/office/drawing/2016/ink" xmlns:am3d="http://schemas.microsoft.com/office/drawing/2017/model3d" xmlns:o="urn:schemas-microsoft-com:office:office" xmlns:r="http://schemas.openxmlformats.org/officeDocument/2006/relationships" xmlns:m="http://schemas.openxmlformats.org/officeDocument/2006/math" xmlns:v="urn:schemas-microsoft-com:vml" xmlns:wp14="http://schemas.microsoft.com/office/word/2010/wordprocessingDrawing" xmlns:wp="http://schemas.openxmlformats.org/drawingml/2006/wordprocessingDrawing" xmlns:w10="urn:schemas-microsoft-com:office:word" xmlns:w="http://schemas.openxmlformats.org/wordprocessingml/2006/main" xmlns:w14="http://schemas.microsoft.com/office/word/2010/wordml" xmlns:w15="http://schemas.microsoft.com/office/word/2012/wordml" xmlns:w16cex="http://schemas.microsoft.com/office/word/2018/wordml/cex" xmlns:w16cid="http://schemas.microsoft.com/office/word/2016/wordml/cid" xmlns:w16="http://schemas.microsoft.com/office/word/2018/wordml" xmlns:w16sdtdh="http://schemas.microsoft.com/office/word/2020/wordml/sdtdatahash" xmlns:w16se="http://schemas.microsoft.com/office/word/2015/wordml/symex" xmlns:wpg="http://schemas.microsoft.com/office/word/2010/wordprocessingGroup" xmlns:wpi="http://schemas.microsoft.com/office/word/2010/wordprocessingInk" xmlns:wne="http://schemas.microsoft.com/office/word/2006/wordml" xmlns:wps="http://schemas.microsoft.com/office/word/2010/wordprocessingShape" mc:Ignorable="w14 w15 w16se w16cid w16 w16cex w16sdtdh wp14">
   <w:p>
     <w:pPr>
       <w:pStyle w:val="Header"/>
@@ -2962,7 +2892,7 @@
 </file>
 
 <file path=word/numbering.xml><?xml version="1.0" encoding="utf-8"?>
-<w:numbering xmlns:wpc="http://schemas.microsoft.com/office/word/2010/wordprocessingCanvas" xmlns:cx="http://schemas.microsoft.com/office/drawing/2014/chartex" xmlns:cx1="http://schemas.microsoft.com/office/drawing/2015/9/8/chartex" xmlns:cx2="http://schemas.microsoft.com/office/drawing/2015/10/21/chartex" xmlns:cx3="http://schemas.microsoft.com/office/drawing/2016/5/9/chartex" xmlns:cx4="http://schemas.microsoft.com/office/drawing/2016/5/10/chartex" xmlns:cx5="http://schemas.microsoft.com/office/drawing/2016/5/11/chartex" xmlns:cx6="http://schemas.microsoft.com/office/drawing/2016/5/12/chartex" xmlns:cx7="http://schemas.microsoft.com/office/drawing/2016/5/13/chartex" xmlns:cx8="http://schemas.microsoft.com/office/drawing/2016/5/14/chartex" xmlns:mc="http://schemas.openxmlformats.org/markup-compatibility/2006" xmlns:aink="http://schemas.microsoft.com/office/drawing/2016/ink" xmlns:am3d="http://schemas.microsoft.com/office/drawing/2017/model3d" xmlns:o="urn:schemas-microsoft-com:office:office" xmlns:r="http://schemas.openxmlformats.org/officeDocument/2006/relationships" xmlns:m="http://schemas.openxmlformats.org/officeDocument/2006/math" xmlns:v="urn:schemas-microsoft-com:vml" xmlns:wp14="http://schemas.microsoft.com/office/word/2010/wordprocessingDrawing" xmlns:wp="http://schemas.openxmlformats.org/drawingml/2006/wordprocessingDrawing" xmlns:w10="urn:schemas-microsoft-com:office:word" xmlns:w="http://schemas.openxmlformats.org/wordprocessingml/2006/main" xmlns:w14="http://schemas.microsoft.com/office/word/2010/wordml" xmlns:w15="http://schemas.microsoft.com/office/word/2012/wordml" xmlns:w16cex="http://schemas.microsoft.com/office/word/2018/wordml/cex" xmlns:w16cid="http://schemas.microsoft.com/office/word/2016/wordml/cid" xmlns:w16="http://schemas.microsoft.com/office/word/2018/wordml" xmlns:w16se="http://schemas.microsoft.com/office/word/2015/wordml/symex" xmlns:wpg="http://schemas.microsoft.com/office/word/2010/wordprocessingGroup" xmlns:wpi="http://schemas.microsoft.com/office/word/2010/wordprocessingInk" xmlns:wne="http://schemas.microsoft.com/office/word/2006/wordml" xmlns:wps="http://schemas.microsoft.com/office/word/2010/wordprocessingShape" mc:Ignorable="w14 w15 w16se w16cid w16 w16cex wp14">
+<w:numbering xmlns:wpc="http://schemas.microsoft.com/office/word/2010/wordprocessingCanvas" xmlns:cx="http://schemas.microsoft.com/office/drawing/2014/chartex" xmlns:cx1="http://schemas.microsoft.com/office/drawing/2015/9/8/chartex" xmlns:cx2="http://schemas.microsoft.com/office/drawing/2015/10/21/chartex" xmlns:cx3="http://schemas.microsoft.com/office/drawing/2016/5/9/chartex" xmlns:cx4="http://schemas.microsoft.com/office/drawing/2016/5/10/chartex" xmlns:cx5="http://schemas.microsoft.com/office/drawing/2016/5/11/chartex" xmlns:cx6="http://schemas.microsoft.com/office/drawing/2016/5/12/chartex" xmlns:cx7="http://schemas.microsoft.com/office/drawing/2016/5/13/chartex" xmlns:cx8="http://schemas.microsoft.com/office/drawing/2016/5/14/chartex" xmlns:mc="http://schemas.openxmlformats.org/markup-compatibility/2006" xmlns:aink="http://schemas.microsoft.com/office/drawing/2016/ink" xmlns:am3d="http://schemas.microsoft.com/office/drawing/2017/model3d" xmlns:o="urn:schemas-microsoft-com:office:office" xmlns:r="http://schemas.openxmlformats.org/officeDocument/2006/relationships" xmlns:m="http://schemas.openxmlformats.org/officeDocument/2006/math" xmlns:v="urn:schemas-microsoft-com:vml" xmlns:wp14="http://schemas.microsoft.com/office/word/2010/wordprocessingDrawing" xmlns:wp="http://schemas.openxmlformats.org/drawingml/2006/wordprocessingDrawing" xmlns:w10="urn:schemas-microsoft-com:office:word" xmlns:w="http://schemas.openxmlformats.org/wordprocessingml/2006/main" xmlns:w14="http://schemas.microsoft.com/office/word/2010/wordml" xmlns:w15="http://schemas.microsoft.com/office/word/2012/wordml" xmlns:w16cex="http://schemas.microsoft.com/office/word/2018/wordml/cex" xmlns:w16cid="http://schemas.microsoft.com/office/word/2016/wordml/cid" xmlns:w16="http://schemas.microsoft.com/office/word/2018/wordml" xmlns:w16sdtdh="http://schemas.microsoft.com/office/word/2020/wordml/sdtdatahash" xmlns:w16se="http://schemas.microsoft.com/office/word/2015/wordml/symex" xmlns:wpg="http://schemas.microsoft.com/office/word/2010/wordprocessingGroup" xmlns:wpi="http://schemas.microsoft.com/office/word/2010/wordprocessingInk" xmlns:wne="http://schemas.microsoft.com/office/word/2006/wordml" xmlns:wps="http://schemas.microsoft.com/office/word/2010/wordprocessingShape" mc:Ignorable="w14 w15 w16se w16cid w16 w16cex w16sdtdh wp14">
   <w:abstractNum w:abstractNumId="0" w15:restartNumberingAfterBreak="0">
     <w:nsid w:val="00253E7F"/>
     <w:multiLevelType w:val="multilevel"/>
@@ -8737,7 +8667,7 @@
 </file>
 
 <file path=word/styles.xml><?xml version="1.0" encoding="utf-8"?>
-<w:styles xmlns:mc="http://schemas.openxmlformats.org/markup-compatibility/2006" xmlns:r="http://schemas.openxmlformats.org/officeDocument/2006/relationships" xmlns:w="http://schemas.openxmlformats.org/wordprocessingml/2006/main" xmlns:w14="http://schemas.microsoft.com/office/word/2010/wordml" xmlns:w15="http://schemas.microsoft.com/office/word/2012/wordml" xmlns:w16cex="http://schemas.microsoft.com/office/word/2018/wordml/cex" xmlns:w16cid="http://schemas.microsoft.com/office/word/2016/wordml/cid" xmlns:w16="http://schemas.microsoft.com/office/word/2018/wordml" xmlns:w16se="http://schemas.microsoft.com/office/word/2015/wordml/symex" mc:Ignorable="w14 w15 w16se w16cid w16 w16cex">
+<w:styles xmlns:mc="http://schemas.openxmlformats.org/markup-compatibility/2006" xmlns:r="http://schemas.openxmlformats.org/officeDocument/2006/relationships" xmlns:w="http://schemas.openxmlformats.org/wordprocessingml/2006/main" xmlns:w14="http://schemas.microsoft.com/office/word/2010/wordml" xmlns:w15="http://schemas.microsoft.com/office/word/2012/wordml" xmlns:w16cex="http://schemas.microsoft.com/office/word/2018/wordml/cex" xmlns:w16cid="http://schemas.microsoft.com/office/word/2016/wordml/cid" xmlns:w16="http://schemas.microsoft.com/office/word/2018/wordml" xmlns:w16sdtdh="http://schemas.microsoft.com/office/word/2020/wordml/sdtdatahash" xmlns:w16se="http://schemas.microsoft.com/office/word/2015/wordml/symex" mc:Ignorable="w14 w15 w16se w16cid w16 w16cex w16sdtdh">
   <w:docDefaults>
     <w:rPrDefault>
       <w:rPr>

--- a/khaothi_2024_net_server/KhaoThi_2024_net_client/wwwroot/template/BaoCao_THPT.docx
+++ b/khaothi_2024_net_server/KhaoThi_2024_net_client/wwwroot/template/BaoCao_THPT.docx
@@ -70,7 +70,7 @@
               <w:adjustRightInd w:val="0"/>
               <w:snapToGrid w:val="0"/>
               <w:spacing w:after="120"/>
-              <w:jc w:val="both"/>
+              <w:jc w:val="center"/>
               <w:rPr>
                 <w:rFonts w:ascii="Times New Roman" w:hAnsi="Times New Roman"/>
                 <w:b/>
@@ -85,49 +85,11 @@
               <w:rPr>
                 <w:rFonts w:ascii="Times New Roman" w:hAnsi="Times New Roman"/>
                 <w:b/>
-                <w:color w:val="000000"/>
-                <w:sz w:val="26"/>
-              </w:rPr>
-              <w:t xml:space="preserve">      </w:t>
-            </w:r>
-            <w:r>
-              <w:rPr>
-                <w:rFonts w:ascii="Times New Roman" w:hAnsi="Times New Roman"/>
-                <w:b/>
-                <w:color w:val="000000"/>
-                <w:sz w:val="26"/>
-              </w:rPr>
-              <w:t xml:space="preserve">THPT </w:t>
-            </w:r>
-            <w:r>
-              <w:rPr>
-                <w:rFonts w:ascii="Times New Roman" w:hAnsi="Times New Roman"/>
-                <w:b/>
                 <w:bCs/>
                 <w:sz w:val="26"/>
                 <w:szCs w:val="26"/>
               </w:rPr>
-              <w:t>{{</w:t>
-            </w:r>
-            <w:r>
-              <w:rPr>
-                <w:rFonts w:ascii="Times New Roman" w:hAnsi="Times New Roman"/>
-                <w:b/>
-                <w:bCs/>
-                <w:sz w:val="26"/>
-                <w:szCs w:val="26"/>
-              </w:rPr>
-              <w:t>TenTruong</w:t>
-            </w:r>
-            <w:r>
-              <w:rPr>
-                <w:rFonts w:ascii="Times New Roman" w:hAnsi="Times New Roman"/>
-                <w:b/>
-                <w:bCs/>
-                <w:sz w:val="26"/>
-                <w:szCs w:val="26"/>
-              </w:rPr>
-              <w:t>}}</w:t>
+              <w:t>{{TenTruong}}</w:t>
             </w:r>
           </w:p>
         </w:tc>
@@ -855,17 +817,7 @@
                 <w:sz w:val="26"/>
                 <w:szCs w:val="26"/>
               </w:rPr>
-              <w:t>{{MaTruongBo}</w:t>
-            </w:r>
-            <w:r>
-              <w:rPr>
-                <w:rFonts w:ascii="Times New Roman" w:hAnsi="Times New Roman"/>
-                <w:b/>
-                <w:bCs/>
-                <w:sz w:val="26"/>
-                <w:szCs w:val="26"/>
-              </w:rPr>
-              <w:t>}</w:t>
+              <w:t>{{MaTruongBo}}</w:t>
             </w:r>
           </w:p>
         </w:tc>

--- a/khaothi_2024_net_server/KhaoThi_2024_net_client/wwwroot/template/BaoCao_THPT.docx
+++ b/khaothi_2024_net_server/KhaoThi_2024_net_client/wwwroot/template/BaoCao_THPT.docx
@@ -2092,11 +2092,458 @@
         <w:rPr>
           <w:rFonts w:ascii="Times New Roman" w:hAnsi="Times New Roman"/>
           <w:b/>
+          <w:bCs/>
+          <w:sz w:val="28"/>
+          <w:szCs w:val="28"/>
+        </w:rPr>
+      </w:pPr>
+      <w:r>
+        <w:rPr>
+          <w:rFonts w:ascii="Times New Roman" w:hAnsi="Times New Roman"/>
+          <w:b/>
+          <w:bCs/>
+          <w:sz w:val="28"/>
+          <w:szCs w:val="28"/>
+        </w:rPr>
+        <w:t xml:space="preserve">- Tổng số học sinh lớp 12: </w:t>
+      </w:r>
+      <w:r>
+        <w:rPr>
+          <w:rFonts w:ascii="Times New Roman" w:hAnsi="Times New Roman"/>
+          <w:sz w:val="28"/>
+          <w:szCs w:val="28"/>
+        </w:rPr>
+        <w:t>{{Tong12}}</w:t>
+      </w:r>
+    </w:p>
+    <w:tbl>
+      <w:tblPr>
+        <w:tblStyle w:val="TableGrid"/>
+        <w:tblW w:w="10065" w:type="dxa"/>
+        <w:tblInd w:w="-431" w:type="dxa"/>
+        <w:tblLayout w:type="fixed"/>
+        <w:tblLook w:val="04A0" w:firstRow="1" w:lastRow="0" w:firstColumn="1" w:lastColumn="0" w:noHBand="0" w:noVBand="1"/>
+      </w:tblPr>
+      <w:tblGrid>
+        <w:gridCol w:w="2485"/>
+        <w:gridCol w:w="2486"/>
+        <w:gridCol w:w="2486"/>
+        <w:gridCol w:w="2608"/>
+      </w:tblGrid>
+      <w:tr>
+        <w:trPr>
+          <w:trHeight w:val="478"/>
+        </w:trPr>
+        <w:tc>
+          <w:tcPr>
+            <w:tcW w:w="10065" w:type="dxa"/>
+            <w:gridSpan w:val="4"/>
+          </w:tcPr>
+          <w:p>
+            <w:pPr>
+              <w:adjustRightInd w:val="0"/>
+              <w:snapToGrid w:val="0"/>
+              <w:spacing w:before="120" w:after="120" w:line="276" w:lineRule="auto"/>
+              <w:jc w:val="center"/>
+              <w:rPr>
+                <w:rFonts w:ascii="Times New Roman" w:hAnsi="Times New Roman"/>
+                <w:b/>
+                <w:bCs/>
+                <w:color w:val="000000" w:themeColor="text1"/>
+                <w:sz w:val="28"/>
+                <w:szCs w:val="28"/>
+              </w:rPr>
+            </w:pPr>
+            <w:r>
+              <w:rPr>
+                <w:rFonts w:ascii="Times New Roman" w:hAnsi="Times New Roman"/>
+                <w:b/>
+                <w:bCs/>
+                <w:color w:val="000000" w:themeColor="text1"/>
+                <w:sz w:val="28"/>
+                <w:szCs w:val="28"/>
+              </w:rPr>
+              <w:t>Học sinh đặc biệt</w:t>
+            </w:r>
+          </w:p>
+        </w:tc>
+      </w:tr>
+      <w:tr>
+        <w:trPr>
+          <w:trHeight w:val="777"/>
+        </w:trPr>
+        <w:tc>
+          <w:tcPr>
+            <w:tcW w:w="2485" w:type="dxa"/>
+            <w:vAlign w:val="center"/>
+          </w:tcPr>
+          <w:p>
+            <w:pPr>
+              <w:adjustRightInd w:val="0"/>
+              <w:snapToGrid w:val="0"/>
+              <w:spacing w:before="120" w:after="120" w:line="276" w:lineRule="auto"/>
+              <w:jc w:val="center"/>
+              <w:rPr>
+                <w:rFonts w:ascii="Times New Roman" w:hAnsi="Times New Roman"/>
+                <w:b/>
+                <w:bCs/>
+                <w:color w:val="000000" w:themeColor="text1"/>
+                <w:sz w:val="28"/>
+                <w:szCs w:val="28"/>
+              </w:rPr>
+            </w:pPr>
+            <w:r>
+              <w:rPr>
+                <w:rFonts w:ascii="Times New Roman" w:hAnsi="Times New Roman"/>
+                <w:b/>
+                <w:bCs/>
+                <w:color w:val="000000" w:themeColor="text1"/>
+                <w:sz w:val="28"/>
+                <w:szCs w:val="28"/>
+              </w:rPr>
+              <w:t>Khuyết tật nhẹ</w:t>
+            </w:r>
+          </w:p>
+        </w:tc>
+        <w:tc>
+          <w:tcPr>
+            <w:tcW w:w="2486" w:type="dxa"/>
+            <w:vAlign w:val="center"/>
+          </w:tcPr>
+          <w:p>
+            <w:pPr>
+              <w:adjustRightInd w:val="0"/>
+              <w:snapToGrid w:val="0"/>
+              <w:spacing w:before="120" w:after="120" w:line="276" w:lineRule="auto"/>
+              <w:jc w:val="center"/>
+              <w:rPr>
+                <w:rFonts w:ascii="Times New Roman" w:hAnsi="Times New Roman"/>
+                <w:color w:val="000000" w:themeColor="text1"/>
+                <w:sz w:val="28"/>
+                <w:szCs w:val="28"/>
+              </w:rPr>
+            </w:pPr>
+            <w:r>
+              <w:rPr>
+                <w:rFonts w:ascii="Times New Roman" w:hAnsi="Times New Roman"/>
+                <w:color w:val="000000" w:themeColor="text1"/>
+                <w:sz w:val="28"/>
+                <w:szCs w:val="28"/>
+              </w:rPr>
+              <w:t>{{KhuyetTatNhe}}</w:t>
+            </w:r>
+          </w:p>
+        </w:tc>
+        <w:tc>
+          <w:tcPr>
+            <w:tcW w:w="2486" w:type="dxa"/>
+            <w:vAlign w:val="center"/>
+          </w:tcPr>
+          <w:p>
+            <w:pPr>
+              <w:adjustRightInd w:val="0"/>
+              <w:snapToGrid w:val="0"/>
+              <w:spacing w:before="120" w:after="120" w:line="276" w:lineRule="auto"/>
+              <w:jc w:val="center"/>
+              <w:rPr>
+                <w:rFonts w:ascii="Times New Roman" w:hAnsi="Times New Roman"/>
+                <w:b/>
+                <w:bCs/>
+                <w:color w:val="000000" w:themeColor="text1"/>
+                <w:sz w:val="28"/>
+                <w:szCs w:val="28"/>
+              </w:rPr>
+            </w:pPr>
+            <w:r>
+              <w:rPr>
+                <w:rFonts w:ascii="Times New Roman" w:hAnsi="Times New Roman"/>
+                <w:b/>
+                <w:bCs/>
+                <w:color w:val="000000" w:themeColor="text1"/>
+                <w:sz w:val="28"/>
+                <w:szCs w:val="28"/>
+              </w:rPr>
+              <w:t>Khuyết tật nặng</w:t>
+            </w:r>
+          </w:p>
+        </w:tc>
+        <w:tc>
+          <w:tcPr>
+            <w:tcW w:w="2608" w:type="dxa"/>
+            <w:vAlign w:val="center"/>
+          </w:tcPr>
+          <w:p>
+            <w:pPr>
+              <w:adjustRightInd w:val="0"/>
+              <w:snapToGrid w:val="0"/>
+              <w:spacing w:before="120" w:after="120" w:line="276" w:lineRule="auto"/>
+              <w:jc w:val="center"/>
+              <w:rPr>
+                <w:rFonts w:ascii="Times New Roman" w:hAnsi="Times New Roman"/>
+                <w:color w:val="000000" w:themeColor="text1"/>
+                <w:sz w:val="28"/>
+                <w:szCs w:val="28"/>
+              </w:rPr>
+            </w:pPr>
+            <w:r>
+              <w:rPr>
+                <w:rFonts w:ascii="Times New Roman" w:hAnsi="Times New Roman"/>
+                <w:color w:val="000000" w:themeColor="text1"/>
+                <w:sz w:val="28"/>
+                <w:szCs w:val="28"/>
+              </w:rPr>
+              <w:t>{{KhuyetTat</w:t>
+            </w:r>
+            <w:r>
+              <w:rPr>
+                <w:rFonts w:ascii="Times New Roman" w:hAnsi="Times New Roman"/>
+                <w:color w:val="000000" w:themeColor="text1"/>
+                <w:sz w:val="28"/>
+                <w:szCs w:val="28"/>
+              </w:rPr>
+              <w:t>Nang</w:t>
+            </w:r>
+            <w:r>
+              <w:rPr>
+                <w:rFonts w:ascii="Times New Roman" w:hAnsi="Times New Roman"/>
+                <w:color w:val="000000" w:themeColor="text1"/>
+                <w:sz w:val="28"/>
+                <w:szCs w:val="28"/>
+              </w:rPr>
+              <w:t>}}</w:t>
+            </w:r>
+          </w:p>
+        </w:tc>
+      </w:tr>
+      <w:tr>
+        <w:trPr>
+          <w:trHeight w:val="478"/>
+        </w:trPr>
+        <w:tc>
+          <w:tcPr>
+            <w:tcW w:w="2485" w:type="dxa"/>
+            <w:vAlign w:val="center"/>
+          </w:tcPr>
+          <w:p>
+            <w:pPr>
+              <w:adjustRightInd w:val="0"/>
+              <w:snapToGrid w:val="0"/>
+              <w:spacing w:before="120" w:after="120" w:line="276" w:lineRule="auto"/>
+              <w:jc w:val="center"/>
+              <w:rPr>
+                <w:rFonts w:ascii="Times New Roman" w:hAnsi="Times New Roman"/>
+                <w:b/>
+                <w:bCs/>
+                <w:color w:val="000000" w:themeColor="text1"/>
+                <w:sz w:val="28"/>
+                <w:szCs w:val="28"/>
+              </w:rPr>
+            </w:pPr>
+            <w:r>
+              <w:rPr>
+                <w:rFonts w:ascii="Times New Roman" w:hAnsi="Times New Roman"/>
+                <w:b/>
+                <w:bCs/>
+                <w:color w:val="000000" w:themeColor="text1"/>
+                <w:sz w:val="28"/>
+                <w:szCs w:val="28"/>
+              </w:rPr>
+              <w:t>Khiếm thị</w:t>
+            </w:r>
+          </w:p>
+        </w:tc>
+        <w:tc>
+          <w:tcPr>
+            <w:tcW w:w="2486" w:type="dxa"/>
+            <w:vAlign w:val="center"/>
+          </w:tcPr>
+          <w:p>
+            <w:pPr>
+              <w:adjustRightInd w:val="0"/>
+              <w:snapToGrid w:val="0"/>
+              <w:spacing w:before="120" w:after="120" w:line="276" w:lineRule="auto"/>
+              <w:jc w:val="center"/>
+              <w:rPr>
+                <w:rFonts w:ascii="Times New Roman" w:hAnsi="Times New Roman"/>
+                <w:color w:val="000000" w:themeColor="text1"/>
+                <w:sz w:val="28"/>
+                <w:szCs w:val="28"/>
+              </w:rPr>
+            </w:pPr>
+            <w:r>
+              <w:rPr>
+                <w:rFonts w:ascii="Times New Roman" w:hAnsi="Times New Roman"/>
+                <w:color w:val="000000" w:themeColor="text1"/>
+                <w:sz w:val="28"/>
+                <w:szCs w:val="28"/>
+              </w:rPr>
+              <w:t>{{</w:t>
+            </w:r>
+            <w:r>
+              <w:rPr>
+                <w:rFonts w:ascii="Times New Roman" w:hAnsi="Times New Roman"/>
+                <w:color w:val="000000" w:themeColor="text1"/>
+                <w:sz w:val="28"/>
+                <w:szCs w:val="28"/>
+              </w:rPr>
+              <w:t>KhiemThi</w:t>
+            </w:r>
+            <w:r>
+              <w:rPr>
+                <w:rFonts w:ascii="Times New Roman" w:hAnsi="Times New Roman"/>
+                <w:color w:val="000000" w:themeColor="text1"/>
+                <w:sz w:val="28"/>
+                <w:szCs w:val="28"/>
+              </w:rPr>
+              <w:t>}}</w:t>
+            </w:r>
+          </w:p>
+        </w:tc>
+        <w:tc>
+          <w:tcPr>
+            <w:tcW w:w="2486" w:type="dxa"/>
+            <w:vAlign w:val="center"/>
+          </w:tcPr>
+          <w:p>
+            <w:pPr>
+              <w:adjustRightInd w:val="0"/>
+              <w:snapToGrid w:val="0"/>
+              <w:spacing w:before="120" w:after="120" w:line="276" w:lineRule="auto"/>
+              <w:jc w:val="center"/>
+              <w:rPr>
+                <w:rFonts w:ascii="Times New Roman" w:hAnsi="Times New Roman"/>
+                <w:b/>
+                <w:bCs/>
+                <w:color w:val="000000" w:themeColor="text1"/>
+                <w:sz w:val="28"/>
+                <w:szCs w:val="28"/>
+              </w:rPr>
+            </w:pPr>
+            <w:r>
+              <w:rPr>
+                <w:rFonts w:ascii="Times New Roman" w:hAnsi="Times New Roman"/>
+                <w:b/>
+                <w:bCs/>
+                <w:color w:val="000000" w:themeColor="text1"/>
+                <w:sz w:val="28"/>
+                <w:szCs w:val="28"/>
+              </w:rPr>
+              <w:t xml:space="preserve">Cần hỗ trợ </w:t>
+            </w:r>
+            <w:r>
+              <w:rPr>
+                <w:rFonts w:ascii="Times New Roman" w:hAnsi="Times New Roman"/>
+                <w:b/>
+                <w:bCs/>
+                <w:color w:val="000000" w:themeColor="text1"/>
+                <w:sz w:val="28"/>
+                <w:szCs w:val="28"/>
+              </w:rPr>
+              <w:br/>
+              <w:t>đặc biệt</w:t>
+            </w:r>
+          </w:p>
+        </w:tc>
+        <w:tc>
+          <w:tcPr>
+            <w:tcW w:w="2608" w:type="dxa"/>
+            <w:vAlign w:val="center"/>
+          </w:tcPr>
+          <w:p>
+            <w:pPr>
+              <w:adjustRightInd w:val="0"/>
+              <w:snapToGrid w:val="0"/>
+              <w:spacing w:before="120" w:after="120" w:line="276" w:lineRule="auto"/>
+              <w:jc w:val="center"/>
+              <w:rPr>
+                <w:rFonts w:ascii="Times New Roman" w:hAnsi="Times New Roman"/>
+                <w:color w:val="000000" w:themeColor="text1"/>
+                <w:sz w:val="28"/>
+                <w:szCs w:val="28"/>
+              </w:rPr>
+            </w:pPr>
+            <w:r>
+              <w:rPr>
+                <w:rFonts w:ascii="Times New Roman" w:hAnsi="Times New Roman"/>
+                <w:color w:val="000000" w:themeColor="text1"/>
+                <w:sz w:val="28"/>
+                <w:szCs w:val="28"/>
+              </w:rPr>
+              <w:t>{{</w:t>
+            </w:r>
+            <w:r>
+              <w:rPr>
+                <w:rFonts w:ascii="Times New Roman" w:hAnsi="Times New Roman"/>
+                <w:color w:val="000000" w:themeColor="text1"/>
+                <w:sz w:val="28"/>
+                <w:szCs w:val="28"/>
+              </w:rPr>
+              <w:t>HoTroDacBiet</w:t>
+            </w:r>
+            <w:r>
+              <w:rPr>
+                <w:rFonts w:ascii="Times New Roman" w:hAnsi="Times New Roman"/>
+                <w:color w:val="000000" w:themeColor="text1"/>
+                <w:sz w:val="28"/>
+                <w:szCs w:val="28"/>
+              </w:rPr>
+              <w:t>}}</w:t>
+            </w:r>
+          </w:p>
+        </w:tc>
+      </w:tr>
+    </w:tbl>
+    <w:p>
+      <w:pPr>
+        <w:shd w:val="clear" w:color="auto" w:fill="FFFFFF"/>
+        <w:adjustRightInd w:val="0"/>
+        <w:snapToGrid w:val="0"/>
+        <w:spacing w:before="120" w:after="120" w:line="276" w:lineRule="auto"/>
+        <w:jc w:val="both"/>
+        <w:rPr>
+          <w:rFonts w:ascii="Times New Roman" w:hAnsi="Times New Roman"/>
+          <w:b/>
+          <w:bCs/>
           <w:color w:val="000000" w:themeColor="text1"/>
           <w:sz w:val="28"/>
           <w:szCs w:val="28"/>
         </w:rPr>
       </w:pPr>
+      <w:r>
+        <w:rPr>
+          <w:rFonts w:ascii="Times New Roman" w:hAnsi="Times New Roman"/>
+          <w:b/>
+          <w:bCs/>
+          <w:color w:val="000000" w:themeColor="text1"/>
+          <w:sz w:val="28"/>
+          <w:szCs w:val="28"/>
+        </w:rPr>
+        <w:t>- Nội dung hỗ trợ đặc biệt:</w:t>
+      </w:r>
+    </w:p>
+    <w:p>
+      <w:pPr>
+        <w:shd w:val="clear" w:color="auto" w:fill="FFFFFF"/>
+        <w:adjustRightInd w:val="0"/>
+        <w:snapToGrid w:val="0"/>
+        <w:spacing w:before="120" w:after="120" w:line="276" w:lineRule="auto"/>
+        <w:jc w:val="both"/>
+        <w:rPr>
+          <w:rFonts w:ascii="Times New Roman" w:hAnsi="Times New Roman"/>
+          <w:color w:val="000000" w:themeColor="text1"/>
+          <w:sz w:val="28"/>
+          <w:szCs w:val="28"/>
+        </w:rPr>
+      </w:pPr>
+      <w:r>
+        <w:rPr>
+          <w:rFonts w:ascii="Times New Roman" w:hAnsi="Times New Roman"/>
+          <w:color w:val="000000" w:themeColor="text1"/>
+          <w:sz w:val="28"/>
+          <w:szCs w:val="28"/>
+        </w:rPr>
+        <w:t>{{NoiDungHoTroDacBiet}}</w:t>
+      </w:r>
     </w:p>
     <w:p>
       <w:pPr>

--- a/khaothi_2024_net_server/KhaoThi_2024_net_client/wwwroot/template/BaoCao_THPT.docx
+++ b/khaothi_2024_net_server/KhaoThi_2024_net_client/wwwroot/template/BaoCao_THPT.docx
@@ -2091,8 +2091,6 @@
         <w:jc w:val="both"/>
         <w:rPr>
           <w:rFonts w:ascii="Times New Roman" w:hAnsi="Times New Roman"/>
-          <w:b/>
-          <w:bCs/>
           <w:sz w:val="28"/>
           <w:szCs w:val="28"/>
         </w:rPr>
@@ -2105,7 +2103,27 @@
           <w:sz w:val="28"/>
           <w:szCs w:val="28"/>
         </w:rPr>
-        <w:t xml:space="preserve">- Tổng số học sinh lớp 12: </w:t>
+        <w:t>- Tổng số học sinh lớp 12</w:t>
+      </w:r>
+      <w:r>
+        <w:rPr>
+          <w:rFonts w:ascii="Times New Roman" w:hAnsi="Times New Roman"/>
+          <w:b/>
+          <w:bCs/>
+          <w:sz w:val="28"/>
+          <w:szCs w:val="28"/>
+        </w:rPr>
+        <w:t>:</w:t>
+      </w:r>
+      <w:r>
+        <w:rPr>
+          <w:rFonts w:ascii="Times New Roman" w:hAnsi="Times New Roman"/>
+          <w:b/>
+          <w:bCs/>
+          <w:sz w:val="28"/>
+          <w:szCs w:val="28"/>
+        </w:rPr>
+        <w:t xml:space="preserve"> </w:t>
       </w:r>
       <w:r>
         <w:rPr>
@@ -2115,384 +2133,172 @@
         </w:rPr>
         <w:t>{{Tong12}}</w:t>
       </w:r>
+      <w:r>
+        <w:rPr>
+          <w:rFonts w:ascii="Times New Roman" w:hAnsi="Times New Roman"/>
+          <w:sz w:val="28"/>
+          <w:szCs w:val="28"/>
+        </w:rPr>
+        <w:t xml:space="preserve"> </w:t>
+      </w:r>
     </w:p>
-    <w:tbl>
-      <w:tblPr>
-        <w:tblStyle w:val="TableGrid"/>
-        <w:tblW w:w="10065" w:type="dxa"/>
-        <w:tblInd w:w="-431" w:type="dxa"/>
-        <w:tblLayout w:type="fixed"/>
-        <w:tblLook w:val="04A0" w:firstRow="1" w:lastRow="0" w:firstColumn="1" w:lastColumn="0" w:noHBand="0" w:noVBand="1"/>
-      </w:tblPr>
-      <w:tblGrid>
-        <w:gridCol w:w="2485"/>
-        <w:gridCol w:w="2486"/>
-        <w:gridCol w:w="2486"/>
-        <w:gridCol w:w="2608"/>
-      </w:tblGrid>
-      <w:tr>
-        <w:trPr>
-          <w:trHeight w:val="478"/>
-        </w:trPr>
-        <w:tc>
-          <w:tcPr>
-            <w:tcW w:w="10065" w:type="dxa"/>
-            <w:gridSpan w:val="4"/>
-          </w:tcPr>
-          <w:p>
-            <w:pPr>
-              <w:adjustRightInd w:val="0"/>
-              <w:snapToGrid w:val="0"/>
-              <w:spacing w:before="120" w:after="120" w:line="276" w:lineRule="auto"/>
-              <w:jc w:val="center"/>
-              <w:rPr>
-                <w:rFonts w:ascii="Times New Roman" w:hAnsi="Times New Roman"/>
-                <w:b/>
-                <w:bCs/>
-                <w:color w:val="000000" w:themeColor="text1"/>
-                <w:sz w:val="28"/>
-                <w:szCs w:val="28"/>
-              </w:rPr>
-            </w:pPr>
-            <w:r>
-              <w:rPr>
-                <w:rFonts w:ascii="Times New Roman" w:hAnsi="Times New Roman"/>
-                <w:b/>
-                <w:bCs/>
-                <w:color w:val="000000" w:themeColor="text1"/>
-                <w:sz w:val="28"/>
-                <w:szCs w:val="28"/>
-              </w:rPr>
-              <w:t>Học sinh đặc biệt</w:t>
-            </w:r>
-          </w:p>
-        </w:tc>
-      </w:tr>
-      <w:tr>
-        <w:trPr>
-          <w:trHeight w:val="777"/>
-        </w:trPr>
-        <w:tc>
-          <w:tcPr>
-            <w:tcW w:w="2485" w:type="dxa"/>
-            <w:vAlign w:val="center"/>
-          </w:tcPr>
-          <w:p>
-            <w:pPr>
-              <w:adjustRightInd w:val="0"/>
-              <w:snapToGrid w:val="0"/>
-              <w:spacing w:before="120" w:after="120" w:line="276" w:lineRule="auto"/>
-              <w:jc w:val="center"/>
-              <w:rPr>
-                <w:rFonts w:ascii="Times New Roman" w:hAnsi="Times New Roman"/>
-                <w:b/>
-                <w:bCs/>
-                <w:color w:val="000000" w:themeColor="text1"/>
-                <w:sz w:val="28"/>
-                <w:szCs w:val="28"/>
-              </w:rPr>
-            </w:pPr>
-            <w:r>
-              <w:rPr>
-                <w:rFonts w:ascii="Times New Roman" w:hAnsi="Times New Roman"/>
-                <w:b/>
-                <w:bCs/>
-                <w:color w:val="000000" w:themeColor="text1"/>
-                <w:sz w:val="28"/>
-                <w:szCs w:val="28"/>
-              </w:rPr>
-              <w:t>Khuyết tật nhẹ</w:t>
-            </w:r>
-          </w:p>
-        </w:tc>
-        <w:tc>
-          <w:tcPr>
-            <w:tcW w:w="2486" w:type="dxa"/>
-            <w:vAlign w:val="center"/>
-          </w:tcPr>
-          <w:p>
-            <w:pPr>
-              <w:adjustRightInd w:val="0"/>
-              <w:snapToGrid w:val="0"/>
-              <w:spacing w:before="120" w:after="120" w:line="276" w:lineRule="auto"/>
-              <w:jc w:val="center"/>
-              <w:rPr>
-                <w:rFonts w:ascii="Times New Roman" w:hAnsi="Times New Roman"/>
-                <w:color w:val="000000" w:themeColor="text1"/>
-                <w:sz w:val="28"/>
-                <w:szCs w:val="28"/>
-              </w:rPr>
-            </w:pPr>
-            <w:r>
-              <w:rPr>
-                <w:rFonts w:ascii="Times New Roman" w:hAnsi="Times New Roman"/>
-                <w:color w:val="000000" w:themeColor="text1"/>
-                <w:sz w:val="28"/>
-                <w:szCs w:val="28"/>
-              </w:rPr>
-              <w:t>{{KhuyetTatNhe}}</w:t>
-            </w:r>
-          </w:p>
-        </w:tc>
-        <w:tc>
-          <w:tcPr>
-            <w:tcW w:w="2486" w:type="dxa"/>
-            <w:vAlign w:val="center"/>
-          </w:tcPr>
-          <w:p>
-            <w:pPr>
-              <w:adjustRightInd w:val="0"/>
-              <w:snapToGrid w:val="0"/>
-              <w:spacing w:before="120" w:after="120" w:line="276" w:lineRule="auto"/>
-              <w:jc w:val="center"/>
-              <w:rPr>
-                <w:rFonts w:ascii="Times New Roman" w:hAnsi="Times New Roman"/>
-                <w:b/>
-                <w:bCs/>
-                <w:color w:val="000000" w:themeColor="text1"/>
-                <w:sz w:val="28"/>
-                <w:szCs w:val="28"/>
-              </w:rPr>
-            </w:pPr>
-            <w:r>
-              <w:rPr>
-                <w:rFonts w:ascii="Times New Roman" w:hAnsi="Times New Roman"/>
-                <w:b/>
-                <w:bCs/>
-                <w:color w:val="000000" w:themeColor="text1"/>
-                <w:sz w:val="28"/>
-                <w:szCs w:val="28"/>
-              </w:rPr>
-              <w:t>Khuyết tật nặng</w:t>
-            </w:r>
-          </w:p>
-        </w:tc>
-        <w:tc>
-          <w:tcPr>
-            <w:tcW w:w="2608" w:type="dxa"/>
-            <w:vAlign w:val="center"/>
-          </w:tcPr>
-          <w:p>
-            <w:pPr>
-              <w:adjustRightInd w:val="0"/>
-              <w:snapToGrid w:val="0"/>
-              <w:spacing w:before="120" w:after="120" w:line="276" w:lineRule="auto"/>
-              <w:jc w:val="center"/>
-              <w:rPr>
-                <w:rFonts w:ascii="Times New Roman" w:hAnsi="Times New Roman"/>
-                <w:color w:val="000000" w:themeColor="text1"/>
-                <w:sz w:val="28"/>
-                <w:szCs w:val="28"/>
-              </w:rPr>
-            </w:pPr>
-            <w:r>
-              <w:rPr>
-                <w:rFonts w:ascii="Times New Roman" w:hAnsi="Times New Roman"/>
-                <w:color w:val="000000" w:themeColor="text1"/>
-                <w:sz w:val="28"/>
-                <w:szCs w:val="28"/>
-              </w:rPr>
-              <w:t>{{KhuyetTat</w:t>
-            </w:r>
-            <w:r>
-              <w:rPr>
-                <w:rFonts w:ascii="Times New Roman" w:hAnsi="Times New Roman"/>
-                <w:color w:val="000000" w:themeColor="text1"/>
-                <w:sz w:val="28"/>
-                <w:szCs w:val="28"/>
-              </w:rPr>
-              <w:t>Nang</w:t>
-            </w:r>
-            <w:r>
-              <w:rPr>
-                <w:rFonts w:ascii="Times New Roman" w:hAnsi="Times New Roman"/>
-                <w:color w:val="000000" w:themeColor="text1"/>
-                <w:sz w:val="28"/>
-                <w:szCs w:val="28"/>
-              </w:rPr>
-              <w:t>}}</w:t>
-            </w:r>
-          </w:p>
-        </w:tc>
-      </w:tr>
-      <w:tr>
-        <w:trPr>
-          <w:trHeight w:val="478"/>
-        </w:trPr>
-        <w:tc>
-          <w:tcPr>
-            <w:tcW w:w="2485" w:type="dxa"/>
-            <w:vAlign w:val="center"/>
-          </w:tcPr>
-          <w:p>
-            <w:pPr>
-              <w:adjustRightInd w:val="0"/>
-              <w:snapToGrid w:val="0"/>
-              <w:spacing w:before="120" w:after="120" w:line="276" w:lineRule="auto"/>
-              <w:jc w:val="center"/>
-              <w:rPr>
-                <w:rFonts w:ascii="Times New Roman" w:hAnsi="Times New Roman"/>
-                <w:b/>
-                <w:bCs/>
-                <w:color w:val="000000" w:themeColor="text1"/>
-                <w:sz w:val="28"/>
-                <w:szCs w:val="28"/>
-              </w:rPr>
-            </w:pPr>
-            <w:r>
-              <w:rPr>
-                <w:rFonts w:ascii="Times New Roman" w:hAnsi="Times New Roman"/>
-                <w:b/>
-                <w:bCs/>
-                <w:color w:val="000000" w:themeColor="text1"/>
-                <w:sz w:val="28"/>
-                <w:szCs w:val="28"/>
-              </w:rPr>
-              <w:t>Khiếm thị</w:t>
-            </w:r>
-          </w:p>
-        </w:tc>
-        <w:tc>
-          <w:tcPr>
-            <w:tcW w:w="2486" w:type="dxa"/>
-            <w:vAlign w:val="center"/>
-          </w:tcPr>
-          <w:p>
-            <w:pPr>
-              <w:adjustRightInd w:val="0"/>
-              <w:snapToGrid w:val="0"/>
-              <w:spacing w:before="120" w:after="120" w:line="276" w:lineRule="auto"/>
-              <w:jc w:val="center"/>
-              <w:rPr>
-                <w:rFonts w:ascii="Times New Roman" w:hAnsi="Times New Roman"/>
-                <w:color w:val="000000" w:themeColor="text1"/>
-                <w:sz w:val="28"/>
-                <w:szCs w:val="28"/>
-              </w:rPr>
-            </w:pPr>
-            <w:r>
-              <w:rPr>
-                <w:rFonts w:ascii="Times New Roman" w:hAnsi="Times New Roman"/>
-                <w:color w:val="000000" w:themeColor="text1"/>
-                <w:sz w:val="28"/>
-                <w:szCs w:val="28"/>
-              </w:rPr>
-              <w:t>{{</w:t>
-            </w:r>
-            <w:r>
-              <w:rPr>
-                <w:rFonts w:ascii="Times New Roman" w:hAnsi="Times New Roman"/>
-                <w:color w:val="000000" w:themeColor="text1"/>
-                <w:sz w:val="28"/>
-                <w:szCs w:val="28"/>
-              </w:rPr>
-              <w:t>KhiemThi</w:t>
-            </w:r>
-            <w:r>
-              <w:rPr>
-                <w:rFonts w:ascii="Times New Roman" w:hAnsi="Times New Roman"/>
-                <w:color w:val="000000" w:themeColor="text1"/>
-                <w:sz w:val="28"/>
-                <w:szCs w:val="28"/>
-              </w:rPr>
-              <w:t>}}</w:t>
-            </w:r>
-          </w:p>
-        </w:tc>
-        <w:tc>
-          <w:tcPr>
-            <w:tcW w:w="2486" w:type="dxa"/>
-            <w:vAlign w:val="center"/>
-          </w:tcPr>
-          <w:p>
-            <w:pPr>
-              <w:adjustRightInd w:val="0"/>
-              <w:snapToGrid w:val="0"/>
-              <w:spacing w:before="120" w:after="120" w:line="276" w:lineRule="auto"/>
-              <w:jc w:val="center"/>
-              <w:rPr>
-                <w:rFonts w:ascii="Times New Roman" w:hAnsi="Times New Roman"/>
-                <w:b/>
-                <w:bCs/>
-                <w:color w:val="000000" w:themeColor="text1"/>
-                <w:sz w:val="28"/>
-                <w:szCs w:val="28"/>
-              </w:rPr>
-            </w:pPr>
-            <w:r>
-              <w:rPr>
-                <w:rFonts w:ascii="Times New Roman" w:hAnsi="Times New Roman"/>
-                <w:b/>
-                <w:bCs/>
-                <w:color w:val="000000" w:themeColor="text1"/>
-                <w:sz w:val="28"/>
-                <w:szCs w:val="28"/>
-              </w:rPr>
-              <w:t xml:space="preserve">Cần hỗ trợ </w:t>
-            </w:r>
-            <w:r>
-              <w:rPr>
-                <w:rFonts w:ascii="Times New Roman" w:hAnsi="Times New Roman"/>
-                <w:b/>
-                <w:bCs/>
-                <w:color w:val="000000" w:themeColor="text1"/>
-                <w:sz w:val="28"/>
-                <w:szCs w:val="28"/>
-              </w:rPr>
-              <w:br/>
-              <w:t>đặc biệt</w:t>
-            </w:r>
-          </w:p>
-        </w:tc>
-        <w:tc>
-          <w:tcPr>
-            <w:tcW w:w="2608" w:type="dxa"/>
-            <w:vAlign w:val="center"/>
-          </w:tcPr>
-          <w:p>
-            <w:pPr>
-              <w:adjustRightInd w:val="0"/>
-              <w:snapToGrid w:val="0"/>
-              <w:spacing w:before="120" w:after="120" w:line="276" w:lineRule="auto"/>
-              <w:jc w:val="center"/>
-              <w:rPr>
-                <w:rFonts w:ascii="Times New Roman" w:hAnsi="Times New Roman"/>
-                <w:color w:val="000000" w:themeColor="text1"/>
-                <w:sz w:val="28"/>
-                <w:szCs w:val="28"/>
-              </w:rPr>
-            </w:pPr>
-            <w:r>
-              <w:rPr>
-                <w:rFonts w:ascii="Times New Roman" w:hAnsi="Times New Roman"/>
-                <w:color w:val="000000" w:themeColor="text1"/>
-                <w:sz w:val="28"/>
-                <w:szCs w:val="28"/>
-              </w:rPr>
-              <w:t>{{</w:t>
-            </w:r>
-            <w:r>
-              <w:rPr>
-                <w:rFonts w:ascii="Times New Roman" w:hAnsi="Times New Roman"/>
-                <w:color w:val="000000" w:themeColor="text1"/>
-                <w:sz w:val="28"/>
-                <w:szCs w:val="28"/>
-              </w:rPr>
-              <w:t>HoTroDacBiet</w:t>
-            </w:r>
-            <w:r>
-              <w:rPr>
-                <w:rFonts w:ascii="Times New Roman" w:hAnsi="Times New Roman"/>
-                <w:color w:val="000000" w:themeColor="text1"/>
-                <w:sz w:val="28"/>
-                <w:szCs w:val="28"/>
-              </w:rPr>
-              <w:t>}}</w:t>
-            </w:r>
-          </w:p>
-        </w:tc>
-      </w:tr>
-    </w:tbl>
+    <w:p>
+      <w:pPr>
+        <w:shd w:val="clear" w:color="auto" w:fill="FFFFFF"/>
+        <w:adjustRightInd w:val="0"/>
+        <w:snapToGrid w:val="0"/>
+        <w:spacing w:before="120" w:after="120" w:line="276" w:lineRule="auto"/>
+        <w:ind w:left="-284" w:firstLine="284"/>
+        <w:jc w:val="both"/>
+        <w:rPr>
+          <w:rFonts w:ascii="Times New Roman" w:hAnsi="Times New Roman"/>
+          <w:b/>
+          <w:bCs/>
+          <w:color w:val="000000" w:themeColor="text1"/>
+          <w:sz w:val="28"/>
+          <w:szCs w:val="28"/>
+        </w:rPr>
+      </w:pPr>
+      <w:r>
+        <w:rPr>
+          <w:rFonts w:ascii="Times New Roman" w:hAnsi="Times New Roman"/>
+          <w:b/>
+          <w:bCs/>
+          <w:sz w:val="28"/>
+          <w:szCs w:val="28"/>
+        </w:rPr>
+        <w:t xml:space="preserve">- Trong đó có: </w:t>
+      </w:r>
+    </w:p>
+    <w:p>
+      <w:pPr>
+        <w:shd w:val="clear" w:color="auto" w:fill="FFFFFF"/>
+        <w:adjustRightInd w:val="0"/>
+        <w:snapToGrid w:val="0"/>
+        <w:spacing w:before="120" w:after="120" w:line="276" w:lineRule="auto"/>
+        <w:ind w:firstLine="426"/>
+        <w:jc w:val="both"/>
+        <w:rPr>
+          <w:rFonts w:ascii="Times New Roman" w:hAnsi="Times New Roman"/>
+          <w:color w:val="000000" w:themeColor="text1"/>
+          <w:sz w:val="28"/>
+          <w:szCs w:val="28"/>
+        </w:rPr>
+      </w:pPr>
+      <w:r>
+        <w:rPr>
+          <w:rFonts w:ascii="Times New Roman" w:hAnsi="Times New Roman"/>
+          <w:color w:val="000000" w:themeColor="text1"/>
+          <w:sz w:val="28"/>
+          <w:szCs w:val="28"/>
+        </w:rPr>
+        <w:t xml:space="preserve">+ </w:t>
+      </w:r>
+      <w:r>
+        <w:rPr>
+          <w:rFonts w:ascii="Times New Roman" w:hAnsi="Times New Roman"/>
+          <w:color w:val="000000" w:themeColor="text1"/>
+          <w:sz w:val="28"/>
+          <w:szCs w:val="28"/>
+        </w:rPr>
+        <w:t>{{khuyettatnang}}</w:t>
+      </w:r>
+      <w:r>
+        <w:rPr>
+          <w:rFonts w:ascii="Times New Roman" w:hAnsi="Times New Roman"/>
+          <w:color w:val="000000" w:themeColor="text1"/>
+          <w:sz w:val="28"/>
+          <w:szCs w:val="28"/>
+        </w:rPr>
+        <w:t xml:space="preserve"> học sinh khuyết tật nặng</w:t>
+      </w:r>
+    </w:p>
+    <w:p>
+      <w:pPr>
+        <w:shd w:val="clear" w:color="auto" w:fill="FFFFFF"/>
+        <w:adjustRightInd w:val="0"/>
+        <w:snapToGrid w:val="0"/>
+        <w:spacing w:before="120" w:after="120" w:line="276" w:lineRule="auto"/>
+        <w:ind w:firstLine="426"/>
+        <w:jc w:val="both"/>
+        <w:rPr>
+          <w:rFonts w:ascii="Times New Roman" w:hAnsi="Times New Roman"/>
+          <w:color w:val="000000" w:themeColor="text1"/>
+          <w:sz w:val="28"/>
+          <w:szCs w:val="28"/>
+        </w:rPr>
+      </w:pPr>
+      <w:r>
+        <w:rPr>
+          <w:rFonts w:ascii="Times New Roman" w:hAnsi="Times New Roman"/>
+          <w:color w:val="000000" w:themeColor="text1"/>
+          <w:sz w:val="28"/>
+          <w:szCs w:val="28"/>
+        </w:rPr>
+        <w:t xml:space="preserve">+ </w:t>
+      </w:r>
+      <w:r>
+        <w:rPr>
+          <w:rFonts w:ascii="Times New Roman" w:hAnsi="Times New Roman"/>
+          <w:color w:val="000000" w:themeColor="text1"/>
+          <w:sz w:val="28"/>
+          <w:szCs w:val="28"/>
+        </w:rPr>
+        <w:t xml:space="preserve">{{KhiemThi}} </w:t>
+      </w:r>
+      <w:r>
+        <w:rPr>
+          <w:rFonts w:ascii="Times New Roman" w:hAnsi="Times New Roman"/>
+          <w:color w:val="000000" w:themeColor="text1"/>
+          <w:sz w:val="28"/>
+          <w:szCs w:val="28"/>
+        </w:rPr>
+        <w:t>học sinh khiếm thị</w:t>
+      </w:r>
+    </w:p>
+    <w:p>
+      <w:pPr>
+        <w:shd w:val="clear" w:color="auto" w:fill="FFFFFF"/>
+        <w:adjustRightInd w:val="0"/>
+        <w:snapToGrid w:val="0"/>
+        <w:spacing w:before="120" w:after="120" w:line="276" w:lineRule="auto"/>
+        <w:ind w:firstLine="426"/>
+        <w:jc w:val="both"/>
+        <w:rPr>
+          <w:rFonts w:ascii="Times New Roman" w:hAnsi="Times New Roman"/>
+          <w:color w:val="000000" w:themeColor="text1"/>
+          <w:sz w:val="28"/>
+          <w:szCs w:val="28"/>
+        </w:rPr>
+      </w:pPr>
+      <w:r>
+        <w:rPr>
+          <w:rFonts w:ascii="Times New Roman" w:hAnsi="Times New Roman"/>
+          <w:color w:val="000000" w:themeColor="text1"/>
+          <w:sz w:val="28"/>
+          <w:szCs w:val="28"/>
+        </w:rPr>
+        <w:t xml:space="preserve">+ </w:t>
+      </w:r>
+      <w:r>
+        <w:rPr>
+          <w:rFonts w:ascii="Times New Roman" w:hAnsi="Times New Roman"/>
+          <w:color w:val="000000" w:themeColor="text1"/>
+          <w:sz w:val="28"/>
+          <w:szCs w:val="28"/>
+        </w:rPr>
+        <w:t>{{HoTroDacBiet}}</w:t>
+      </w:r>
+      <w:r>
+        <w:rPr>
+          <w:rFonts w:ascii="Times New Roman" w:hAnsi="Times New Roman"/>
+          <w:color w:val="000000" w:themeColor="text1"/>
+          <w:sz w:val="28"/>
+          <w:szCs w:val="28"/>
+        </w:rPr>
+        <w:t xml:space="preserve"> học sinh cần hỗ trợ đặc biệt</w:t>
+      </w:r>
+    </w:p>
     <w:p>
       <w:pPr>
         <w:shd w:val="clear" w:color="auto" w:fill="FFFFFF"/>

--- a/khaothi_2024_net_server/KhaoThi_2024_net_client/wwwroot/template/BaoCao_THPT.docx
+++ b/khaothi_2024_net_server/KhaoThi_2024_net_client/wwwroot/template/BaoCao_THPT.docx
@@ -1,6 +1,6 @@
 
 <file path=word/document.xml><?xml version="1.0" encoding="utf-8"?>
-<w:document xmlns:wpc="http://schemas.microsoft.com/office/word/2010/wordprocessingCanvas" xmlns:cx="http://schemas.microsoft.com/office/drawing/2014/chartex" xmlns:cx1="http://schemas.microsoft.com/office/drawing/2015/9/8/chartex" xmlns:cx2="http://schemas.microsoft.com/office/drawing/2015/10/21/chartex" xmlns:cx3="http://schemas.microsoft.com/office/drawing/2016/5/9/chartex" xmlns:cx4="http://schemas.microsoft.com/office/drawing/2016/5/10/chartex" xmlns:cx5="http://schemas.microsoft.com/office/drawing/2016/5/11/chartex" xmlns:cx6="http://schemas.microsoft.com/office/drawing/2016/5/12/chartex" xmlns:cx7="http://schemas.microsoft.com/office/drawing/2016/5/13/chartex" xmlns:cx8="http://schemas.microsoft.com/office/drawing/2016/5/14/chartex" xmlns:mc="http://schemas.openxmlformats.org/markup-compatibility/2006" xmlns:aink="http://schemas.microsoft.com/office/drawing/2016/ink" xmlns:am3d="http://schemas.microsoft.com/office/drawing/2017/model3d" xmlns:o="urn:schemas-microsoft-com:office:office" xmlns:r="http://schemas.openxmlformats.org/officeDocument/2006/relationships" xmlns:m="http://schemas.openxmlformats.org/officeDocument/2006/math" xmlns:v="urn:schemas-microsoft-com:vml" xmlns:wp14="http://schemas.microsoft.com/office/word/2010/wordprocessingDrawing" xmlns:wp="http://schemas.openxmlformats.org/drawingml/2006/wordprocessingDrawing" xmlns:w10="urn:schemas-microsoft-com:office:word" xmlns:w="http://schemas.openxmlformats.org/wordprocessingml/2006/main" xmlns:w14="http://schemas.microsoft.com/office/word/2010/wordml" xmlns:w15="http://schemas.microsoft.com/office/word/2012/wordml" xmlns:w16cex="http://schemas.microsoft.com/office/word/2018/wordml/cex" xmlns:w16cid="http://schemas.microsoft.com/office/word/2016/wordml/cid" xmlns:w16="http://schemas.microsoft.com/office/word/2018/wordml" xmlns:w16sdtdh="http://schemas.microsoft.com/office/word/2020/wordml/sdtdatahash" xmlns:w16se="http://schemas.microsoft.com/office/word/2015/wordml/symex" xmlns:wpg="http://schemas.microsoft.com/office/word/2010/wordprocessingGroup" xmlns:wpi="http://schemas.microsoft.com/office/word/2010/wordprocessingInk" xmlns:wne="http://schemas.microsoft.com/office/word/2006/wordml" xmlns:wps="http://schemas.microsoft.com/office/word/2010/wordprocessingShape" mc:Ignorable="w14 w15 w16se w16cid w16 w16cex w16sdtdh wp14">
+<w:document xmlns:wpc="http://schemas.microsoft.com/office/word/2010/wordprocessingCanvas" xmlns:cx="http://schemas.microsoft.com/office/drawing/2014/chartex" xmlns:cx1="http://schemas.microsoft.com/office/drawing/2015/9/8/chartex" xmlns:cx2="http://schemas.microsoft.com/office/drawing/2015/10/21/chartex" xmlns:cx3="http://schemas.microsoft.com/office/drawing/2016/5/9/chartex" xmlns:cx4="http://schemas.microsoft.com/office/drawing/2016/5/10/chartex" xmlns:cx5="http://schemas.microsoft.com/office/drawing/2016/5/11/chartex" xmlns:cx6="http://schemas.microsoft.com/office/drawing/2016/5/12/chartex" xmlns:cx7="http://schemas.microsoft.com/office/drawing/2016/5/13/chartex" xmlns:cx8="http://schemas.microsoft.com/office/drawing/2016/5/14/chartex" xmlns:mc="http://schemas.openxmlformats.org/markup-compatibility/2006" xmlns:aink="http://schemas.microsoft.com/office/drawing/2016/ink" xmlns:am3d="http://schemas.microsoft.com/office/drawing/2017/model3d" xmlns:o="urn:schemas-microsoft-com:office:office" xmlns:r="http://schemas.openxmlformats.org/officeDocument/2006/relationships" xmlns:m="http://schemas.openxmlformats.org/officeDocument/2006/math" xmlns:v="urn:schemas-microsoft-com:vml" xmlns:wp14="http://schemas.microsoft.com/office/word/2010/wordprocessingDrawing" xmlns:wp="http://schemas.openxmlformats.org/drawingml/2006/wordprocessingDrawing" xmlns:w10="urn:schemas-microsoft-com:office:word" xmlns:w="http://schemas.openxmlformats.org/wordprocessingml/2006/main" xmlns:w14="http://schemas.microsoft.com/office/word/2010/wordml" xmlns:w15="http://schemas.microsoft.com/office/word/2012/wordml" xmlns:w16cex="http://schemas.microsoft.com/office/word/2018/wordml/cex" xmlns:w16cid="http://schemas.microsoft.com/office/word/2016/wordml/cid" xmlns:w16="http://schemas.microsoft.com/office/word/2018/wordml" xmlns:w16se="http://schemas.microsoft.com/office/word/2015/wordml/symex" xmlns:wpg="http://schemas.microsoft.com/office/word/2010/wordprocessingGroup" xmlns:wpi="http://schemas.microsoft.com/office/word/2010/wordprocessingInk" xmlns:wne="http://schemas.microsoft.com/office/word/2006/wordml" xmlns:wps="http://schemas.microsoft.com/office/word/2010/wordprocessingShape" mc:Ignorable="w14 w15 w16se w16cid w16 w16cex wp14">
   <w:body>
     <w:tbl>
       <w:tblPr>
@@ -197,7 +197,7 @@
                     </wp:anchor>
                   </w:drawing>
                 </mc:Choice>
-                <mc:Fallback>
+                <mc:Fallback xmlns:w16sdtdh="http://schemas.microsoft.com/office/word/2020/wordml/sdtdatahash">
                   <w:pict>
                     <v:line w14:anchorId="49F410D2" id="Line 25" o:spid="_x0000_s1026" style="position:absolute;z-index:251658240;visibility:visible;mso-wrap-style:square;mso-width-percent:0;mso-height-percent:0;mso-wrap-distance-left:9pt;mso-wrap-distance-top:0;mso-wrap-distance-right:9pt;mso-wrap-distance-bottom:0;mso-position-horizontal:absolute;mso-position-horizontal-relative:text;mso-position-vertical:absolute;mso-position-vertical-relative:text;mso-width-percent:0;mso-height-percent:0;mso-width-relative:page;mso-height-relative:page" from="55.35pt,18.15pt" to="219.55pt,18.15pt" o:gfxdata="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"/>
                   </w:pict>
@@ -301,7 +301,7 @@
                     </wp:anchor>
                   </w:drawing>
                 </mc:Choice>
-                <mc:Fallback>
+                <mc:Fallback xmlns:w16sdtdh="http://schemas.microsoft.com/office/word/2020/wordml/sdtdatahash">
                   <w:pict>
                     <v:line w14:anchorId="152F946C" id="Line 24" o:spid="_x0000_s1026" style="position:absolute;z-index:251657216;visibility:visible;mso-wrap-style:square;mso-width-percent:0;mso-height-percent:0;mso-wrap-distance-left:9pt;mso-wrap-distance-top:0;mso-wrap-distance-right:9pt;mso-wrap-distance-bottom:0;mso-position-horizontal:absolute;mso-position-horizontal-relative:text;mso-position-vertical:absolute;mso-position-vertical-relative:text;mso-width-percent:0;mso-height-percent:0;mso-width-relative:page;mso-height-relative:page" from="49.55pt,1.95pt" to="122.95pt,1.95pt" o:gfxdata="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"/>
                   </w:pict>
@@ -2353,11 +2353,15 @@
     </w:p>
     <w:p>
       <w:pPr>
+        <w:pStyle w:val="ListParagraph"/>
+        <w:numPr>
+          <w:ilvl w:val="0"/>
+          <w:numId w:val="70"/>
+        </w:numPr>
         <w:shd w:val="clear" w:color="auto" w:fill="FFFFFF"/>
         <w:adjustRightInd w:val="0"/>
         <w:snapToGrid w:val="0"/>
         <w:spacing w:before="120" w:after="120" w:line="276" w:lineRule="auto"/>
-        <w:ind w:firstLine="284"/>
         <w:jc w:val="both"/>
         <w:rPr>
           <w:rFonts w:ascii="Times New Roman" w:hAnsi="Times New Roman"/>
@@ -2375,19 +2379,183 @@
           <w:sz w:val="28"/>
           <w:szCs w:val="28"/>
         </w:rPr>
-        <w:t>VIII</w:t>
-      </w:r>
-      <w:r>
-        <w:rPr>
-          <w:rFonts w:ascii="Times New Roman" w:hAnsi="Times New Roman"/>
-          <w:b/>
-          <w:color w:val="000000" w:themeColor="text1"/>
-          <w:sz w:val="28"/>
-          <w:szCs w:val="28"/>
-        </w:rPr>
-        <w:t>. Chế độ báo cáo</w:t>
+        <w:t>Danh sách nhóm môn học:</w:t>
       </w:r>
     </w:p>
+    <w:tbl>
+      <w:tblPr>
+        <w:tblStyle w:val="TableGrid"/>
+        <w:tblW w:w="9727" w:type="dxa"/>
+        <w:tblLook w:val="04A0" w:firstRow="1" w:lastRow="0" w:firstColumn="1" w:lastColumn="0" w:noHBand="0" w:noVBand="1"/>
+      </w:tblPr>
+      <w:tblGrid>
+        <w:gridCol w:w="988"/>
+        <w:gridCol w:w="1842"/>
+        <w:gridCol w:w="2694"/>
+        <w:gridCol w:w="2257"/>
+        <w:gridCol w:w="1946"/>
+      </w:tblGrid>
+      <w:tr>
+        <w:trPr>
+          <w:trHeight w:val="421"/>
+        </w:trPr>
+        <w:tc>
+          <w:tcPr>
+            <w:tcW w:w="988" w:type="dxa"/>
+            <w:vAlign w:val="center"/>
+          </w:tcPr>
+          <w:p>
+            <w:pPr>
+              <w:adjustRightInd w:val="0"/>
+              <w:snapToGrid w:val="0"/>
+              <w:spacing w:before="120" w:after="120" w:line="276" w:lineRule="auto"/>
+              <w:jc w:val="center"/>
+              <w:rPr>
+                <w:rFonts w:ascii="Times New Roman" w:hAnsi="Times New Roman"/>
+                <w:b/>
+                <w:bCs/>
+                <w:sz w:val="28"/>
+                <w:szCs w:val="28"/>
+              </w:rPr>
+            </w:pPr>
+            <w:r>
+              <w:rPr>
+                <w:rFonts w:ascii="Times New Roman" w:hAnsi="Times New Roman"/>
+                <w:b/>
+                <w:bCs/>
+                <w:sz w:val="28"/>
+                <w:szCs w:val="28"/>
+              </w:rPr>
+              <w:t>ID</w:t>
+            </w:r>
+          </w:p>
+        </w:tc>
+        <w:tc>
+          <w:tcPr>
+            <w:tcW w:w="1842" w:type="dxa"/>
+            <w:vAlign w:val="center"/>
+          </w:tcPr>
+          <w:p>
+            <w:pPr>
+              <w:adjustRightInd w:val="0"/>
+              <w:snapToGrid w:val="0"/>
+              <w:spacing w:before="120" w:after="120" w:line="276" w:lineRule="auto"/>
+              <w:jc w:val="center"/>
+              <w:rPr>
+                <w:rFonts w:ascii="Times New Roman" w:hAnsi="Times New Roman"/>
+                <w:b/>
+                <w:bCs/>
+                <w:sz w:val="28"/>
+                <w:szCs w:val="28"/>
+              </w:rPr>
+            </w:pPr>
+            <w:r>
+              <w:rPr>
+                <w:rFonts w:ascii="Times New Roman" w:hAnsi="Times New Roman"/>
+                <w:b/>
+                <w:bCs/>
+                <w:sz w:val="28"/>
+                <w:szCs w:val="28"/>
+              </w:rPr>
+              <w:t>Tên nhóm</w:t>
+            </w:r>
+          </w:p>
+        </w:tc>
+        <w:tc>
+          <w:tcPr>
+            <w:tcW w:w="2694" w:type="dxa"/>
+            <w:vAlign w:val="center"/>
+          </w:tcPr>
+          <w:p>
+            <w:pPr>
+              <w:adjustRightInd w:val="0"/>
+              <w:snapToGrid w:val="0"/>
+              <w:spacing w:before="120" w:after="120" w:line="276" w:lineRule="auto"/>
+              <w:jc w:val="center"/>
+              <w:rPr>
+                <w:rFonts w:ascii="Times New Roman" w:hAnsi="Times New Roman"/>
+                <w:b/>
+                <w:bCs/>
+                <w:sz w:val="28"/>
+                <w:szCs w:val="28"/>
+              </w:rPr>
+            </w:pPr>
+            <w:r>
+              <w:rPr>
+                <w:rFonts w:ascii="Times New Roman" w:hAnsi="Times New Roman"/>
+                <w:b/>
+                <w:bCs/>
+                <w:sz w:val="28"/>
+                <w:szCs w:val="28"/>
+              </w:rPr>
+              <w:t>Môn lựa chọn 1</w:t>
+            </w:r>
+          </w:p>
+        </w:tc>
+        <w:tc>
+          <w:tcPr>
+            <w:tcW w:w="2257" w:type="dxa"/>
+            <w:vAlign w:val="center"/>
+          </w:tcPr>
+          <w:p>
+            <w:pPr>
+              <w:adjustRightInd w:val="0"/>
+              <w:snapToGrid w:val="0"/>
+              <w:spacing w:before="120" w:after="120" w:line="276" w:lineRule="auto"/>
+              <w:jc w:val="center"/>
+              <w:rPr>
+                <w:rFonts w:ascii="Times New Roman" w:hAnsi="Times New Roman"/>
+                <w:b/>
+                <w:bCs/>
+                <w:sz w:val="28"/>
+                <w:szCs w:val="28"/>
+              </w:rPr>
+            </w:pPr>
+            <w:r>
+              <w:rPr>
+                <w:rFonts w:ascii="Times New Roman" w:hAnsi="Times New Roman"/>
+                <w:b/>
+                <w:bCs/>
+                <w:sz w:val="28"/>
+                <w:szCs w:val="28"/>
+              </w:rPr>
+              <w:t>Môn lựa chọn 2</w:t>
+            </w:r>
+          </w:p>
+        </w:tc>
+        <w:tc>
+          <w:tcPr>
+            <w:tcW w:w="1946" w:type="dxa"/>
+            <w:vAlign w:val="center"/>
+          </w:tcPr>
+          <w:p>
+            <w:pPr>
+              <w:adjustRightInd w:val="0"/>
+              <w:snapToGrid w:val="0"/>
+              <w:spacing w:before="120" w:after="120" w:line="276" w:lineRule="auto"/>
+              <w:jc w:val="center"/>
+              <w:rPr>
+                <w:rFonts w:ascii="Times New Roman" w:hAnsi="Times New Roman"/>
+                <w:b/>
+                <w:bCs/>
+                <w:sz w:val="28"/>
+                <w:szCs w:val="28"/>
+              </w:rPr>
+            </w:pPr>
+            <w:r>
+              <w:rPr>
+                <w:rFonts w:ascii="Times New Roman" w:hAnsi="Times New Roman"/>
+                <w:b/>
+                <w:bCs/>
+                <w:sz w:val="28"/>
+                <w:szCs w:val="28"/>
+              </w:rPr>
+              <w:t>Số lượng</w:t>
+            </w:r>
+          </w:p>
+        </w:tc>
+      </w:tr>
+    </w:tbl>
     <w:p>
       <w:pPr>
         <w:shd w:val="clear" w:color="auto" w:fill="FFFFFF"/>
@@ -2402,70 +2570,6 @@
           <w:szCs w:val="28"/>
         </w:rPr>
       </w:pPr>
-      <w:r>
-        <w:rPr>
-          <w:rFonts w:ascii="Times New Roman" w:hAnsi="Times New Roman"/>
-          <w:sz w:val="28"/>
-          <w:szCs w:val="28"/>
-        </w:rPr>
-        <w:t xml:space="preserve">1. </w:t>
-      </w:r>
-      <w:r>
-        <w:rPr>
-          <w:rFonts w:ascii="Times New Roman" w:hAnsi="Times New Roman"/>
-          <w:sz w:val="28"/>
-          <w:szCs w:val="28"/>
-        </w:rPr>
-        <w:t>Đ</w:t>
-      </w:r>
-      <w:r>
-        <w:rPr>
-          <w:rFonts w:ascii="Times New Roman" w:hAnsi="Times New Roman"/>
-          <w:sz w:val="28"/>
-          <w:szCs w:val="28"/>
-        </w:rPr>
-        <w:t>ảm</w:t>
-      </w:r>
-      <w:r>
-        <w:rPr>
-          <w:rFonts w:ascii="Times New Roman" w:hAnsi="Times New Roman"/>
-          <w:sz w:val="28"/>
-          <w:szCs w:val="28"/>
-        </w:rPr>
-        <w:t xml:space="preserve"> bảo</w:t>
-      </w:r>
-      <w:r>
-        <w:rPr>
-          <w:rFonts w:ascii="Times New Roman" w:hAnsi="Times New Roman"/>
-          <w:sz w:val="28"/>
-          <w:szCs w:val="28"/>
-        </w:rPr>
-        <w:t xml:space="preserve"> kịp thời, đúng biểu mẫu quy định; phải cập nhật đầy đủ số liệu và kiểm tra độ chính xác trước khi báo cáo </w:t>
-      </w:r>
-      <w:r>
-        <w:rPr>
-          <w:rFonts w:ascii="Times New Roman" w:hAnsi="Times New Roman"/>
-          <w:sz w:val="28"/>
-          <w:szCs w:val="28"/>
-        </w:rPr>
-        <w:t>Sở</w:t>
-      </w:r>
-      <w:r>
-        <w:rPr>
-          <w:rFonts w:ascii="Times New Roman" w:hAnsi="Times New Roman"/>
-          <w:sz w:val="28"/>
-          <w:szCs w:val="28"/>
-        </w:rPr>
-        <w:t xml:space="preserve"> GDĐT</w:t>
-      </w:r>
-      <w:r>
-        <w:rPr>
-          <w:rFonts w:ascii="Times New Roman" w:hAnsi="Times New Roman"/>
-          <w:sz w:val="28"/>
-          <w:szCs w:val="28"/>
-        </w:rPr>
-        <w:t>.</w:t>
-      </w:r>
     </w:p>
     <w:p>
       <w:pPr>
@@ -2487,236 +2591,7 @@
           <w:sz w:val="28"/>
           <w:szCs w:val="28"/>
         </w:rPr>
-        <w:t xml:space="preserve">2. Nơi nhận báo cáo: Phòng Khảo thí và Kiểm định chất lượng giáo dục </w:t>
-      </w:r>
-      <w:r>
-        <w:rPr>
-          <w:rFonts w:ascii="Times New Roman" w:hAnsi="Times New Roman"/>
-          <w:sz w:val="28"/>
-          <w:szCs w:val="28"/>
-        </w:rPr>
-        <w:t>-</w:t>
-      </w:r>
-      <w:r>
-        <w:rPr>
-          <w:rFonts w:ascii="Times New Roman" w:hAnsi="Times New Roman"/>
-          <w:sz w:val="28"/>
-          <w:szCs w:val="28"/>
-        </w:rPr>
-        <w:t xml:space="preserve"> Sở Giáo dục và Đào tạo Thành phố Hồ Chí Minh, 66-68 Lê Thánh</w:t>
-      </w:r>
-      <w:r>
-        <w:rPr>
-          <w:rFonts w:ascii="Times New Roman" w:hAnsi="Times New Roman"/>
-          <w:sz w:val="28"/>
-          <w:szCs w:val="28"/>
-        </w:rPr>
-        <w:t xml:space="preserve"> Tôn, phường Bến Nghé, Quận </w:t>
-      </w:r>
-      <w:r>
-        <w:rPr>
-          <w:rFonts w:ascii="Times New Roman" w:hAnsi="Times New Roman"/>
-          <w:sz w:val="28"/>
-          <w:szCs w:val="28"/>
-        </w:rPr>
-        <w:t>1; email:</w:t>
-      </w:r>
-      <w:r>
-        <w:rPr>
-          <w:rFonts w:ascii="Times New Roman" w:hAnsi="Times New Roman"/>
-          <w:sz w:val="28"/>
-          <w:szCs w:val="28"/>
-        </w:rPr>
-        <w:t xml:space="preserve"> </w:t>
-      </w:r>
-      <w:hyperlink r:id="rId8" w:history="1">
-        <w:r>
-          <w:rPr>
-            <w:rStyle w:val="Hyperlink"/>
-            <w:rFonts w:ascii="Times New Roman" w:hAnsi="Times New Roman"/>
-            <w:sz w:val="28"/>
-            <w:szCs w:val="28"/>
-          </w:rPr>
-          <w:t>phongktkd.sotphochiminh@moet.edu.vn</w:t>
-        </w:r>
-      </w:hyperlink>
-      <w:r>
-        <w:rPr>
-          <w:rFonts w:ascii="Times New Roman" w:hAnsi="Times New Roman"/>
-          <w:sz w:val="28"/>
-          <w:szCs w:val="28"/>
-        </w:rPr>
-        <w:t>; điện thoại: 028.38226.796.</w:t>
-      </w:r>
-    </w:p>
-    <w:p>
-      <w:pPr>
-        <w:shd w:val="clear" w:color="auto" w:fill="FFFFFF"/>
-        <w:adjustRightInd w:val="0"/>
-        <w:snapToGrid w:val="0"/>
-        <w:spacing w:before="120" w:after="120" w:line="276" w:lineRule="auto"/>
-        <w:ind w:firstLine="709"/>
-        <w:jc w:val="both"/>
-        <w:rPr>
-          <w:rFonts w:ascii="Times New Roman" w:hAnsi="Times New Roman"/>
-          <w:sz w:val="28"/>
-          <w:szCs w:val="28"/>
-        </w:rPr>
-      </w:pPr>
-      <w:r>
-        <w:rPr>
-          <w:rFonts w:ascii="Times New Roman" w:hAnsi="Times New Roman"/>
-          <w:sz w:val="28"/>
-          <w:szCs w:val="28"/>
-        </w:rPr>
-        <w:t xml:space="preserve">Sở </w:t>
-      </w:r>
-      <w:r>
-        <w:rPr>
-          <w:rFonts w:ascii="Times New Roman" w:hAnsi="Times New Roman"/>
-          <w:sz w:val="28"/>
-          <w:szCs w:val="28"/>
-        </w:rPr>
-        <w:t xml:space="preserve">GDĐT yêu cầu các </w:t>
-      </w:r>
-      <w:r>
-        <w:rPr>
-          <w:rFonts w:ascii="Times New Roman" w:hAnsi="Times New Roman"/>
-          <w:sz w:val="28"/>
-          <w:szCs w:val="28"/>
-        </w:rPr>
-        <w:t xml:space="preserve">Phòng </w:t>
-      </w:r>
-      <w:r>
-        <w:rPr>
-          <w:rFonts w:ascii="Times New Roman" w:hAnsi="Times New Roman"/>
-          <w:sz w:val="28"/>
-          <w:szCs w:val="28"/>
-        </w:rPr>
-        <w:t>Giáo dục và Đào tạo</w:t>
-      </w:r>
-      <w:r>
-        <w:rPr>
-          <w:rFonts w:ascii="Times New Roman" w:hAnsi="Times New Roman"/>
-          <w:sz w:val="28"/>
-          <w:szCs w:val="28"/>
-        </w:rPr>
-        <w:t>, trường</w:t>
-      </w:r>
-      <w:r>
-        <w:rPr>
-          <w:rFonts w:ascii="Times New Roman" w:hAnsi="Times New Roman"/>
-          <w:sz w:val="28"/>
-          <w:szCs w:val="28"/>
-        </w:rPr>
-        <w:t xml:space="preserve"> </w:t>
-      </w:r>
-      <w:r>
-        <w:rPr>
-          <w:rFonts w:ascii="Times New Roman" w:hAnsi="Times New Roman"/>
-          <w:sz w:val="28"/>
-          <w:szCs w:val="28"/>
-        </w:rPr>
-        <w:t>Trung học phổ thông</w:t>
-      </w:r>
-      <w:r>
-        <w:rPr>
-          <w:rFonts w:ascii="Times New Roman" w:hAnsi="Times New Roman"/>
-          <w:sz w:val="28"/>
-          <w:szCs w:val="28"/>
-        </w:rPr>
-        <w:t xml:space="preserve">, </w:t>
-      </w:r>
-      <w:r>
-        <w:rPr>
-          <w:rFonts w:ascii="Times New Roman" w:hAnsi="Times New Roman"/>
-          <w:bCs/>
-          <w:iCs/>
-          <w:color w:val="000000"/>
-          <w:sz w:val="28"/>
-          <w:szCs w:val="28"/>
-        </w:rPr>
-        <w:t xml:space="preserve">Giám đốc trung tâm Giáo dục </w:t>
-      </w:r>
-      <w:r>
-        <w:rPr>
-          <w:rFonts w:ascii="Times New Roman" w:hAnsi="Times New Roman"/>
-          <w:color w:val="000000"/>
-          <w:sz w:val="28"/>
-          <w:szCs w:val="28"/>
-        </w:rPr>
-        <w:t>nghề</w:t>
-      </w:r>
-      <w:r>
-        <w:rPr>
-          <w:rFonts w:ascii="Times New Roman" w:hAnsi="Times New Roman"/>
-          <w:bCs/>
-          <w:iCs/>
-          <w:color w:val="000000"/>
-          <w:sz w:val="28"/>
-          <w:szCs w:val="28"/>
-        </w:rPr>
-        <w:t xml:space="preserve"> nghiệp - Giáo dục thường xuyên</w:t>
-      </w:r>
-      <w:r>
-        <w:rPr>
-          <w:rFonts w:ascii="Times New Roman" w:hAnsi="Times New Roman"/>
-          <w:bCs/>
-          <w:iCs/>
-          <w:color w:val="000000"/>
-          <w:sz w:val="28"/>
-          <w:szCs w:val="28"/>
-        </w:rPr>
-        <w:t xml:space="preserve">, </w:t>
-      </w:r>
-      <w:r>
-        <w:rPr>
-          <w:rFonts w:ascii="Times New Roman" w:hAnsi="Times New Roman"/>
-          <w:color w:val="000000"/>
-          <w:sz w:val="28"/>
-          <w:szCs w:val="28"/>
-        </w:rPr>
-        <w:t>Giám đốc trung tâm Giáo dục thường xuyên</w:t>
-      </w:r>
-      <w:r>
-        <w:rPr>
-          <w:rFonts w:ascii="Times New Roman" w:hAnsi="Times New Roman"/>
-          <w:sz w:val="28"/>
-          <w:szCs w:val="28"/>
-        </w:rPr>
-        <w:t xml:space="preserve"> nghiêm túc thực hiện Công văn hướng dẫn này. Nếu có vướng mắc hoặc đề xuất trong quá trình thực hiện, cần báo cáo ngay về </w:t>
-      </w:r>
-      <w:r>
-        <w:rPr>
-          <w:rFonts w:ascii="Times New Roman" w:hAnsi="Times New Roman"/>
-          <w:sz w:val="28"/>
-          <w:szCs w:val="28"/>
-        </w:rPr>
-        <w:t>Sở</w:t>
-      </w:r>
-      <w:r>
-        <w:rPr>
-          <w:rFonts w:ascii="Times New Roman" w:hAnsi="Times New Roman"/>
-          <w:sz w:val="28"/>
-          <w:szCs w:val="28"/>
-        </w:rPr>
-        <w:t xml:space="preserve"> GDĐT (qua </w:t>
-      </w:r>
-      <w:r>
-        <w:rPr>
-          <w:rFonts w:ascii="Times New Roman" w:hAnsi="Times New Roman"/>
-          <w:sz w:val="28"/>
-          <w:szCs w:val="28"/>
-        </w:rPr>
-        <w:t>Phòng Khảo thí và Kiểm định chất lượng giáo dục</w:t>
-      </w:r>
-      <w:r>
-        <w:rPr>
-          <w:rFonts w:ascii="Times New Roman" w:hAnsi="Times New Roman"/>
-          <w:sz w:val="28"/>
-          <w:szCs w:val="28"/>
-        </w:rPr>
-        <w:t>) để kịp thời xem xét, giải quyết./.</w:t>
+        <w:t>./.</w:t>
       </w:r>
     </w:p>
     <w:p>
@@ -2948,16 +2823,6 @@
               </w:rPr>
               <w:br/>
             </w:r>
-            <w:r>
-              <w:rPr>
-                <w:rFonts w:ascii="Times New Roman" w:hAnsi="Times New Roman"/>
-                <w:b/>
-                <w:bCs/>
-                <w:sz w:val="28"/>
-                <w:szCs w:val="28"/>
-              </w:rPr>
-              <w:t>Nguyễn Văn Hiếu</w:t>
-            </w:r>
           </w:p>
         </w:tc>
       </w:tr>
@@ -2980,12 +2845,12 @@
       </w:pPr>
     </w:p>
     <w:sectPr>
-      <w:headerReference w:type="even" r:id="rId9"/>
-      <w:headerReference w:type="default" r:id="rId10"/>
-      <w:footerReference w:type="even" r:id="rId11"/>
-      <w:footerReference w:type="default" r:id="rId12"/>
-      <w:headerReference w:type="first" r:id="rId13"/>
-      <w:footerReference w:type="first" r:id="rId14"/>
+      <w:headerReference w:type="even" r:id="rId8"/>
+      <w:headerReference w:type="default" r:id="rId9"/>
+      <w:footerReference w:type="even" r:id="rId10"/>
+      <w:footerReference w:type="default" r:id="rId11"/>
+      <w:headerReference w:type="first" r:id="rId12"/>
+      <w:footerReference w:type="first" r:id="rId13"/>
       <w:pgSz w:w="11907" w:h="16840" w:code="9"/>
       <w:pgMar w:top="1134" w:right="1134" w:bottom="1134" w:left="1701" w:header="680" w:footer="6" w:gutter="0"/>
       <w:pgNumType w:start="1"/>
@@ -2999,7 +2864,7 @@
 </file>
 
 <file path=word/endnotes.xml><?xml version="1.0" encoding="utf-8"?>
-<w:endnotes xmlns:wpc="http://schemas.microsoft.com/office/word/2010/wordprocessingCanvas" xmlns:cx="http://schemas.microsoft.com/office/drawing/2014/chartex" xmlns:cx1="http://schemas.microsoft.com/office/drawing/2015/9/8/chartex" xmlns:cx2="http://schemas.microsoft.com/office/drawing/2015/10/21/chartex" xmlns:cx3="http://schemas.microsoft.com/office/drawing/2016/5/9/chartex" xmlns:cx4="http://schemas.microsoft.com/office/drawing/2016/5/10/chartex" xmlns:cx5="http://schemas.microsoft.com/office/drawing/2016/5/11/chartex" xmlns:cx6="http://schemas.microsoft.com/office/drawing/2016/5/12/chartex" xmlns:cx7="http://schemas.microsoft.com/office/drawing/2016/5/13/chartex" xmlns:cx8="http://schemas.microsoft.com/office/drawing/2016/5/14/chartex" xmlns:mc="http://schemas.openxmlformats.org/markup-compatibility/2006" xmlns:aink="http://schemas.microsoft.com/office/drawing/2016/ink" xmlns:am3d="http://schemas.microsoft.com/office/drawing/2017/model3d" xmlns:o="urn:schemas-microsoft-com:office:office" xmlns:r="http://schemas.openxmlformats.org/officeDocument/2006/relationships" xmlns:m="http://schemas.openxmlformats.org/officeDocument/2006/math" xmlns:v="urn:schemas-microsoft-com:vml" xmlns:wp14="http://schemas.microsoft.com/office/word/2010/wordprocessingDrawing" xmlns:wp="http://schemas.openxmlformats.org/drawingml/2006/wordprocessingDrawing" xmlns:w10="urn:schemas-microsoft-com:office:word" xmlns:w="http://schemas.openxmlformats.org/wordprocessingml/2006/main" xmlns:w14="http://schemas.microsoft.com/office/word/2010/wordml" xmlns:w15="http://schemas.microsoft.com/office/word/2012/wordml" xmlns:w16cex="http://schemas.microsoft.com/office/word/2018/wordml/cex" xmlns:w16cid="http://schemas.microsoft.com/office/word/2016/wordml/cid" xmlns:w16="http://schemas.microsoft.com/office/word/2018/wordml" xmlns:w16sdtdh="http://schemas.microsoft.com/office/word/2020/wordml/sdtdatahash" xmlns:w16se="http://schemas.microsoft.com/office/word/2015/wordml/symex" xmlns:wpg="http://schemas.microsoft.com/office/word/2010/wordprocessingGroup" xmlns:wpi="http://schemas.microsoft.com/office/word/2010/wordprocessingInk" xmlns:wne="http://schemas.microsoft.com/office/word/2006/wordml" xmlns:wps="http://schemas.microsoft.com/office/word/2010/wordprocessingShape" mc:Ignorable="w14 w15 w16se w16cid w16 w16cex w16sdtdh wp14">
+<w:endnotes xmlns:wpc="http://schemas.microsoft.com/office/word/2010/wordprocessingCanvas" xmlns:cx="http://schemas.microsoft.com/office/drawing/2014/chartex" xmlns:cx1="http://schemas.microsoft.com/office/drawing/2015/9/8/chartex" xmlns:cx2="http://schemas.microsoft.com/office/drawing/2015/10/21/chartex" xmlns:cx3="http://schemas.microsoft.com/office/drawing/2016/5/9/chartex" xmlns:cx4="http://schemas.microsoft.com/office/drawing/2016/5/10/chartex" xmlns:cx5="http://schemas.microsoft.com/office/drawing/2016/5/11/chartex" xmlns:cx6="http://schemas.microsoft.com/office/drawing/2016/5/12/chartex" xmlns:cx7="http://schemas.microsoft.com/office/drawing/2016/5/13/chartex" xmlns:cx8="http://schemas.microsoft.com/office/drawing/2016/5/14/chartex" xmlns:mc="http://schemas.openxmlformats.org/markup-compatibility/2006" xmlns:aink="http://schemas.microsoft.com/office/drawing/2016/ink" xmlns:am3d="http://schemas.microsoft.com/office/drawing/2017/model3d" xmlns:o="urn:schemas-microsoft-com:office:office" xmlns:r="http://schemas.openxmlformats.org/officeDocument/2006/relationships" xmlns:m="http://schemas.openxmlformats.org/officeDocument/2006/math" xmlns:v="urn:schemas-microsoft-com:vml" xmlns:wp14="http://schemas.microsoft.com/office/word/2010/wordprocessingDrawing" xmlns:wp="http://schemas.openxmlformats.org/drawingml/2006/wordprocessingDrawing" xmlns:w10="urn:schemas-microsoft-com:office:word" xmlns:w="http://schemas.openxmlformats.org/wordprocessingml/2006/main" xmlns:w14="http://schemas.microsoft.com/office/word/2010/wordml" xmlns:w15="http://schemas.microsoft.com/office/word/2012/wordml" xmlns:w16cex="http://schemas.microsoft.com/office/word/2018/wordml/cex" xmlns:w16cid="http://schemas.microsoft.com/office/word/2016/wordml/cid" xmlns:w16="http://schemas.microsoft.com/office/word/2018/wordml" xmlns:w16se="http://schemas.microsoft.com/office/word/2015/wordml/symex" xmlns:wpg="http://schemas.microsoft.com/office/word/2010/wordprocessingGroup" xmlns:wpi="http://schemas.microsoft.com/office/word/2010/wordprocessingInk" xmlns:wne="http://schemas.microsoft.com/office/word/2006/wordml" xmlns:wps="http://schemas.microsoft.com/office/word/2010/wordprocessingShape" mc:Ignorable="w14 w15 w16se w16cid w16 w16cex wp14">
   <w:endnote w:type="separator" w:id="-1">
     <w:p>
       <w:r>
@@ -3018,7 +2883,7 @@
 </file>
 
 <file path=word/footer1.xml><?xml version="1.0" encoding="utf-8"?>
-<w:ftr xmlns:wpc="http://schemas.microsoft.com/office/word/2010/wordprocessingCanvas" xmlns:cx="http://schemas.microsoft.com/office/drawing/2014/chartex" xmlns:cx1="http://schemas.microsoft.com/office/drawing/2015/9/8/chartex" xmlns:cx2="http://schemas.microsoft.com/office/drawing/2015/10/21/chartex" xmlns:cx3="http://schemas.microsoft.com/office/drawing/2016/5/9/chartex" xmlns:cx4="http://schemas.microsoft.com/office/drawing/2016/5/10/chartex" xmlns:cx5="http://schemas.microsoft.com/office/drawing/2016/5/11/chartex" xmlns:cx6="http://schemas.microsoft.com/office/drawing/2016/5/12/chartex" xmlns:cx7="http://schemas.microsoft.com/office/drawing/2016/5/13/chartex" xmlns:cx8="http://schemas.microsoft.com/office/drawing/2016/5/14/chartex" xmlns:mc="http://schemas.openxmlformats.org/markup-compatibility/2006" xmlns:aink="http://schemas.microsoft.com/office/drawing/2016/ink" xmlns:am3d="http://schemas.microsoft.com/office/drawing/2017/model3d" xmlns:o="urn:schemas-microsoft-com:office:office" xmlns:r="http://schemas.openxmlformats.org/officeDocument/2006/relationships" xmlns:m="http://schemas.openxmlformats.org/officeDocument/2006/math" xmlns:v="urn:schemas-microsoft-com:vml" xmlns:wp14="http://schemas.microsoft.com/office/word/2010/wordprocessingDrawing" xmlns:wp="http://schemas.openxmlformats.org/drawingml/2006/wordprocessingDrawing" xmlns:w10="urn:schemas-microsoft-com:office:word" xmlns:w="http://schemas.openxmlformats.org/wordprocessingml/2006/main" xmlns:w14="http://schemas.microsoft.com/office/word/2010/wordml" xmlns:w15="http://schemas.microsoft.com/office/word/2012/wordml" xmlns:w16cex="http://schemas.microsoft.com/office/word/2018/wordml/cex" xmlns:w16cid="http://schemas.microsoft.com/office/word/2016/wordml/cid" xmlns:w16="http://schemas.microsoft.com/office/word/2018/wordml" xmlns:w16sdtdh="http://schemas.microsoft.com/office/word/2020/wordml/sdtdatahash" xmlns:w16se="http://schemas.microsoft.com/office/word/2015/wordml/symex" xmlns:wpg="http://schemas.microsoft.com/office/word/2010/wordprocessingGroup" xmlns:wpi="http://schemas.microsoft.com/office/word/2010/wordprocessingInk" xmlns:wne="http://schemas.microsoft.com/office/word/2006/wordml" xmlns:wps="http://schemas.microsoft.com/office/word/2010/wordprocessingShape" mc:Ignorable="w14 w15 w16se w16cid w16 w16cex w16sdtdh wp14">
+<w:ftr xmlns:wpc="http://schemas.microsoft.com/office/word/2010/wordprocessingCanvas" xmlns:cx="http://schemas.microsoft.com/office/drawing/2014/chartex" xmlns:cx1="http://schemas.microsoft.com/office/drawing/2015/9/8/chartex" xmlns:cx2="http://schemas.microsoft.com/office/drawing/2015/10/21/chartex" xmlns:cx3="http://schemas.microsoft.com/office/drawing/2016/5/9/chartex" xmlns:cx4="http://schemas.microsoft.com/office/drawing/2016/5/10/chartex" xmlns:cx5="http://schemas.microsoft.com/office/drawing/2016/5/11/chartex" xmlns:cx6="http://schemas.microsoft.com/office/drawing/2016/5/12/chartex" xmlns:cx7="http://schemas.microsoft.com/office/drawing/2016/5/13/chartex" xmlns:cx8="http://schemas.microsoft.com/office/drawing/2016/5/14/chartex" xmlns:mc="http://schemas.openxmlformats.org/markup-compatibility/2006" xmlns:aink="http://schemas.microsoft.com/office/drawing/2016/ink" xmlns:am3d="http://schemas.microsoft.com/office/drawing/2017/model3d" xmlns:o="urn:schemas-microsoft-com:office:office" xmlns:r="http://schemas.openxmlformats.org/officeDocument/2006/relationships" xmlns:m="http://schemas.openxmlformats.org/officeDocument/2006/math" xmlns:v="urn:schemas-microsoft-com:vml" xmlns:wp14="http://schemas.microsoft.com/office/word/2010/wordprocessingDrawing" xmlns:wp="http://schemas.openxmlformats.org/drawingml/2006/wordprocessingDrawing" xmlns:w10="urn:schemas-microsoft-com:office:word" xmlns:w="http://schemas.openxmlformats.org/wordprocessingml/2006/main" xmlns:w14="http://schemas.microsoft.com/office/word/2010/wordml" xmlns:w15="http://schemas.microsoft.com/office/word/2012/wordml" xmlns:w16cex="http://schemas.microsoft.com/office/word/2018/wordml/cex" xmlns:w16cid="http://schemas.microsoft.com/office/word/2016/wordml/cid" xmlns:w16="http://schemas.microsoft.com/office/word/2018/wordml" xmlns:w16se="http://schemas.microsoft.com/office/word/2015/wordml/symex" xmlns:wpg="http://schemas.microsoft.com/office/word/2010/wordprocessingGroup" xmlns:wpi="http://schemas.microsoft.com/office/word/2010/wordprocessingInk" xmlns:wne="http://schemas.microsoft.com/office/word/2006/wordml" xmlns:wps="http://schemas.microsoft.com/office/word/2010/wordprocessingShape" mc:Ignorable="w14 w15 w16se w16cid w16 w16cex wp14">
   <w:p>
     <w:pPr>
       <w:pStyle w:val="Footer"/>
@@ -3028,7 +2893,7 @@
 </file>
 
 <file path=word/footer2.xml><?xml version="1.0" encoding="utf-8"?>
-<w:ftr xmlns:wpc="http://schemas.microsoft.com/office/word/2010/wordprocessingCanvas" xmlns:cx="http://schemas.microsoft.com/office/drawing/2014/chartex" xmlns:cx1="http://schemas.microsoft.com/office/drawing/2015/9/8/chartex" xmlns:cx2="http://schemas.microsoft.com/office/drawing/2015/10/21/chartex" xmlns:cx3="http://schemas.microsoft.com/office/drawing/2016/5/9/chartex" xmlns:cx4="http://schemas.microsoft.com/office/drawing/2016/5/10/chartex" xmlns:cx5="http://schemas.microsoft.com/office/drawing/2016/5/11/chartex" xmlns:cx6="http://schemas.microsoft.com/office/drawing/2016/5/12/chartex" xmlns:cx7="http://schemas.microsoft.com/office/drawing/2016/5/13/chartex" xmlns:cx8="http://schemas.microsoft.com/office/drawing/2016/5/14/chartex" xmlns:mc="http://schemas.openxmlformats.org/markup-compatibility/2006" xmlns:aink="http://schemas.microsoft.com/office/drawing/2016/ink" xmlns:am3d="http://schemas.microsoft.com/office/drawing/2017/model3d" xmlns:o="urn:schemas-microsoft-com:office:office" xmlns:r="http://schemas.openxmlformats.org/officeDocument/2006/relationships" xmlns:m="http://schemas.openxmlformats.org/officeDocument/2006/math" xmlns:v="urn:schemas-microsoft-com:vml" xmlns:wp14="http://schemas.microsoft.com/office/word/2010/wordprocessingDrawing" xmlns:wp="http://schemas.openxmlformats.org/drawingml/2006/wordprocessingDrawing" xmlns:w10="urn:schemas-microsoft-com:office:word" xmlns:w="http://schemas.openxmlformats.org/wordprocessingml/2006/main" xmlns:w14="http://schemas.microsoft.com/office/word/2010/wordml" xmlns:w15="http://schemas.microsoft.com/office/word/2012/wordml" xmlns:w16cex="http://schemas.microsoft.com/office/word/2018/wordml/cex" xmlns:w16cid="http://schemas.microsoft.com/office/word/2016/wordml/cid" xmlns:w16="http://schemas.microsoft.com/office/word/2018/wordml" xmlns:w16sdtdh="http://schemas.microsoft.com/office/word/2020/wordml/sdtdatahash" xmlns:w16se="http://schemas.microsoft.com/office/word/2015/wordml/symex" xmlns:wpg="http://schemas.microsoft.com/office/word/2010/wordprocessingGroup" xmlns:wpi="http://schemas.microsoft.com/office/word/2010/wordprocessingInk" xmlns:wne="http://schemas.microsoft.com/office/word/2006/wordml" xmlns:wps="http://schemas.microsoft.com/office/word/2010/wordprocessingShape" mc:Ignorable="w14 w15 w16se w16cid w16 w16cex w16sdtdh wp14">
+<w:ftr xmlns:wpc="http://schemas.microsoft.com/office/word/2010/wordprocessingCanvas" xmlns:cx="http://schemas.microsoft.com/office/drawing/2014/chartex" xmlns:cx1="http://schemas.microsoft.com/office/drawing/2015/9/8/chartex" xmlns:cx2="http://schemas.microsoft.com/office/drawing/2015/10/21/chartex" xmlns:cx3="http://schemas.microsoft.com/office/drawing/2016/5/9/chartex" xmlns:cx4="http://schemas.microsoft.com/office/drawing/2016/5/10/chartex" xmlns:cx5="http://schemas.microsoft.com/office/drawing/2016/5/11/chartex" xmlns:cx6="http://schemas.microsoft.com/office/drawing/2016/5/12/chartex" xmlns:cx7="http://schemas.microsoft.com/office/drawing/2016/5/13/chartex" xmlns:cx8="http://schemas.microsoft.com/office/drawing/2016/5/14/chartex" xmlns:mc="http://schemas.openxmlformats.org/markup-compatibility/2006" xmlns:aink="http://schemas.microsoft.com/office/drawing/2016/ink" xmlns:am3d="http://schemas.microsoft.com/office/drawing/2017/model3d" xmlns:o="urn:schemas-microsoft-com:office:office" xmlns:r="http://schemas.openxmlformats.org/officeDocument/2006/relationships" xmlns:m="http://schemas.openxmlformats.org/officeDocument/2006/math" xmlns:v="urn:schemas-microsoft-com:vml" xmlns:wp14="http://schemas.microsoft.com/office/word/2010/wordprocessingDrawing" xmlns:wp="http://schemas.openxmlformats.org/drawingml/2006/wordprocessingDrawing" xmlns:w10="urn:schemas-microsoft-com:office:word" xmlns:w="http://schemas.openxmlformats.org/wordprocessingml/2006/main" xmlns:w14="http://schemas.microsoft.com/office/word/2010/wordml" xmlns:w15="http://schemas.microsoft.com/office/word/2012/wordml" xmlns:w16cex="http://schemas.microsoft.com/office/word/2018/wordml/cex" xmlns:w16cid="http://schemas.microsoft.com/office/word/2016/wordml/cid" xmlns:w16="http://schemas.microsoft.com/office/word/2018/wordml" xmlns:w16se="http://schemas.microsoft.com/office/word/2015/wordml/symex" xmlns:wpg="http://schemas.microsoft.com/office/word/2010/wordprocessingGroup" xmlns:wpi="http://schemas.microsoft.com/office/word/2010/wordprocessingInk" xmlns:wne="http://schemas.microsoft.com/office/word/2006/wordml" xmlns:wps="http://schemas.microsoft.com/office/word/2010/wordprocessingShape" mc:Ignorable="w14 w15 w16se w16cid w16 w16cex wp14">
   <w:p>
     <w:pPr>
       <w:pStyle w:val="Footer"/>
@@ -3038,7 +2903,7 @@
 </file>
 
 <file path=word/footer3.xml><?xml version="1.0" encoding="utf-8"?>
-<w:ftr xmlns:wpc="http://schemas.microsoft.com/office/word/2010/wordprocessingCanvas" xmlns:cx="http://schemas.microsoft.com/office/drawing/2014/chartex" xmlns:cx1="http://schemas.microsoft.com/office/drawing/2015/9/8/chartex" xmlns:cx2="http://schemas.microsoft.com/office/drawing/2015/10/21/chartex" xmlns:cx3="http://schemas.microsoft.com/office/drawing/2016/5/9/chartex" xmlns:cx4="http://schemas.microsoft.com/office/drawing/2016/5/10/chartex" xmlns:cx5="http://schemas.microsoft.com/office/drawing/2016/5/11/chartex" xmlns:cx6="http://schemas.microsoft.com/office/drawing/2016/5/12/chartex" xmlns:cx7="http://schemas.microsoft.com/office/drawing/2016/5/13/chartex" xmlns:cx8="http://schemas.microsoft.com/office/drawing/2016/5/14/chartex" xmlns:mc="http://schemas.openxmlformats.org/markup-compatibility/2006" xmlns:aink="http://schemas.microsoft.com/office/drawing/2016/ink" xmlns:am3d="http://schemas.microsoft.com/office/drawing/2017/model3d" xmlns:o="urn:schemas-microsoft-com:office:office" xmlns:r="http://schemas.openxmlformats.org/officeDocument/2006/relationships" xmlns:m="http://schemas.openxmlformats.org/officeDocument/2006/math" xmlns:v="urn:schemas-microsoft-com:vml" xmlns:wp14="http://schemas.microsoft.com/office/word/2010/wordprocessingDrawing" xmlns:wp="http://schemas.openxmlformats.org/drawingml/2006/wordprocessingDrawing" xmlns:w10="urn:schemas-microsoft-com:office:word" xmlns:w="http://schemas.openxmlformats.org/wordprocessingml/2006/main" xmlns:w14="http://schemas.microsoft.com/office/word/2010/wordml" xmlns:w15="http://schemas.microsoft.com/office/word/2012/wordml" xmlns:w16cex="http://schemas.microsoft.com/office/word/2018/wordml/cex" xmlns:w16cid="http://schemas.microsoft.com/office/word/2016/wordml/cid" xmlns:w16="http://schemas.microsoft.com/office/word/2018/wordml" xmlns:w16sdtdh="http://schemas.microsoft.com/office/word/2020/wordml/sdtdatahash" xmlns:w16se="http://schemas.microsoft.com/office/word/2015/wordml/symex" xmlns:wpg="http://schemas.microsoft.com/office/word/2010/wordprocessingGroup" xmlns:wpi="http://schemas.microsoft.com/office/word/2010/wordprocessingInk" xmlns:wne="http://schemas.microsoft.com/office/word/2006/wordml" xmlns:wps="http://schemas.microsoft.com/office/word/2010/wordprocessingShape" mc:Ignorable="w14 w15 w16se w16cid w16 w16cex w16sdtdh wp14">
+<w:ftr xmlns:wpc="http://schemas.microsoft.com/office/word/2010/wordprocessingCanvas" xmlns:cx="http://schemas.microsoft.com/office/drawing/2014/chartex" xmlns:cx1="http://schemas.microsoft.com/office/drawing/2015/9/8/chartex" xmlns:cx2="http://schemas.microsoft.com/office/drawing/2015/10/21/chartex" xmlns:cx3="http://schemas.microsoft.com/office/drawing/2016/5/9/chartex" xmlns:cx4="http://schemas.microsoft.com/office/drawing/2016/5/10/chartex" xmlns:cx5="http://schemas.microsoft.com/office/drawing/2016/5/11/chartex" xmlns:cx6="http://schemas.microsoft.com/office/drawing/2016/5/12/chartex" xmlns:cx7="http://schemas.microsoft.com/office/drawing/2016/5/13/chartex" xmlns:cx8="http://schemas.microsoft.com/office/drawing/2016/5/14/chartex" xmlns:mc="http://schemas.openxmlformats.org/markup-compatibility/2006" xmlns:aink="http://schemas.microsoft.com/office/drawing/2016/ink" xmlns:am3d="http://schemas.microsoft.com/office/drawing/2017/model3d" xmlns:o="urn:schemas-microsoft-com:office:office" xmlns:r="http://schemas.openxmlformats.org/officeDocument/2006/relationships" xmlns:m="http://schemas.openxmlformats.org/officeDocument/2006/math" xmlns:v="urn:schemas-microsoft-com:vml" xmlns:wp14="http://schemas.microsoft.com/office/word/2010/wordprocessingDrawing" xmlns:wp="http://schemas.openxmlformats.org/drawingml/2006/wordprocessingDrawing" xmlns:w10="urn:schemas-microsoft-com:office:word" xmlns:w="http://schemas.openxmlformats.org/wordprocessingml/2006/main" xmlns:w14="http://schemas.microsoft.com/office/word/2010/wordml" xmlns:w15="http://schemas.microsoft.com/office/word/2012/wordml" xmlns:w16cex="http://schemas.microsoft.com/office/word/2018/wordml/cex" xmlns:w16cid="http://schemas.microsoft.com/office/word/2016/wordml/cid" xmlns:w16="http://schemas.microsoft.com/office/word/2018/wordml" xmlns:w16se="http://schemas.microsoft.com/office/word/2015/wordml/symex" xmlns:wpg="http://schemas.microsoft.com/office/word/2010/wordprocessingGroup" xmlns:wpi="http://schemas.microsoft.com/office/word/2010/wordprocessingInk" xmlns:wne="http://schemas.microsoft.com/office/word/2006/wordml" xmlns:wps="http://schemas.microsoft.com/office/word/2010/wordprocessingShape" mc:Ignorable="w14 w15 w16se w16cid w16 w16cex wp14">
   <w:p>
     <w:pPr>
       <w:pStyle w:val="Footer"/>
@@ -3048,7 +2913,7 @@
 </file>
 
 <file path=word/footnotes.xml><?xml version="1.0" encoding="utf-8"?>
-<w:footnotes xmlns:wpc="http://schemas.microsoft.com/office/word/2010/wordprocessingCanvas" xmlns:cx="http://schemas.microsoft.com/office/drawing/2014/chartex" xmlns:cx1="http://schemas.microsoft.com/office/drawing/2015/9/8/chartex" xmlns:cx2="http://schemas.microsoft.com/office/drawing/2015/10/21/chartex" xmlns:cx3="http://schemas.microsoft.com/office/drawing/2016/5/9/chartex" xmlns:cx4="http://schemas.microsoft.com/office/drawing/2016/5/10/chartex" xmlns:cx5="http://schemas.microsoft.com/office/drawing/2016/5/11/chartex" xmlns:cx6="http://schemas.microsoft.com/office/drawing/2016/5/12/chartex" xmlns:cx7="http://schemas.microsoft.com/office/drawing/2016/5/13/chartex" xmlns:cx8="http://schemas.microsoft.com/office/drawing/2016/5/14/chartex" xmlns:mc="http://schemas.openxmlformats.org/markup-compatibility/2006" xmlns:aink="http://schemas.microsoft.com/office/drawing/2016/ink" xmlns:am3d="http://schemas.microsoft.com/office/drawing/2017/model3d" xmlns:o="urn:schemas-microsoft-com:office:office" xmlns:r="http://schemas.openxmlformats.org/officeDocument/2006/relationships" xmlns:m="http://schemas.openxmlformats.org/officeDocument/2006/math" xmlns:v="urn:schemas-microsoft-com:vml" xmlns:wp14="http://schemas.microsoft.com/office/word/2010/wordprocessingDrawing" xmlns:wp="http://schemas.openxmlformats.org/drawingml/2006/wordprocessingDrawing" xmlns:w10="urn:schemas-microsoft-com:office:word" xmlns:w="http://schemas.openxmlformats.org/wordprocessingml/2006/main" xmlns:w14="http://schemas.microsoft.com/office/word/2010/wordml" xmlns:w15="http://schemas.microsoft.com/office/word/2012/wordml" xmlns:w16cex="http://schemas.microsoft.com/office/word/2018/wordml/cex" xmlns:w16cid="http://schemas.microsoft.com/office/word/2016/wordml/cid" xmlns:w16="http://schemas.microsoft.com/office/word/2018/wordml" xmlns:w16sdtdh="http://schemas.microsoft.com/office/word/2020/wordml/sdtdatahash" xmlns:w16se="http://schemas.microsoft.com/office/word/2015/wordml/symex" xmlns:wpg="http://schemas.microsoft.com/office/word/2010/wordprocessingGroup" xmlns:wpi="http://schemas.microsoft.com/office/word/2010/wordprocessingInk" xmlns:wne="http://schemas.microsoft.com/office/word/2006/wordml" xmlns:wps="http://schemas.microsoft.com/office/word/2010/wordprocessingShape" mc:Ignorable="w14 w15 w16se w16cid w16 w16cex w16sdtdh wp14">
+<w:footnotes xmlns:wpc="http://schemas.microsoft.com/office/word/2010/wordprocessingCanvas" xmlns:cx="http://schemas.microsoft.com/office/drawing/2014/chartex" xmlns:cx1="http://schemas.microsoft.com/office/drawing/2015/9/8/chartex" xmlns:cx2="http://schemas.microsoft.com/office/drawing/2015/10/21/chartex" xmlns:cx3="http://schemas.microsoft.com/office/drawing/2016/5/9/chartex" xmlns:cx4="http://schemas.microsoft.com/office/drawing/2016/5/10/chartex" xmlns:cx5="http://schemas.microsoft.com/office/drawing/2016/5/11/chartex" xmlns:cx6="http://schemas.microsoft.com/office/drawing/2016/5/12/chartex" xmlns:cx7="http://schemas.microsoft.com/office/drawing/2016/5/13/chartex" xmlns:cx8="http://schemas.microsoft.com/office/drawing/2016/5/14/chartex" xmlns:mc="http://schemas.openxmlformats.org/markup-compatibility/2006" xmlns:aink="http://schemas.microsoft.com/office/drawing/2016/ink" xmlns:am3d="http://schemas.microsoft.com/office/drawing/2017/model3d" xmlns:o="urn:schemas-microsoft-com:office:office" xmlns:r="http://schemas.openxmlformats.org/officeDocument/2006/relationships" xmlns:m="http://schemas.openxmlformats.org/officeDocument/2006/math" xmlns:v="urn:schemas-microsoft-com:vml" xmlns:wp14="http://schemas.microsoft.com/office/word/2010/wordprocessingDrawing" xmlns:wp="http://schemas.openxmlformats.org/drawingml/2006/wordprocessingDrawing" xmlns:w10="urn:schemas-microsoft-com:office:word" xmlns:w="http://schemas.openxmlformats.org/wordprocessingml/2006/main" xmlns:w14="http://schemas.microsoft.com/office/word/2010/wordml" xmlns:w15="http://schemas.microsoft.com/office/word/2012/wordml" xmlns:w16cex="http://schemas.microsoft.com/office/word/2018/wordml/cex" xmlns:w16cid="http://schemas.microsoft.com/office/word/2016/wordml/cid" xmlns:w16="http://schemas.microsoft.com/office/word/2018/wordml" xmlns:w16se="http://schemas.microsoft.com/office/word/2015/wordml/symex" xmlns:wpg="http://schemas.microsoft.com/office/word/2010/wordprocessingGroup" xmlns:wpi="http://schemas.microsoft.com/office/word/2010/wordprocessingInk" xmlns:wne="http://schemas.microsoft.com/office/word/2006/wordml" xmlns:wps="http://schemas.microsoft.com/office/word/2010/wordprocessingShape" mc:Ignorable="w14 w15 w16se w16cid w16 w16cex wp14">
   <w:footnote w:type="separator" w:id="-1">
     <w:p>
       <w:r>
@@ -3067,7 +2932,7 @@
 </file>
 
 <file path=word/header1.xml><?xml version="1.0" encoding="utf-8"?>
-<w:hdr xmlns:wpc="http://schemas.microsoft.com/office/word/2010/wordprocessingCanvas" xmlns:cx="http://schemas.microsoft.com/office/drawing/2014/chartex" xmlns:cx1="http://schemas.microsoft.com/office/drawing/2015/9/8/chartex" xmlns:cx2="http://schemas.microsoft.com/office/drawing/2015/10/21/chartex" xmlns:cx3="http://schemas.microsoft.com/office/drawing/2016/5/9/chartex" xmlns:cx4="http://schemas.microsoft.com/office/drawing/2016/5/10/chartex" xmlns:cx5="http://schemas.microsoft.com/office/drawing/2016/5/11/chartex" xmlns:cx6="http://schemas.microsoft.com/office/drawing/2016/5/12/chartex" xmlns:cx7="http://schemas.microsoft.com/office/drawing/2016/5/13/chartex" xmlns:cx8="http://schemas.microsoft.com/office/drawing/2016/5/14/chartex" xmlns:mc="http://schemas.openxmlformats.org/markup-compatibility/2006" xmlns:aink="http://schemas.microsoft.com/office/drawing/2016/ink" xmlns:am3d="http://schemas.microsoft.com/office/drawing/2017/model3d" xmlns:o="urn:schemas-microsoft-com:office:office" xmlns:r="http://schemas.openxmlformats.org/officeDocument/2006/relationships" xmlns:m="http://schemas.openxmlformats.org/officeDocument/2006/math" xmlns:v="urn:schemas-microsoft-com:vml" xmlns:wp14="http://schemas.microsoft.com/office/word/2010/wordprocessingDrawing" xmlns:wp="http://schemas.openxmlformats.org/drawingml/2006/wordprocessingDrawing" xmlns:w10="urn:schemas-microsoft-com:office:word" xmlns:w="http://schemas.openxmlformats.org/wordprocessingml/2006/main" xmlns:w14="http://schemas.microsoft.com/office/word/2010/wordml" xmlns:w15="http://schemas.microsoft.com/office/word/2012/wordml" xmlns:w16cex="http://schemas.microsoft.com/office/word/2018/wordml/cex" xmlns:w16cid="http://schemas.microsoft.com/office/word/2016/wordml/cid" xmlns:w16="http://schemas.microsoft.com/office/word/2018/wordml" xmlns:w16sdtdh="http://schemas.microsoft.com/office/word/2020/wordml/sdtdatahash" xmlns:w16se="http://schemas.microsoft.com/office/word/2015/wordml/symex" xmlns:wpg="http://schemas.microsoft.com/office/word/2010/wordprocessingGroup" xmlns:wpi="http://schemas.microsoft.com/office/word/2010/wordprocessingInk" xmlns:wne="http://schemas.microsoft.com/office/word/2006/wordml" xmlns:wps="http://schemas.microsoft.com/office/word/2010/wordprocessingShape" mc:Ignorable="w14 w15 w16se w16cid w16 w16cex w16sdtdh wp14">
+<w:hdr xmlns:wpc="http://schemas.microsoft.com/office/word/2010/wordprocessingCanvas" xmlns:cx="http://schemas.microsoft.com/office/drawing/2014/chartex" xmlns:cx1="http://schemas.microsoft.com/office/drawing/2015/9/8/chartex" xmlns:cx2="http://schemas.microsoft.com/office/drawing/2015/10/21/chartex" xmlns:cx3="http://schemas.microsoft.com/office/drawing/2016/5/9/chartex" xmlns:cx4="http://schemas.microsoft.com/office/drawing/2016/5/10/chartex" xmlns:cx5="http://schemas.microsoft.com/office/drawing/2016/5/11/chartex" xmlns:cx6="http://schemas.microsoft.com/office/drawing/2016/5/12/chartex" xmlns:cx7="http://schemas.microsoft.com/office/drawing/2016/5/13/chartex" xmlns:cx8="http://schemas.microsoft.com/office/drawing/2016/5/14/chartex" xmlns:mc="http://schemas.openxmlformats.org/markup-compatibility/2006" xmlns:aink="http://schemas.microsoft.com/office/drawing/2016/ink" xmlns:am3d="http://schemas.microsoft.com/office/drawing/2017/model3d" xmlns:o="urn:schemas-microsoft-com:office:office" xmlns:r="http://schemas.openxmlformats.org/officeDocument/2006/relationships" xmlns:m="http://schemas.openxmlformats.org/officeDocument/2006/math" xmlns:v="urn:schemas-microsoft-com:vml" xmlns:wp14="http://schemas.microsoft.com/office/word/2010/wordprocessingDrawing" xmlns:wp="http://schemas.openxmlformats.org/drawingml/2006/wordprocessingDrawing" xmlns:w10="urn:schemas-microsoft-com:office:word" xmlns:w="http://schemas.openxmlformats.org/wordprocessingml/2006/main" xmlns:w14="http://schemas.microsoft.com/office/word/2010/wordml" xmlns:w15="http://schemas.microsoft.com/office/word/2012/wordml" xmlns:w16cex="http://schemas.microsoft.com/office/word/2018/wordml/cex" xmlns:w16cid="http://schemas.microsoft.com/office/word/2016/wordml/cid" xmlns:w16="http://schemas.microsoft.com/office/word/2018/wordml" xmlns:w16se="http://schemas.microsoft.com/office/word/2015/wordml/symex" xmlns:wpg="http://schemas.microsoft.com/office/word/2010/wordprocessingGroup" xmlns:wpi="http://schemas.microsoft.com/office/word/2010/wordprocessingInk" xmlns:wne="http://schemas.microsoft.com/office/word/2006/wordml" xmlns:wps="http://schemas.microsoft.com/office/word/2010/wordprocessingShape" mc:Ignorable="w14 w15 w16se w16cid w16 w16cex wp14">
   <w:p>
     <w:pPr>
       <w:pStyle w:val="Header"/>
@@ -3077,7 +2942,7 @@
 </file>
 
 <file path=word/header2.xml><?xml version="1.0" encoding="utf-8"?>
-<w:hdr xmlns:wpc="http://schemas.microsoft.com/office/word/2010/wordprocessingCanvas" xmlns:cx="http://schemas.microsoft.com/office/drawing/2014/chartex" xmlns:cx1="http://schemas.microsoft.com/office/drawing/2015/9/8/chartex" xmlns:cx2="http://schemas.microsoft.com/office/drawing/2015/10/21/chartex" xmlns:cx3="http://schemas.microsoft.com/office/drawing/2016/5/9/chartex" xmlns:cx4="http://schemas.microsoft.com/office/drawing/2016/5/10/chartex" xmlns:cx5="http://schemas.microsoft.com/office/drawing/2016/5/11/chartex" xmlns:cx6="http://schemas.microsoft.com/office/drawing/2016/5/12/chartex" xmlns:cx7="http://schemas.microsoft.com/office/drawing/2016/5/13/chartex" xmlns:cx8="http://schemas.microsoft.com/office/drawing/2016/5/14/chartex" xmlns:mc="http://schemas.openxmlformats.org/markup-compatibility/2006" xmlns:aink="http://schemas.microsoft.com/office/drawing/2016/ink" xmlns:am3d="http://schemas.microsoft.com/office/drawing/2017/model3d" xmlns:o="urn:schemas-microsoft-com:office:office" xmlns:r="http://schemas.openxmlformats.org/officeDocument/2006/relationships" xmlns:m="http://schemas.openxmlformats.org/officeDocument/2006/math" xmlns:v="urn:schemas-microsoft-com:vml" xmlns:wp14="http://schemas.microsoft.com/office/word/2010/wordprocessingDrawing" xmlns:wp="http://schemas.openxmlformats.org/drawingml/2006/wordprocessingDrawing" xmlns:w10="urn:schemas-microsoft-com:office:word" xmlns:w="http://schemas.openxmlformats.org/wordprocessingml/2006/main" xmlns:w14="http://schemas.microsoft.com/office/word/2010/wordml" xmlns:w15="http://schemas.microsoft.com/office/word/2012/wordml" xmlns:w16cex="http://schemas.microsoft.com/office/word/2018/wordml/cex" xmlns:w16cid="http://schemas.microsoft.com/office/word/2016/wordml/cid" xmlns:w16="http://schemas.microsoft.com/office/word/2018/wordml" xmlns:w16sdtdh="http://schemas.microsoft.com/office/word/2020/wordml/sdtdatahash" xmlns:w16se="http://schemas.microsoft.com/office/word/2015/wordml/symex" xmlns:wpg="http://schemas.microsoft.com/office/word/2010/wordprocessingGroup" xmlns:wpi="http://schemas.microsoft.com/office/word/2010/wordprocessingInk" xmlns:wne="http://schemas.microsoft.com/office/word/2006/wordml" xmlns:wps="http://schemas.microsoft.com/office/word/2010/wordprocessingShape" mc:Ignorable="w14 w15 w16se w16cid w16 w16cex w16sdtdh wp14">
+<w:hdr xmlns:wpc="http://schemas.microsoft.com/office/word/2010/wordprocessingCanvas" xmlns:cx="http://schemas.microsoft.com/office/drawing/2014/chartex" xmlns:cx1="http://schemas.microsoft.com/office/drawing/2015/9/8/chartex" xmlns:cx2="http://schemas.microsoft.com/office/drawing/2015/10/21/chartex" xmlns:cx3="http://schemas.microsoft.com/office/drawing/2016/5/9/chartex" xmlns:cx4="http://schemas.microsoft.com/office/drawing/2016/5/10/chartex" xmlns:cx5="http://schemas.microsoft.com/office/drawing/2016/5/11/chartex" xmlns:cx6="http://schemas.microsoft.com/office/drawing/2016/5/12/chartex" xmlns:cx7="http://schemas.microsoft.com/office/drawing/2016/5/13/chartex" xmlns:cx8="http://schemas.microsoft.com/office/drawing/2016/5/14/chartex" xmlns:mc="http://schemas.openxmlformats.org/markup-compatibility/2006" xmlns:aink="http://schemas.microsoft.com/office/drawing/2016/ink" xmlns:am3d="http://schemas.microsoft.com/office/drawing/2017/model3d" xmlns:o="urn:schemas-microsoft-com:office:office" xmlns:r="http://schemas.openxmlformats.org/officeDocument/2006/relationships" xmlns:m="http://schemas.openxmlformats.org/officeDocument/2006/math" xmlns:v="urn:schemas-microsoft-com:vml" xmlns:wp14="http://schemas.microsoft.com/office/word/2010/wordprocessingDrawing" xmlns:wp="http://schemas.openxmlformats.org/drawingml/2006/wordprocessingDrawing" xmlns:w10="urn:schemas-microsoft-com:office:word" xmlns:w="http://schemas.openxmlformats.org/wordprocessingml/2006/main" xmlns:w14="http://schemas.microsoft.com/office/word/2010/wordml" xmlns:w15="http://schemas.microsoft.com/office/word/2012/wordml" xmlns:w16cex="http://schemas.microsoft.com/office/word/2018/wordml/cex" xmlns:w16cid="http://schemas.microsoft.com/office/word/2016/wordml/cid" xmlns:w16="http://schemas.microsoft.com/office/word/2018/wordml" xmlns:w16se="http://schemas.microsoft.com/office/word/2015/wordml/symex" xmlns:wpg="http://schemas.microsoft.com/office/word/2010/wordprocessingGroup" xmlns:wpi="http://schemas.microsoft.com/office/word/2010/wordprocessingInk" xmlns:wne="http://schemas.microsoft.com/office/word/2006/wordml" xmlns:wps="http://schemas.microsoft.com/office/word/2010/wordprocessingShape" mc:Ignorable="w14 w15 w16se w16cid w16 w16cex wp14">
   <w:p>
     <w:pPr>
       <w:pStyle w:val="Header"/>
@@ -3087,7 +2952,7 @@
 </file>
 
 <file path=word/header3.xml><?xml version="1.0" encoding="utf-8"?>
-<w:hdr xmlns:wpc="http://schemas.microsoft.com/office/word/2010/wordprocessingCanvas" xmlns:cx="http://schemas.microsoft.com/office/drawing/2014/chartex" xmlns:cx1="http://schemas.microsoft.com/office/drawing/2015/9/8/chartex" xmlns:cx2="http://schemas.microsoft.com/office/drawing/2015/10/21/chartex" xmlns:cx3="http://schemas.microsoft.com/office/drawing/2016/5/9/chartex" xmlns:cx4="http://schemas.microsoft.com/office/drawing/2016/5/10/chartex" xmlns:cx5="http://schemas.microsoft.com/office/drawing/2016/5/11/chartex" xmlns:cx6="http://schemas.microsoft.com/office/drawing/2016/5/12/chartex" xmlns:cx7="http://schemas.microsoft.com/office/drawing/2016/5/13/chartex" xmlns:cx8="http://schemas.microsoft.com/office/drawing/2016/5/14/chartex" xmlns:mc="http://schemas.openxmlformats.org/markup-compatibility/2006" xmlns:aink="http://schemas.microsoft.com/office/drawing/2016/ink" xmlns:am3d="http://schemas.microsoft.com/office/drawing/2017/model3d" xmlns:o="urn:schemas-microsoft-com:office:office" xmlns:r="http://schemas.openxmlformats.org/officeDocument/2006/relationships" xmlns:m="http://schemas.openxmlformats.org/officeDocument/2006/math" xmlns:v="urn:schemas-microsoft-com:vml" xmlns:wp14="http://schemas.microsoft.com/office/word/2010/wordprocessingDrawing" xmlns:wp="http://schemas.openxmlformats.org/drawingml/2006/wordprocessingDrawing" xmlns:w10="urn:schemas-microsoft-com:office:word" xmlns:w="http://schemas.openxmlformats.org/wordprocessingml/2006/main" xmlns:w14="http://schemas.microsoft.com/office/word/2010/wordml" xmlns:w15="http://schemas.microsoft.com/office/word/2012/wordml" xmlns:w16cex="http://schemas.microsoft.com/office/word/2018/wordml/cex" xmlns:w16cid="http://schemas.microsoft.com/office/word/2016/wordml/cid" xmlns:w16="http://schemas.microsoft.com/office/word/2018/wordml" xmlns:w16sdtdh="http://schemas.microsoft.com/office/word/2020/wordml/sdtdatahash" xmlns:w16se="http://schemas.microsoft.com/office/word/2015/wordml/symex" xmlns:wpg="http://schemas.microsoft.com/office/word/2010/wordprocessingGroup" xmlns:wpi="http://schemas.microsoft.com/office/word/2010/wordprocessingInk" xmlns:wne="http://schemas.microsoft.com/office/word/2006/wordml" xmlns:wps="http://schemas.microsoft.com/office/word/2010/wordprocessingShape" mc:Ignorable="w14 w15 w16se w16cid w16 w16cex w16sdtdh wp14">
+<w:hdr xmlns:wpc="http://schemas.microsoft.com/office/word/2010/wordprocessingCanvas" xmlns:cx="http://schemas.microsoft.com/office/drawing/2014/chartex" xmlns:cx1="http://schemas.microsoft.com/office/drawing/2015/9/8/chartex" xmlns:cx2="http://schemas.microsoft.com/office/drawing/2015/10/21/chartex" xmlns:cx3="http://schemas.microsoft.com/office/drawing/2016/5/9/chartex" xmlns:cx4="http://schemas.microsoft.com/office/drawing/2016/5/10/chartex" xmlns:cx5="http://schemas.microsoft.com/office/drawing/2016/5/11/chartex" xmlns:cx6="http://schemas.microsoft.com/office/drawing/2016/5/12/chartex" xmlns:cx7="http://schemas.microsoft.com/office/drawing/2016/5/13/chartex" xmlns:cx8="http://schemas.microsoft.com/office/drawing/2016/5/14/chartex" xmlns:mc="http://schemas.openxmlformats.org/markup-compatibility/2006" xmlns:aink="http://schemas.microsoft.com/office/drawing/2016/ink" xmlns:am3d="http://schemas.microsoft.com/office/drawing/2017/model3d" xmlns:o="urn:schemas-microsoft-com:office:office" xmlns:r="http://schemas.openxmlformats.org/officeDocument/2006/relationships" xmlns:m="http://schemas.openxmlformats.org/officeDocument/2006/math" xmlns:v="urn:schemas-microsoft-com:vml" xmlns:wp14="http://schemas.microsoft.com/office/word/2010/wordprocessingDrawing" xmlns:wp="http://schemas.openxmlformats.org/drawingml/2006/wordprocessingDrawing" xmlns:w10="urn:schemas-microsoft-com:office:word" xmlns:w="http://schemas.openxmlformats.org/wordprocessingml/2006/main" xmlns:w14="http://schemas.microsoft.com/office/word/2010/wordml" xmlns:w15="http://schemas.microsoft.com/office/word/2012/wordml" xmlns:w16cex="http://schemas.microsoft.com/office/word/2018/wordml/cex" xmlns:w16cid="http://schemas.microsoft.com/office/word/2016/wordml/cid" xmlns:w16="http://schemas.microsoft.com/office/word/2018/wordml" xmlns:w16se="http://schemas.microsoft.com/office/word/2015/wordml/symex" xmlns:wpg="http://schemas.microsoft.com/office/word/2010/wordprocessingGroup" xmlns:wpi="http://schemas.microsoft.com/office/word/2010/wordprocessingInk" xmlns:wne="http://schemas.microsoft.com/office/word/2006/wordml" xmlns:wps="http://schemas.microsoft.com/office/word/2010/wordprocessingShape" mc:Ignorable="w14 w15 w16se w16cid w16 w16cex wp14">
   <w:p>
     <w:pPr>
       <w:pStyle w:val="Header"/>
@@ -3097,7 +2962,7 @@
 </file>
 
 <file path=word/numbering.xml><?xml version="1.0" encoding="utf-8"?>
-<w:numbering xmlns:wpc="http://schemas.microsoft.com/office/word/2010/wordprocessingCanvas" xmlns:cx="http://schemas.microsoft.com/office/drawing/2014/chartex" xmlns:cx1="http://schemas.microsoft.com/office/drawing/2015/9/8/chartex" xmlns:cx2="http://schemas.microsoft.com/office/drawing/2015/10/21/chartex" xmlns:cx3="http://schemas.microsoft.com/office/drawing/2016/5/9/chartex" xmlns:cx4="http://schemas.microsoft.com/office/drawing/2016/5/10/chartex" xmlns:cx5="http://schemas.microsoft.com/office/drawing/2016/5/11/chartex" xmlns:cx6="http://schemas.microsoft.com/office/drawing/2016/5/12/chartex" xmlns:cx7="http://schemas.microsoft.com/office/drawing/2016/5/13/chartex" xmlns:cx8="http://schemas.microsoft.com/office/drawing/2016/5/14/chartex" xmlns:mc="http://schemas.openxmlformats.org/markup-compatibility/2006" xmlns:aink="http://schemas.microsoft.com/office/drawing/2016/ink" xmlns:am3d="http://schemas.microsoft.com/office/drawing/2017/model3d" xmlns:o="urn:schemas-microsoft-com:office:office" xmlns:r="http://schemas.openxmlformats.org/officeDocument/2006/relationships" xmlns:m="http://schemas.openxmlformats.org/officeDocument/2006/math" xmlns:v="urn:schemas-microsoft-com:vml" xmlns:wp14="http://schemas.microsoft.com/office/word/2010/wordprocessingDrawing" xmlns:wp="http://schemas.openxmlformats.org/drawingml/2006/wordprocessingDrawing" xmlns:w10="urn:schemas-microsoft-com:office:word" xmlns:w="http://schemas.openxmlformats.org/wordprocessingml/2006/main" xmlns:w14="http://schemas.microsoft.com/office/word/2010/wordml" xmlns:w15="http://schemas.microsoft.com/office/word/2012/wordml" xmlns:w16cex="http://schemas.microsoft.com/office/word/2018/wordml/cex" xmlns:w16cid="http://schemas.microsoft.com/office/word/2016/wordml/cid" xmlns:w16="http://schemas.microsoft.com/office/word/2018/wordml" xmlns:w16sdtdh="http://schemas.microsoft.com/office/word/2020/wordml/sdtdatahash" xmlns:w16se="http://schemas.microsoft.com/office/word/2015/wordml/symex" xmlns:wpg="http://schemas.microsoft.com/office/word/2010/wordprocessingGroup" xmlns:wpi="http://schemas.microsoft.com/office/word/2010/wordprocessingInk" xmlns:wne="http://schemas.microsoft.com/office/word/2006/wordml" xmlns:wps="http://schemas.microsoft.com/office/word/2010/wordprocessingShape" mc:Ignorable="w14 w15 w16se w16cid w16 w16cex w16sdtdh wp14">
+<w:numbering xmlns:wpc="http://schemas.microsoft.com/office/word/2010/wordprocessingCanvas" xmlns:cx="http://schemas.microsoft.com/office/drawing/2014/chartex" xmlns:cx1="http://schemas.microsoft.com/office/drawing/2015/9/8/chartex" xmlns:cx2="http://schemas.microsoft.com/office/drawing/2015/10/21/chartex" xmlns:cx3="http://schemas.microsoft.com/office/drawing/2016/5/9/chartex" xmlns:cx4="http://schemas.microsoft.com/office/drawing/2016/5/10/chartex" xmlns:cx5="http://schemas.microsoft.com/office/drawing/2016/5/11/chartex" xmlns:cx6="http://schemas.microsoft.com/office/drawing/2016/5/12/chartex" xmlns:cx7="http://schemas.microsoft.com/office/drawing/2016/5/13/chartex" xmlns:cx8="http://schemas.microsoft.com/office/drawing/2016/5/14/chartex" xmlns:mc="http://schemas.openxmlformats.org/markup-compatibility/2006" xmlns:aink="http://schemas.microsoft.com/office/drawing/2016/ink" xmlns:am3d="http://schemas.microsoft.com/office/drawing/2017/model3d" xmlns:o="urn:schemas-microsoft-com:office:office" xmlns:r="http://schemas.openxmlformats.org/officeDocument/2006/relationships" xmlns:m="http://schemas.openxmlformats.org/officeDocument/2006/math" xmlns:v="urn:schemas-microsoft-com:vml" xmlns:wp14="http://schemas.microsoft.com/office/word/2010/wordprocessingDrawing" xmlns:wp="http://schemas.openxmlformats.org/drawingml/2006/wordprocessingDrawing" xmlns:w10="urn:schemas-microsoft-com:office:word" xmlns:w="http://schemas.openxmlformats.org/wordprocessingml/2006/main" xmlns:w14="http://schemas.microsoft.com/office/word/2010/wordml" xmlns:w15="http://schemas.microsoft.com/office/word/2012/wordml" xmlns:w16cex="http://schemas.microsoft.com/office/word/2018/wordml/cex" xmlns:w16cid="http://schemas.microsoft.com/office/word/2016/wordml/cid" xmlns:w16="http://schemas.microsoft.com/office/word/2018/wordml" xmlns:w16se="http://schemas.microsoft.com/office/word/2015/wordml/symex" xmlns:wpg="http://schemas.microsoft.com/office/word/2010/wordprocessingGroup" xmlns:wpi="http://schemas.microsoft.com/office/word/2010/wordprocessingInk" xmlns:wne="http://schemas.microsoft.com/office/word/2006/wordml" xmlns:wps="http://schemas.microsoft.com/office/word/2010/wordprocessingShape" mc:Ignorable="w14 w15 w16se w16cid w16 w16cex wp14">
   <w:abstractNum w:abstractNumId="0" w15:restartNumberingAfterBreak="0">
     <w:nsid w:val="00253E7F"/>
     <w:multiLevelType w:val="multilevel"/>
@@ -4597,6 +4462,95 @@
     </w:lvl>
   </w:abstractNum>
   <w:abstractNum w:abstractNumId="19" w15:restartNumberingAfterBreak="0">
+    <w:nsid w:val="182B6548"/>
+    <w:multiLevelType w:val="hybridMultilevel"/>
+    <w:tmpl w:val="EBBC1DC8"/>
+    <w:lvl w:ilvl="0" w:tplc="0722ED58">
+      <w:start w:val="1"/>
+      <w:numFmt w:val="decimal"/>
+      <w:lvlText w:val="%1."/>
+      <w:lvlJc w:val="left"/>
+      <w:pPr>
+        <w:ind w:left="644" w:hanging="360"/>
+      </w:pPr>
+      <w:rPr>
+        <w:rFonts w:hint="default"/>
+      </w:rPr>
+    </w:lvl>
+    <w:lvl w:ilvl="1" w:tplc="042A0019" w:tentative="1">
+      <w:start w:val="1"/>
+      <w:numFmt w:val="lowerLetter"/>
+      <w:lvlText w:val="%2."/>
+      <w:lvlJc w:val="left"/>
+      <w:pPr>
+        <w:ind w:left="1364" w:hanging="360"/>
+      </w:pPr>
+    </w:lvl>
+    <w:lvl w:ilvl="2" w:tplc="042A001B" w:tentative="1">
+      <w:start w:val="1"/>
+      <w:numFmt w:val="lowerRoman"/>
+      <w:lvlText w:val="%3."/>
+      <w:lvlJc w:val="right"/>
+      <w:pPr>
+        <w:ind w:left="2084" w:hanging="180"/>
+      </w:pPr>
+    </w:lvl>
+    <w:lvl w:ilvl="3" w:tplc="042A000F" w:tentative="1">
+      <w:start w:val="1"/>
+      <w:numFmt w:val="decimal"/>
+      <w:lvlText w:val="%4."/>
+      <w:lvlJc w:val="left"/>
+      <w:pPr>
+        <w:ind w:left="2804" w:hanging="360"/>
+      </w:pPr>
+    </w:lvl>
+    <w:lvl w:ilvl="4" w:tplc="042A0019" w:tentative="1">
+      <w:start w:val="1"/>
+      <w:numFmt w:val="lowerLetter"/>
+      <w:lvlText w:val="%5."/>
+      <w:lvlJc w:val="left"/>
+      <w:pPr>
+        <w:ind w:left="3524" w:hanging="360"/>
+      </w:pPr>
+    </w:lvl>
+    <w:lvl w:ilvl="5" w:tplc="042A001B" w:tentative="1">
+      <w:start w:val="1"/>
+      <w:numFmt w:val="lowerRoman"/>
+      <w:lvlText w:val="%6."/>
+      <w:lvlJc w:val="right"/>
+      <w:pPr>
+        <w:ind w:left="4244" w:hanging="180"/>
+      </w:pPr>
+    </w:lvl>
+    <w:lvl w:ilvl="6" w:tplc="042A000F" w:tentative="1">
+      <w:start w:val="1"/>
+      <w:numFmt w:val="decimal"/>
+      <w:lvlText w:val="%7."/>
+      <w:lvlJc w:val="left"/>
+      <w:pPr>
+        <w:ind w:left="4964" w:hanging="360"/>
+      </w:pPr>
+    </w:lvl>
+    <w:lvl w:ilvl="7" w:tplc="042A0019" w:tentative="1">
+      <w:start w:val="1"/>
+      <w:numFmt w:val="lowerLetter"/>
+      <w:lvlText w:val="%8."/>
+      <w:lvlJc w:val="left"/>
+      <w:pPr>
+        <w:ind w:left="5684" w:hanging="360"/>
+      </w:pPr>
+    </w:lvl>
+    <w:lvl w:ilvl="8" w:tplc="042A001B" w:tentative="1">
+      <w:start w:val="1"/>
+      <w:numFmt w:val="lowerRoman"/>
+      <w:lvlText w:val="%9."/>
+      <w:lvlJc w:val="right"/>
+      <w:pPr>
+        <w:ind w:left="6404" w:hanging="180"/>
+      </w:pPr>
+    </w:lvl>
+  </w:abstractNum>
+  <w:abstractNum w:abstractNumId="20" w15:restartNumberingAfterBreak="0">
     <w:nsid w:val="1A6A7E56"/>
     <w:multiLevelType w:val="multilevel"/>
     <w:tmpl w:val="11E00E1C"/>
@@ -4664,7 +4618,7 @@
       <w:lvlJc w:val="left"/>
     </w:lvl>
   </w:abstractNum>
-  <w:abstractNum w:abstractNumId="20" w15:restartNumberingAfterBreak="0">
+  <w:abstractNum w:abstractNumId="21" w15:restartNumberingAfterBreak="0">
     <w:nsid w:val="1C441B5D"/>
     <w:multiLevelType w:val="hybridMultilevel"/>
     <w:tmpl w:val="EBBC1DC8"/>
@@ -4753,7 +4707,7 @@
       </w:pPr>
     </w:lvl>
   </w:abstractNum>
-  <w:abstractNum w:abstractNumId="21" w15:restartNumberingAfterBreak="0">
+  <w:abstractNum w:abstractNumId="22" w15:restartNumberingAfterBreak="0">
     <w:nsid w:val="21433FEC"/>
     <w:multiLevelType w:val="multilevel"/>
     <w:tmpl w:val="EDC07450"/>
@@ -4871,7 +4825,7 @@
       </w:rPr>
     </w:lvl>
   </w:abstractNum>
-  <w:abstractNum w:abstractNumId="22" w15:restartNumberingAfterBreak="0">
+  <w:abstractNum w:abstractNumId="23" w15:restartNumberingAfterBreak="0">
     <w:nsid w:val="22001661"/>
     <w:multiLevelType w:val="multilevel"/>
     <w:tmpl w:val="81C62BE6"/>
@@ -4939,7 +4893,7 @@
       <w:lvlJc w:val="left"/>
     </w:lvl>
   </w:abstractNum>
-  <w:abstractNum w:abstractNumId="23" w15:restartNumberingAfterBreak="0">
+  <w:abstractNum w:abstractNumId="24" w15:restartNumberingAfterBreak="0">
     <w:nsid w:val="22C6329C"/>
     <w:multiLevelType w:val="hybridMultilevel"/>
     <w:tmpl w:val="77988B00"/>
@@ -5052,7 +5006,7 @@
       </w:rPr>
     </w:lvl>
   </w:abstractNum>
-  <w:abstractNum w:abstractNumId="24" w15:restartNumberingAfterBreak="0">
+  <w:abstractNum w:abstractNumId="25" w15:restartNumberingAfterBreak="0">
     <w:nsid w:val="22D7526C"/>
     <w:multiLevelType w:val="multilevel"/>
     <w:tmpl w:val="9CF255EE"/>
@@ -5120,7 +5074,7 @@
       <w:lvlJc w:val="left"/>
     </w:lvl>
   </w:abstractNum>
-  <w:abstractNum w:abstractNumId="25" w15:restartNumberingAfterBreak="0">
+  <w:abstractNum w:abstractNumId="26" w15:restartNumberingAfterBreak="0">
     <w:nsid w:val="2387276E"/>
     <w:multiLevelType w:val="multilevel"/>
     <w:tmpl w:val="A05C67A2"/>
@@ -5188,7 +5142,7 @@
       <w:lvlJc w:val="left"/>
     </w:lvl>
   </w:abstractNum>
-  <w:abstractNum w:abstractNumId="26" w15:restartNumberingAfterBreak="0">
+  <w:abstractNum w:abstractNumId="27" w15:restartNumberingAfterBreak="0">
     <w:nsid w:val="2AD437BE"/>
     <w:multiLevelType w:val="multilevel"/>
     <w:tmpl w:val="70B40C32"/>
@@ -5256,7 +5210,7 @@
       <w:lvlJc w:val="left"/>
     </w:lvl>
   </w:abstractNum>
-  <w:abstractNum w:abstractNumId="27" w15:restartNumberingAfterBreak="0">
+  <w:abstractNum w:abstractNumId="28" w15:restartNumberingAfterBreak="0">
     <w:nsid w:val="2BF218FF"/>
     <w:multiLevelType w:val="multilevel"/>
     <w:tmpl w:val="5100BD1A"/>
@@ -5324,7 +5278,7 @@
       <w:lvlJc w:val="left"/>
     </w:lvl>
   </w:abstractNum>
-  <w:abstractNum w:abstractNumId="28" w15:restartNumberingAfterBreak="0">
+  <w:abstractNum w:abstractNumId="29" w15:restartNumberingAfterBreak="0">
     <w:nsid w:val="2DC35483"/>
     <w:multiLevelType w:val="multilevel"/>
     <w:tmpl w:val="E3E21AFC"/>
@@ -5392,7 +5346,7 @@
       <w:lvlJc w:val="left"/>
     </w:lvl>
   </w:abstractNum>
-  <w:abstractNum w:abstractNumId="29" w15:restartNumberingAfterBreak="0">
+  <w:abstractNum w:abstractNumId="30" w15:restartNumberingAfterBreak="0">
     <w:nsid w:val="2F087189"/>
     <w:multiLevelType w:val="multilevel"/>
     <w:tmpl w:val="A5600080"/>
@@ -5460,7 +5414,7 @@
       <w:lvlJc w:val="left"/>
     </w:lvl>
   </w:abstractNum>
-  <w:abstractNum w:abstractNumId="30" w15:restartNumberingAfterBreak="0">
+  <w:abstractNum w:abstractNumId="31" w15:restartNumberingAfterBreak="0">
     <w:nsid w:val="2F756071"/>
     <w:multiLevelType w:val="multilevel"/>
     <w:tmpl w:val="519AE2B4"/>
@@ -5528,7 +5482,7 @@
       <w:lvlJc w:val="left"/>
     </w:lvl>
   </w:abstractNum>
-  <w:abstractNum w:abstractNumId="31" w15:restartNumberingAfterBreak="0">
+  <w:abstractNum w:abstractNumId="32" w15:restartNumberingAfterBreak="0">
     <w:nsid w:val="2FD94429"/>
     <w:multiLevelType w:val="multilevel"/>
     <w:tmpl w:val="584A7F10"/>
@@ -5596,7 +5550,7 @@
       <w:lvlJc w:val="left"/>
     </w:lvl>
   </w:abstractNum>
-  <w:abstractNum w:abstractNumId="32" w15:restartNumberingAfterBreak="0">
+  <w:abstractNum w:abstractNumId="33" w15:restartNumberingAfterBreak="0">
     <w:nsid w:val="301E2DC8"/>
     <w:multiLevelType w:val="multilevel"/>
     <w:tmpl w:val="2FA2E5BC"/>
@@ -5664,7 +5618,7 @@
       <w:lvlJc w:val="left"/>
     </w:lvl>
   </w:abstractNum>
-  <w:abstractNum w:abstractNumId="33" w15:restartNumberingAfterBreak="0">
+  <w:abstractNum w:abstractNumId="34" w15:restartNumberingAfterBreak="0">
     <w:nsid w:val="32053315"/>
     <w:multiLevelType w:val="multilevel"/>
     <w:tmpl w:val="C41AA026"/>
@@ -5732,7 +5686,7 @@
       <w:lvlJc w:val="left"/>
     </w:lvl>
   </w:abstractNum>
-  <w:abstractNum w:abstractNumId="34" w15:restartNumberingAfterBreak="0">
+  <w:abstractNum w:abstractNumId="35" w15:restartNumberingAfterBreak="0">
     <w:nsid w:val="326E54C1"/>
     <w:multiLevelType w:val="multilevel"/>
     <w:tmpl w:val="937C7E40"/>
@@ -5800,7 +5754,7 @@
       <w:lvlJc w:val="left"/>
     </w:lvl>
   </w:abstractNum>
-  <w:abstractNum w:abstractNumId="35" w15:restartNumberingAfterBreak="0">
+  <w:abstractNum w:abstractNumId="36" w15:restartNumberingAfterBreak="0">
     <w:nsid w:val="3EE34519"/>
     <w:multiLevelType w:val="hybridMultilevel"/>
     <w:tmpl w:val="119293E4"/>
@@ -5913,7 +5867,7 @@
       </w:rPr>
     </w:lvl>
   </w:abstractNum>
-  <w:abstractNum w:abstractNumId="36" w15:restartNumberingAfterBreak="0">
+  <w:abstractNum w:abstractNumId="37" w15:restartNumberingAfterBreak="0">
     <w:nsid w:val="40763609"/>
     <w:multiLevelType w:val="multilevel"/>
     <w:tmpl w:val="4A6A3D80"/>
@@ -5981,7 +5935,7 @@
       <w:lvlJc w:val="left"/>
     </w:lvl>
   </w:abstractNum>
-  <w:abstractNum w:abstractNumId="37" w15:restartNumberingAfterBreak="0">
+  <w:abstractNum w:abstractNumId="38" w15:restartNumberingAfterBreak="0">
     <w:nsid w:val="4186016F"/>
     <w:multiLevelType w:val="multilevel"/>
     <w:tmpl w:val="7638E2C8"/>
@@ -6049,7 +6003,7 @@
       <w:lvlJc w:val="left"/>
     </w:lvl>
   </w:abstractNum>
-  <w:abstractNum w:abstractNumId="38" w15:restartNumberingAfterBreak="0">
+  <w:abstractNum w:abstractNumId="39" w15:restartNumberingAfterBreak="0">
     <w:nsid w:val="43491094"/>
     <w:multiLevelType w:val="hybridMultilevel"/>
     <w:tmpl w:val="EBBC1DC8"/>
@@ -6138,7 +6092,7 @@
       </w:pPr>
     </w:lvl>
   </w:abstractNum>
-  <w:abstractNum w:abstractNumId="39" w15:restartNumberingAfterBreak="0">
+  <w:abstractNum w:abstractNumId="40" w15:restartNumberingAfterBreak="0">
     <w:nsid w:val="440C415D"/>
     <w:multiLevelType w:val="multilevel"/>
     <w:tmpl w:val="7C704F2E"/>
@@ -6206,7 +6160,7 @@
       <w:lvlJc w:val="left"/>
     </w:lvl>
   </w:abstractNum>
-  <w:abstractNum w:abstractNumId="40" w15:restartNumberingAfterBreak="0">
+  <w:abstractNum w:abstractNumId="41" w15:restartNumberingAfterBreak="0">
     <w:nsid w:val="4604399B"/>
     <w:multiLevelType w:val="multilevel"/>
     <w:tmpl w:val="7B70D55A"/>
@@ -6274,7 +6228,7 @@
       <w:lvlJc w:val="left"/>
     </w:lvl>
   </w:abstractNum>
-  <w:abstractNum w:abstractNumId="41" w15:restartNumberingAfterBreak="0">
+  <w:abstractNum w:abstractNumId="42" w15:restartNumberingAfterBreak="0">
     <w:nsid w:val="465B631F"/>
     <w:multiLevelType w:val="multilevel"/>
     <w:tmpl w:val="E5929E10"/>
@@ -6342,7 +6296,7 @@
       <w:lvlJc w:val="left"/>
     </w:lvl>
   </w:abstractNum>
-  <w:abstractNum w:abstractNumId="42" w15:restartNumberingAfterBreak="0">
+  <w:abstractNum w:abstractNumId="43" w15:restartNumberingAfterBreak="0">
     <w:nsid w:val="47B80F89"/>
     <w:multiLevelType w:val="multilevel"/>
     <w:tmpl w:val="4366EFD0"/>
@@ -6410,7 +6364,7 @@
       <w:lvlJc w:val="left"/>
     </w:lvl>
   </w:abstractNum>
-  <w:abstractNum w:abstractNumId="43" w15:restartNumberingAfterBreak="0">
+  <w:abstractNum w:abstractNumId="44" w15:restartNumberingAfterBreak="0">
     <w:nsid w:val="49D82EA3"/>
     <w:multiLevelType w:val="hybridMultilevel"/>
     <w:tmpl w:val="7AD80E4C"/>
@@ -6500,7 +6454,7 @@
       </w:pPr>
     </w:lvl>
   </w:abstractNum>
-  <w:abstractNum w:abstractNumId="44" w15:restartNumberingAfterBreak="0">
+  <w:abstractNum w:abstractNumId="45" w15:restartNumberingAfterBreak="0">
     <w:nsid w:val="4A7A79CB"/>
     <w:multiLevelType w:val="multilevel"/>
     <w:tmpl w:val="4F54B204"/>
@@ -6568,7 +6522,7 @@
       <w:lvlJc w:val="left"/>
     </w:lvl>
   </w:abstractNum>
-  <w:abstractNum w:abstractNumId="45" w15:restartNumberingAfterBreak="0">
+  <w:abstractNum w:abstractNumId="46" w15:restartNumberingAfterBreak="0">
     <w:nsid w:val="4B8B4A21"/>
     <w:multiLevelType w:val="multilevel"/>
     <w:tmpl w:val="35F68506"/>
@@ -6636,7 +6590,7 @@
       <w:lvlJc w:val="left"/>
     </w:lvl>
   </w:abstractNum>
-  <w:abstractNum w:abstractNumId="46" w15:restartNumberingAfterBreak="0">
+  <w:abstractNum w:abstractNumId="47" w15:restartNumberingAfterBreak="0">
     <w:nsid w:val="50517DE3"/>
     <w:multiLevelType w:val="multilevel"/>
     <w:tmpl w:val="6366DE14"/>
@@ -6704,7 +6658,7 @@
       <w:lvlJc w:val="left"/>
     </w:lvl>
   </w:abstractNum>
-  <w:abstractNum w:abstractNumId="47" w15:restartNumberingAfterBreak="0">
+  <w:abstractNum w:abstractNumId="48" w15:restartNumberingAfterBreak="0">
     <w:nsid w:val="50800ECF"/>
     <w:multiLevelType w:val="multilevel"/>
     <w:tmpl w:val="A63E0F5A"/>
@@ -6772,7 +6726,7 @@
       <w:lvlJc w:val="left"/>
     </w:lvl>
   </w:abstractNum>
-  <w:abstractNum w:abstractNumId="48" w15:restartNumberingAfterBreak="0">
+  <w:abstractNum w:abstractNumId="49" w15:restartNumberingAfterBreak="0">
     <w:nsid w:val="5092309D"/>
     <w:multiLevelType w:val="hybridMultilevel"/>
     <w:tmpl w:val="74148A02"/>
@@ -6885,7 +6839,7 @@
       </w:rPr>
     </w:lvl>
   </w:abstractNum>
-  <w:abstractNum w:abstractNumId="49" w15:restartNumberingAfterBreak="0">
+  <w:abstractNum w:abstractNumId="50" w15:restartNumberingAfterBreak="0">
     <w:nsid w:val="519B621A"/>
     <w:multiLevelType w:val="multilevel"/>
     <w:tmpl w:val="9DD2F60A"/>
@@ -6953,7 +6907,7 @@
       <w:lvlJc w:val="left"/>
     </w:lvl>
   </w:abstractNum>
-  <w:abstractNum w:abstractNumId="50" w15:restartNumberingAfterBreak="0">
+  <w:abstractNum w:abstractNumId="51" w15:restartNumberingAfterBreak="0">
     <w:nsid w:val="5240337C"/>
     <w:multiLevelType w:val="multilevel"/>
     <w:tmpl w:val="C366C7B2"/>
@@ -7021,7 +6975,7 @@
       <w:lvlJc w:val="left"/>
     </w:lvl>
   </w:abstractNum>
-  <w:abstractNum w:abstractNumId="51" w15:restartNumberingAfterBreak="0">
+  <w:abstractNum w:abstractNumId="52" w15:restartNumberingAfterBreak="0">
     <w:nsid w:val="52E723CE"/>
     <w:multiLevelType w:val="multilevel"/>
     <w:tmpl w:val="7EFC151E"/>
@@ -7089,7 +7043,7 @@
       <w:lvlJc w:val="left"/>
     </w:lvl>
   </w:abstractNum>
-  <w:abstractNum w:abstractNumId="52" w15:restartNumberingAfterBreak="0">
+  <w:abstractNum w:abstractNumId="53" w15:restartNumberingAfterBreak="0">
     <w:nsid w:val="53814355"/>
     <w:multiLevelType w:val="multilevel"/>
     <w:tmpl w:val="C6BA6092"/>
@@ -7157,7 +7111,7 @@
       <w:lvlJc w:val="left"/>
     </w:lvl>
   </w:abstractNum>
-  <w:abstractNum w:abstractNumId="53" w15:restartNumberingAfterBreak="0">
+  <w:abstractNum w:abstractNumId="54" w15:restartNumberingAfterBreak="0">
     <w:nsid w:val="552B0774"/>
     <w:multiLevelType w:val="multilevel"/>
     <w:tmpl w:val="37A4F75A"/>
@@ -7225,7 +7179,7 @@
       <w:lvlJc w:val="left"/>
     </w:lvl>
   </w:abstractNum>
-  <w:abstractNum w:abstractNumId="54" w15:restartNumberingAfterBreak="0">
+  <w:abstractNum w:abstractNumId="55" w15:restartNumberingAfterBreak="0">
     <w:nsid w:val="5B970A86"/>
     <w:multiLevelType w:val="multilevel"/>
     <w:tmpl w:val="B8AE9A32"/>
@@ -7293,7 +7247,7 @@
       <w:lvlJc w:val="left"/>
     </w:lvl>
   </w:abstractNum>
-  <w:abstractNum w:abstractNumId="55" w15:restartNumberingAfterBreak="0">
+  <w:abstractNum w:abstractNumId="56" w15:restartNumberingAfterBreak="0">
     <w:nsid w:val="5DAD0161"/>
     <w:multiLevelType w:val="hybridMultilevel"/>
     <w:tmpl w:val="BBE0F3D2"/>
@@ -7382,7 +7336,7 @@
       </w:pPr>
     </w:lvl>
   </w:abstractNum>
-  <w:abstractNum w:abstractNumId="56" w15:restartNumberingAfterBreak="0">
+  <w:abstractNum w:abstractNumId="57" w15:restartNumberingAfterBreak="0">
     <w:nsid w:val="644C049A"/>
     <w:multiLevelType w:val="multilevel"/>
     <w:tmpl w:val="52C0E0C0"/>
@@ -7450,7 +7404,7 @@
       <w:lvlJc w:val="left"/>
     </w:lvl>
   </w:abstractNum>
-  <w:abstractNum w:abstractNumId="57" w15:restartNumberingAfterBreak="0">
+  <w:abstractNum w:abstractNumId="58" w15:restartNumberingAfterBreak="0">
     <w:nsid w:val="65523886"/>
     <w:multiLevelType w:val="multilevel"/>
     <w:tmpl w:val="61CAD70A"/>
@@ -7518,7 +7472,7 @@
       <w:lvlJc w:val="left"/>
     </w:lvl>
   </w:abstractNum>
-  <w:abstractNum w:abstractNumId="58" w15:restartNumberingAfterBreak="0">
+  <w:abstractNum w:abstractNumId="59" w15:restartNumberingAfterBreak="0">
     <w:nsid w:val="65D315B4"/>
     <w:multiLevelType w:val="multilevel"/>
     <w:tmpl w:val="8C4A90EC"/>
@@ -7586,7 +7540,7 @@
       <w:lvlJc w:val="left"/>
     </w:lvl>
   </w:abstractNum>
-  <w:abstractNum w:abstractNumId="59" w15:restartNumberingAfterBreak="0">
+  <w:abstractNum w:abstractNumId="60" w15:restartNumberingAfterBreak="0">
     <w:nsid w:val="6755000C"/>
     <w:multiLevelType w:val="hybridMultilevel"/>
     <w:tmpl w:val="EBBC1DC8"/>
@@ -7675,7 +7629,7 @@
       </w:pPr>
     </w:lvl>
   </w:abstractNum>
-  <w:abstractNum w:abstractNumId="60" w15:restartNumberingAfterBreak="0">
+  <w:abstractNum w:abstractNumId="61" w15:restartNumberingAfterBreak="0">
     <w:nsid w:val="6A410678"/>
     <w:multiLevelType w:val="multilevel"/>
     <w:tmpl w:val="C6EE44AE"/>
@@ -7743,7 +7697,7 @@
       <w:lvlJc w:val="left"/>
     </w:lvl>
   </w:abstractNum>
-  <w:abstractNum w:abstractNumId="61" w15:restartNumberingAfterBreak="0">
+  <w:abstractNum w:abstractNumId="62" w15:restartNumberingAfterBreak="0">
     <w:nsid w:val="6C7D396F"/>
     <w:multiLevelType w:val="multilevel"/>
     <w:tmpl w:val="3A04034A"/>
@@ -7811,7 +7765,7 @@
       <w:lvlJc w:val="left"/>
     </w:lvl>
   </w:abstractNum>
-  <w:abstractNum w:abstractNumId="62" w15:restartNumberingAfterBreak="0">
+  <w:abstractNum w:abstractNumId="63" w15:restartNumberingAfterBreak="0">
     <w:nsid w:val="6E574774"/>
     <w:multiLevelType w:val="multilevel"/>
     <w:tmpl w:val="C2A60E6E"/>
@@ -7879,7 +7833,7 @@
       <w:lvlJc w:val="left"/>
     </w:lvl>
   </w:abstractNum>
-  <w:abstractNum w:abstractNumId="63" w15:restartNumberingAfterBreak="0">
+  <w:abstractNum w:abstractNumId="64" w15:restartNumberingAfterBreak="0">
     <w:nsid w:val="6E906A87"/>
     <w:multiLevelType w:val="multilevel"/>
     <w:tmpl w:val="F8100268"/>
@@ -7947,7 +7901,7 @@
       <w:lvlJc w:val="left"/>
     </w:lvl>
   </w:abstractNum>
-  <w:abstractNum w:abstractNumId="64" w15:restartNumberingAfterBreak="0">
+  <w:abstractNum w:abstractNumId="65" w15:restartNumberingAfterBreak="0">
     <w:nsid w:val="6EE9255D"/>
     <w:multiLevelType w:val="multilevel"/>
     <w:tmpl w:val="4B8A4C3C"/>
@@ -8015,7 +7969,7 @@
       <w:lvlJc w:val="left"/>
     </w:lvl>
   </w:abstractNum>
-  <w:abstractNum w:abstractNumId="65" w15:restartNumberingAfterBreak="0">
+  <w:abstractNum w:abstractNumId="66" w15:restartNumberingAfterBreak="0">
     <w:nsid w:val="6F560B85"/>
     <w:multiLevelType w:val="multilevel"/>
     <w:tmpl w:val="4580AE5C"/>
@@ -8083,7 +8037,7 @@
       <w:lvlJc w:val="left"/>
     </w:lvl>
   </w:abstractNum>
-  <w:abstractNum w:abstractNumId="66" w15:restartNumberingAfterBreak="0">
+  <w:abstractNum w:abstractNumId="67" w15:restartNumberingAfterBreak="0">
     <w:nsid w:val="7010585D"/>
     <w:multiLevelType w:val="hybridMultilevel"/>
     <w:tmpl w:val="158AB802"/>
@@ -8195,7 +8149,7 @@
       </w:rPr>
     </w:lvl>
   </w:abstractNum>
-  <w:abstractNum w:abstractNumId="67" w15:restartNumberingAfterBreak="0">
+  <w:abstractNum w:abstractNumId="68" w15:restartNumberingAfterBreak="0">
     <w:nsid w:val="758C3E94"/>
     <w:multiLevelType w:val="multilevel"/>
     <w:tmpl w:val="DBF25DAE"/>
@@ -8263,7 +8217,7 @@
       <w:lvlJc w:val="left"/>
     </w:lvl>
   </w:abstractNum>
-  <w:abstractNum w:abstractNumId="68" w15:restartNumberingAfterBreak="0">
+  <w:abstractNum w:abstractNumId="69" w15:restartNumberingAfterBreak="0">
     <w:nsid w:val="784E0B3C"/>
     <w:multiLevelType w:val="multilevel"/>
     <w:tmpl w:val="563CC7A8"/>
@@ -8331,7 +8285,7 @@
       <w:lvlJc w:val="left"/>
     </w:lvl>
   </w:abstractNum>
-  <w:abstractNum w:abstractNumId="69" w15:restartNumberingAfterBreak="0">
+  <w:abstractNum w:abstractNumId="70" w15:restartNumberingAfterBreak="0">
     <w:nsid w:val="78A3662B"/>
     <w:multiLevelType w:val="multilevel"/>
     <w:tmpl w:val="97C61A10"/>
@@ -8399,7 +8353,7 @@
       <w:lvlJc w:val="left"/>
     </w:lvl>
   </w:abstractNum>
-  <w:abstractNum w:abstractNumId="70" w15:restartNumberingAfterBreak="0">
+  <w:abstractNum w:abstractNumId="71" w15:restartNumberingAfterBreak="0">
     <w:nsid w:val="7DA165FB"/>
     <w:multiLevelType w:val="multilevel"/>
     <w:tmpl w:val="2EF62438"/>
@@ -8467,7 +8421,7 @@
       <w:lvlJc w:val="left"/>
     </w:lvl>
   </w:abstractNum>
-  <w:abstractNum w:abstractNumId="71" w15:restartNumberingAfterBreak="0">
+  <w:abstractNum w:abstractNumId="72" w15:restartNumberingAfterBreak="0">
     <w:nsid w:val="7EC531E4"/>
     <w:multiLevelType w:val="hybridMultilevel"/>
     <w:tmpl w:val="7824A2D4"/>
@@ -8580,7 +8534,7 @@
       </w:rPr>
     </w:lvl>
   </w:abstractNum>
-  <w:abstractNum w:abstractNumId="72" w15:restartNumberingAfterBreak="0">
+  <w:abstractNum w:abstractNumId="73" w15:restartNumberingAfterBreak="0">
     <w:nsid w:val="7FCC1B45"/>
     <w:multiLevelType w:val="multilevel"/>
     <w:tmpl w:val="B0F0904C"/>
@@ -8655,22 +8609,22 @@
     <w:abstractNumId w:val="2"/>
   </w:num>
   <w:num w:numId="3">
-    <w:abstractNumId w:val="46"/>
+    <w:abstractNumId w:val="47"/>
   </w:num>
   <w:num w:numId="4">
-    <w:abstractNumId w:val="32"/>
+    <w:abstractNumId w:val="33"/>
   </w:num>
   <w:num w:numId="5">
-    <w:abstractNumId w:val="69"/>
+    <w:abstractNumId w:val="70"/>
   </w:num>
   <w:num w:numId="6">
-    <w:abstractNumId w:val="22"/>
+    <w:abstractNumId w:val="23"/>
   </w:num>
   <w:num w:numId="7">
-    <w:abstractNumId w:val="44"/>
+    <w:abstractNumId w:val="45"/>
   </w:num>
   <w:num w:numId="8">
-    <w:abstractNumId w:val="68"/>
+    <w:abstractNumId w:val="69"/>
   </w:num>
   <w:num w:numId="9">
     <w:abstractNumId w:val="3"/>
@@ -8679,22 +8633,22 @@
     <w:abstractNumId w:val="18"/>
   </w:num>
   <w:num w:numId="11">
-    <w:abstractNumId w:val="30"/>
+    <w:abstractNumId w:val="31"/>
   </w:num>
   <w:num w:numId="12">
-    <w:abstractNumId w:val="54"/>
+    <w:abstractNumId w:val="55"/>
   </w:num>
   <w:num w:numId="13">
-    <w:abstractNumId w:val="63"/>
+    <w:abstractNumId w:val="64"/>
   </w:num>
   <w:num w:numId="14">
-    <w:abstractNumId w:val="49"/>
+    <w:abstractNumId w:val="50"/>
   </w:num>
   <w:num w:numId="15">
-    <w:abstractNumId w:val="36"/>
+    <w:abstractNumId w:val="37"/>
   </w:num>
   <w:num w:numId="16">
-    <w:abstractNumId w:val="64"/>
+    <w:abstractNumId w:val="65"/>
   </w:num>
   <w:num w:numId="17">
     <w:abstractNumId w:val="0"/>
@@ -8703,70 +8657,70 @@
     <w:abstractNumId w:val="15"/>
   </w:num>
   <w:num w:numId="19">
-    <w:abstractNumId w:val="33"/>
+    <w:abstractNumId w:val="34"/>
   </w:num>
   <w:num w:numId="20">
-    <w:abstractNumId w:val="37"/>
+    <w:abstractNumId w:val="38"/>
   </w:num>
   <w:num w:numId="21">
-    <w:abstractNumId w:val="61"/>
+    <w:abstractNumId w:val="62"/>
   </w:num>
   <w:num w:numId="22">
-    <w:abstractNumId w:val="50"/>
+    <w:abstractNumId w:val="51"/>
   </w:num>
   <w:num w:numId="23">
-    <w:abstractNumId w:val="40"/>
+    <w:abstractNumId w:val="41"/>
   </w:num>
   <w:num w:numId="24">
-    <w:abstractNumId w:val="45"/>
+    <w:abstractNumId w:val="46"/>
   </w:num>
   <w:num w:numId="25">
-    <w:abstractNumId w:val="47"/>
+    <w:abstractNumId w:val="48"/>
   </w:num>
   <w:num w:numId="26">
-    <w:abstractNumId w:val="28"/>
+    <w:abstractNumId w:val="29"/>
   </w:num>
   <w:num w:numId="27">
-    <w:abstractNumId w:val="43"/>
+    <w:abstractNumId w:val="44"/>
   </w:num>
   <w:num w:numId="28">
     <w:abstractNumId w:val="7"/>
   </w:num>
   <w:num w:numId="29">
+    <w:abstractNumId w:val="43"/>
+  </w:num>
+  <w:num w:numId="30">
+    <w:abstractNumId w:val="54"/>
+  </w:num>
+  <w:num w:numId="31">
+    <w:abstractNumId w:val="66"/>
+  </w:num>
+  <w:num w:numId="32">
+    <w:abstractNumId w:val="52"/>
+  </w:num>
+  <w:num w:numId="33">
+    <w:abstractNumId w:val="35"/>
+  </w:num>
+  <w:num w:numId="34">
+    <w:abstractNumId w:val="63"/>
+  </w:num>
+  <w:num w:numId="35">
+    <w:abstractNumId w:val="73"/>
+  </w:num>
+  <w:num w:numId="36">
     <w:abstractNumId w:val="42"/>
   </w:num>
-  <w:num w:numId="30">
-    <w:abstractNumId w:val="53"/>
-  </w:num>
-  <w:num w:numId="31">
-    <w:abstractNumId w:val="65"/>
-  </w:num>
-  <w:num w:numId="32">
-    <w:abstractNumId w:val="51"/>
-  </w:num>
-  <w:num w:numId="33">
-    <w:abstractNumId w:val="34"/>
-  </w:num>
-  <w:num w:numId="34">
-    <w:abstractNumId w:val="62"/>
-  </w:num>
-  <w:num w:numId="35">
-    <w:abstractNumId w:val="72"/>
-  </w:num>
-  <w:num w:numId="36">
-    <w:abstractNumId w:val="41"/>
-  </w:num>
   <w:num w:numId="37">
-    <w:abstractNumId w:val="25"/>
+    <w:abstractNumId w:val="26"/>
   </w:num>
   <w:num w:numId="38">
     <w:abstractNumId w:val="8"/>
   </w:num>
   <w:num w:numId="39">
-    <w:abstractNumId w:val="29"/>
+    <w:abstractNumId w:val="30"/>
   </w:num>
   <w:num w:numId="40">
-    <w:abstractNumId w:val="39"/>
+    <w:abstractNumId w:val="40"/>
   </w:num>
   <w:num w:numId="41">
     <w:abstractNumId w:val="5"/>
@@ -8775,28 +8729,28 @@
     <w:abstractNumId w:val="14"/>
   </w:num>
   <w:num w:numId="43">
-    <w:abstractNumId w:val="56"/>
+    <w:abstractNumId w:val="57"/>
   </w:num>
   <w:num w:numId="44">
-    <w:abstractNumId w:val="58"/>
+    <w:abstractNumId w:val="59"/>
   </w:num>
   <w:num w:numId="45">
     <w:abstractNumId w:val="13"/>
   </w:num>
   <w:num w:numId="46">
-    <w:abstractNumId w:val="19"/>
+    <w:abstractNumId w:val="20"/>
   </w:num>
   <w:num w:numId="47">
-    <w:abstractNumId w:val="57"/>
+    <w:abstractNumId w:val="58"/>
   </w:num>
   <w:num w:numId="48">
-    <w:abstractNumId w:val="27"/>
+    <w:abstractNumId w:val="28"/>
   </w:num>
   <w:num w:numId="49">
     <w:abstractNumId w:val="6"/>
   </w:num>
   <w:num w:numId="50">
-    <w:abstractNumId w:val="26"/>
+    <w:abstractNumId w:val="27"/>
   </w:num>
   <w:num w:numId="51">
     <w:abstractNumId w:val="11"/>
@@ -8805,40 +8759,40 @@
     <w:abstractNumId w:val="17"/>
   </w:num>
   <w:num w:numId="53">
-    <w:abstractNumId w:val="67"/>
+    <w:abstractNumId w:val="68"/>
   </w:num>
   <w:num w:numId="54">
-    <w:abstractNumId w:val="24"/>
+    <w:abstractNumId w:val="25"/>
   </w:num>
   <w:num w:numId="55">
     <w:abstractNumId w:val="4"/>
   </w:num>
   <w:num w:numId="56">
-    <w:abstractNumId w:val="52"/>
+    <w:abstractNumId w:val="53"/>
   </w:num>
   <w:num w:numId="57">
-    <w:abstractNumId w:val="31"/>
+    <w:abstractNumId w:val="32"/>
   </w:num>
   <w:num w:numId="58">
-    <w:abstractNumId w:val="70"/>
+    <w:abstractNumId w:val="71"/>
   </w:num>
   <w:num w:numId="59">
-    <w:abstractNumId w:val="60"/>
+    <w:abstractNumId w:val="61"/>
   </w:num>
   <w:num w:numId="60">
-    <w:abstractNumId w:val="55"/>
+    <w:abstractNumId w:val="56"/>
   </w:num>
   <w:num w:numId="61">
-    <w:abstractNumId w:val="23"/>
+    <w:abstractNumId w:val="24"/>
   </w:num>
   <w:num w:numId="62">
-    <w:abstractNumId w:val="71"/>
+    <w:abstractNumId w:val="72"/>
   </w:num>
   <w:num w:numId="63">
     <w:abstractNumId w:val="10"/>
   </w:num>
   <w:num w:numId="64">
-    <w:abstractNumId w:val="48"/>
+    <w:abstractNumId w:val="49"/>
   </w:num>
   <w:num w:numId="65">
     <w:abstractNumId w:val="9"/>
@@ -8847,32 +8801,35 @@
     <w:abstractNumId w:val="16"/>
   </w:num>
   <w:num w:numId="67">
-    <w:abstractNumId w:val="21"/>
+    <w:abstractNumId w:val="22"/>
   </w:num>
   <w:num w:numId="68">
-    <w:abstractNumId w:val="35"/>
+    <w:abstractNumId w:val="36"/>
   </w:num>
   <w:num w:numId="69">
-    <w:abstractNumId w:val="66"/>
+    <w:abstractNumId w:val="67"/>
   </w:num>
   <w:num w:numId="70">
-    <w:abstractNumId w:val="38"/>
+    <w:abstractNumId w:val="39"/>
   </w:num>
   <w:num w:numId="71">
-    <w:abstractNumId w:val="59"/>
+    <w:abstractNumId w:val="60"/>
   </w:num>
   <w:num w:numId="72">
     <w:abstractNumId w:val="12"/>
   </w:num>
   <w:num w:numId="73">
-    <w:abstractNumId w:val="20"/>
+    <w:abstractNumId w:val="21"/>
+  </w:num>
+  <w:num w:numId="74">
+    <w:abstractNumId w:val="19"/>
   </w:num>
   <w:numIdMacAtCleanup w:val="66"/>
 </w:numbering>
 </file>
 
 <file path=word/styles.xml><?xml version="1.0" encoding="utf-8"?>
-<w:styles xmlns:mc="http://schemas.openxmlformats.org/markup-compatibility/2006" xmlns:r="http://schemas.openxmlformats.org/officeDocument/2006/relationships" xmlns:w="http://schemas.openxmlformats.org/wordprocessingml/2006/main" xmlns:w14="http://schemas.microsoft.com/office/word/2010/wordml" xmlns:w15="http://schemas.microsoft.com/office/word/2012/wordml" xmlns:w16cex="http://schemas.microsoft.com/office/word/2018/wordml/cex" xmlns:w16cid="http://schemas.microsoft.com/office/word/2016/wordml/cid" xmlns:w16="http://schemas.microsoft.com/office/word/2018/wordml" xmlns:w16sdtdh="http://schemas.microsoft.com/office/word/2020/wordml/sdtdatahash" xmlns:w16se="http://schemas.microsoft.com/office/word/2015/wordml/symex" mc:Ignorable="w14 w15 w16se w16cid w16 w16cex w16sdtdh">
+<w:styles xmlns:mc="http://schemas.openxmlformats.org/markup-compatibility/2006" xmlns:r="http://schemas.openxmlformats.org/officeDocument/2006/relationships" xmlns:w="http://schemas.openxmlformats.org/wordprocessingml/2006/main" xmlns:w14="http://schemas.microsoft.com/office/word/2010/wordml" xmlns:w15="http://schemas.microsoft.com/office/word/2012/wordml" xmlns:w16cex="http://schemas.microsoft.com/office/word/2018/wordml/cex" xmlns:w16cid="http://schemas.microsoft.com/office/word/2016/wordml/cid" xmlns:w16="http://schemas.microsoft.com/office/word/2018/wordml" xmlns:w16se="http://schemas.microsoft.com/office/word/2015/wordml/symex" mc:Ignorable="w14 w15 w16se w16cid w16 w16cex">
   <w:docDefaults>
     <w:rPrDefault>
       <w:rPr>
